--- a/docs/Report.docx
+++ b/docs/Report.docx
@@ -142,7 +142,7 @@
           <w:szCs w:val="38"/>
         </w:rPr>
       </w:pPr>
-      <w:bookmarkStart w:id="0" w:name="_Toc240976831"/>
+      <w:bookmarkStart w:id="0" w:name="_Toc240979451"/>
       <w:r>
         <w:rPr>
           <w:b/>
@@ -305,7 +305,7 @@
           <w:color w:val="auto"/>
         </w:rPr>
       </w:pPr>
-      <w:bookmarkStart w:id="1" w:name="_Toc240976832"/>
+      <w:bookmarkStart w:id="1" w:name="_Toc240979452"/>
       <w:r>
         <w:rPr>
           <w:color w:val="auto"/>
@@ -409,7 +409,7 @@
           <w:color w:val="auto"/>
         </w:rPr>
       </w:pPr>
-      <w:bookmarkStart w:id="2" w:name="_Toc240976833"/>
+      <w:bookmarkStart w:id="2" w:name="_Toc240979453"/>
       <w:r>
         <w:rPr>
           <w:color w:val="auto"/>
@@ -570,10 +570,12 @@
           <w:r>
             <w:fldChar w:fldCharType="separate"/>
           </w:r>
-          <w:hyperlink w:anchor="_Toc240976831" w:history="1">
+          <w:hyperlink w:anchor="_Toc240979451" w:history="1">
             <w:r>
               <w:rPr>
                 <w:rStyle w:val="Hyperlink"/>
+                <w:b/>
+                <w:bCs/>
                 <w:noProof/>
               </w:rPr>
               <w:t>Token Budget Orchestration Strategies for Web Agents</w:t>
@@ -597,7 +599,7 @@
                 <w:noProof/>
                 <w:webHidden/>
               </w:rPr>
-              <w:instrText xml:space="preserve"> PAGEREF _Toc240976831 \h </w:instrText>
+              <w:instrText xml:space="preserve"> PAGEREF _Toc240979451 \h </w:instrText>
             </w:r>
             <w:r>
               <w:rPr>
@@ -642,7 +644,7 @@
               <w:lang w:eastAsia="en-GB"/>
             </w:rPr>
           </w:pPr>
-          <w:hyperlink w:anchor="_Toc240976832" w:history="1">
+          <w:hyperlink w:anchor="_Toc240979452" w:history="1">
             <w:r>
               <w:rPr>
                 <w:rStyle w:val="Hyperlink"/>
@@ -669,7 +671,7 @@
                 <w:noProof/>
                 <w:webHidden/>
               </w:rPr>
-              <w:instrText xml:space="preserve"> PAGEREF _Toc240976832 \h </w:instrText>
+              <w:instrText xml:space="preserve"> PAGEREF _Toc240979452 \h </w:instrText>
             </w:r>
             <w:r>
               <w:rPr>
@@ -714,7 +716,7 @@
               <w:lang w:eastAsia="en-GB"/>
             </w:rPr>
           </w:pPr>
-          <w:hyperlink w:anchor="_Toc240976833" w:history="1">
+          <w:hyperlink w:anchor="_Toc240979453" w:history="1">
             <w:r>
               <w:rPr>
                 <w:rStyle w:val="Hyperlink"/>
@@ -741,7 +743,7 @@
                 <w:noProof/>
                 <w:webHidden/>
               </w:rPr>
-              <w:instrText xml:space="preserve"> PAGEREF _Toc240976833 \h </w:instrText>
+              <w:instrText xml:space="preserve"> PAGEREF _Toc240979453 \h </w:instrText>
             </w:r>
             <w:r>
               <w:rPr>
@@ -786,7 +788,7 @@
               <w:lang w:eastAsia="en-GB"/>
             </w:rPr>
           </w:pPr>
-          <w:hyperlink w:anchor="_Toc240976834" w:history="1">
+          <w:hyperlink w:anchor="_Toc240979454" w:history="1">
             <w:r>
               <w:rPr>
                 <w:rStyle w:val="Hyperlink"/>
@@ -813,7 +815,7 @@
                 <w:noProof/>
                 <w:webHidden/>
               </w:rPr>
-              <w:instrText xml:space="preserve"> PAGEREF _Toc240976834 \h </w:instrText>
+              <w:instrText xml:space="preserve"> PAGEREF _Toc240979454 \h </w:instrText>
             </w:r>
             <w:r>
               <w:rPr>
@@ -858,7 +860,7 @@
               <w:lang w:eastAsia="en-GB"/>
             </w:rPr>
           </w:pPr>
-          <w:hyperlink w:anchor="_Toc240976835" w:history="1">
+          <w:hyperlink w:anchor="_Toc240979455" w:history="1">
             <w:r>
               <w:rPr>
                 <w:rStyle w:val="Hyperlink"/>
@@ -885,7 +887,7 @@
                 <w:noProof/>
                 <w:webHidden/>
               </w:rPr>
-              <w:instrText xml:space="preserve"> PAGEREF _Toc240976835 \h </w:instrText>
+              <w:instrText xml:space="preserve"> PAGEREF _Toc240979455 \h </w:instrText>
             </w:r>
             <w:r>
               <w:rPr>
@@ -930,7 +932,7 @@
               <w:lang w:eastAsia="en-GB"/>
             </w:rPr>
           </w:pPr>
-          <w:hyperlink w:anchor="_Toc240976836" w:history="1">
+          <w:hyperlink w:anchor="_Toc240979456" w:history="1">
             <w:r>
               <w:rPr>
                 <w:rStyle w:val="Hyperlink"/>
@@ -957,7 +959,7 @@
                 <w:noProof/>
                 <w:webHidden/>
               </w:rPr>
-              <w:instrText xml:space="preserve"> PAGEREF _Toc240976836 \h </w:instrText>
+              <w:instrText xml:space="preserve"> PAGEREF _Toc240979456 \h </w:instrText>
             </w:r>
             <w:r>
               <w:rPr>
@@ -1002,7 +1004,7 @@
               <w:lang w:eastAsia="en-GB"/>
             </w:rPr>
           </w:pPr>
-          <w:hyperlink w:anchor="_Toc240976837" w:history="1">
+          <w:hyperlink w:anchor="_Toc240979457" w:history="1">
             <w:r>
               <w:rPr>
                 <w:rStyle w:val="Hyperlink"/>
@@ -1029,7 +1031,7 @@
                 <w:noProof/>
                 <w:webHidden/>
               </w:rPr>
-              <w:instrText xml:space="preserve"> PAGEREF _Toc240976837 \h </w:instrText>
+              <w:instrText xml:space="preserve"> PAGEREF _Toc240979457 \h </w:instrText>
             </w:r>
             <w:r>
               <w:rPr>
@@ -1074,10 +1076,12 @@
               <w:lang w:eastAsia="en-GB"/>
             </w:rPr>
           </w:pPr>
-          <w:hyperlink w:anchor="_Toc240976838" w:history="1">
+          <w:hyperlink w:anchor="_Toc240979458" w:history="1">
             <w:r>
               <w:rPr>
                 <w:rStyle w:val="Hyperlink"/>
+                <w:b/>
+                <w:bCs/>
                 <w:noProof/>
               </w:rPr>
               <w:t>1 Introduction and Objectives</w:t>
@@ -1101,7 +1105,7 @@
                 <w:noProof/>
                 <w:webHidden/>
               </w:rPr>
-              <w:instrText xml:space="preserve"> PAGEREF _Toc240976838 \h </w:instrText>
+              <w:instrText xml:space="preserve"> PAGEREF _Toc240979458 \h </w:instrText>
             </w:r>
             <w:r>
               <w:rPr>
@@ -1146,7 +1150,7 @@
               <w:lang w:eastAsia="en-GB"/>
             </w:rPr>
           </w:pPr>
-          <w:hyperlink w:anchor="_Toc240976839" w:history="1">
+          <w:hyperlink w:anchor="_Toc240979459" w:history="1">
             <w:r>
               <w:rPr>
                 <w:rStyle w:val="Hyperlink"/>
@@ -1173,7 +1177,7 @@
                 <w:noProof/>
                 <w:webHidden/>
               </w:rPr>
-              <w:instrText xml:space="preserve"> PAGEREF _Toc240976839 \h </w:instrText>
+              <w:instrText xml:space="preserve"> PAGEREF _Toc240979459 \h </w:instrText>
             </w:r>
             <w:r>
               <w:rPr>
@@ -1218,7 +1222,7 @@
               <w:lang w:eastAsia="en-GB"/>
             </w:rPr>
           </w:pPr>
-          <w:hyperlink w:anchor="_Toc240976840" w:history="1">
+          <w:hyperlink w:anchor="_Toc240979460" w:history="1">
             <w:r>
               <w:rPr>
                 <w:rStyle w:val="Hyperlink"/>
@@ -1245,7 +1249,7 @@
                 <w:noProof/>
                 <w:webHidden/>
               </w:rPr>
-              <w:instrText xml:space="preserve"> PAGEREF _Toc240976840 \h </w:instrText>
+              <w:instrText xml:space="preserve"> PAGEREF _Toc240979460 \h </w:instrText>
             </w:r>
             <w:r>
               <w:rPr>
@@ -1290,7 +1294,7 @@
               <w:lang w:eastAsia="en-GB"/>
             </w:rPr>
           </w:pPr>
-          <w:hyperlink w:anchor="_Toc240976841" w:history="1">
+          <w:hyperlink w:anchor="_Toc240979461" w:history="1">
             <w:r>
               <w:rPr>
                 <w:rStyle w:val="Hyperlink"/>
@@ -1317,7 +1321,7 @@
                 <w:noProof/>
                 <w:webHidden/>
               </w:rPr>
-              <w:instrText xml:space="preserve"> PAGEREF _Toc240976841 \h </w:instrText>
+              <w:instrText xml:space="preserve"> PAGEREF _Toc240979461 \h </w:instrText>
             </w:r>
             <w:r>
               <w:rPr>
@@ -1362,7 +1366,7 @@
               <w:lang w:eastAsia="en-GB"/>
             </w:rPr>
           </w:pPr>
-          <w:hyperlink w:anchor="_Toc240976842" w:history="1">
+          <w:hyperlink w:anchor="_Toc240979462" w:history="1">
             <w:r>
               <w:rPr>
                 <w:rStyle w:val="Hyperlink"/>
@@ -1389,7 +1393,7 @@
                 <w:noProof/>
                 <w:webHidden/>
               </w:rPr>
-              <w:instrText xml:space="preserve"> PAGEREF _Toc240976842 \h </w:instrText>
+              <w:instrText xml:space="preserve"> PAGEREF _Toc240979462 \h </w:instrText>
             </w:r>
             <w:r>
               <w:rPr>
@@ -1434,7 +1438,7 @@
               <w:lang w:eastAsia="en-GB"/>
             </w:rPr>
           </w:pPr>
-          <w:hyperlink w:anchor="_Toc240976843" w:history="1">
+          <w:hyperlink w:anchor="_Toc240979463" w:history="1">
             <w:r>
               <w:rPr>
                 <w:rStyle w:val="Hyperlink"/>
@@ -1461,7 +1465,7 @@
                 <w:noProof/>
                 <w:webHidden/>
               </w:rPr>
-              <w:instrText xml:space="preserve"> PAGEREF _Toc240976843 \h </w:instrText>
+              <w:instrText xml:space="preserve"> PAGEREF _Toc240979463 \h </w:instrText>
             </w:r>
             <w:r>
               <w:rPr>
@@ -1506,7 +1510,7 @@
               <w:lang w:eastAsia="en-GB"/>
             </w:rPr>
           </w:pPr>
-          <w:hyperlink w:anchor="_Toc240976844" w:history="1">
+          <w:hyperlink w:anchor="_Toc240979464" w:history="1">
             <w:r>
               <w:rPr>
                 <w:rStyle w:val="Hyperlink"/>
@@ -1533,7 +1537,7 @@
                 <w:noProof/>
                 <w:webHidden/>
               </w:rPr>
-              <w:instrText xml:space="preserve"> PAGEREF _Toc240976844 \h </w:instrText>
+              <w:instrText xml:space="preserve"> PAGEREF _Toc240979464 \h </w:instrText>
             </w:r>
             <w:r>
               <w:rPr>
@@ -1553,7 +1557,7 @@
                 <w:noProof/>
                 <w:webHidden/>
               </w:rPr>
-              <w:t>7</w:t>
+              <w:t>8</w:t>
             </w:r>
             <w:r>
               <w:rPr>
@@ -1578,10 +1582,12 @@
               <w:lang w:eastAsia="en-GB"/>
             </w:rPr>
           </w:pPr>
-          <w:hyperlink w:anchor="_Toc240976845" w:history="1">
+          <w:hyperlink w:anchor="_Toc240979465" w:history="1">
             <w:r>
               <w:rPr>
                 <w:rStyle w:val="Hyperlink"/>
+                <w:b/>
+                <w:bCs/>
                 <w:noProof/>
               </w:rPr>
               <w:t>2 Context</w:t>
@@ -1605,7 +1611,7 @@
                 <w:noProof/>
                 <w:webHidden/>
               </w:rPr>
-              <w:instrText xml:space="preserve"> PAGEREF _Toc240976845 \h </w:instrText>
+              <w:instrText xml:space="preserve"> PAGEREF _Toc240979465 \h </w:instrText>
             </w:r>
             <w:r>
               <w:rPr>
@@ -1650,7 +1656,7 @@
               <w:lang w:eastAsia="en-GB"/>
             </w:rPr>
           </w:pPr>
-          <w:hyperlink w:anchor="_Toc240976846" w:history="1">
+          <w:hyperlink w:anchor="_Toc240979466" w:history="1">
             <w:r>
               <w:rPr>
                 <w:rStyle w:val="Hyperlink"/>
@@ -1677,7 +1683,7 @@
                 <w:noProof/>
                 <w:webHidden/>
               </w:rPr>
-              <w:instrText xml:space="preserve"> PAGEREF _Toc240976846 \h </w:instrText>
+              <w:instrText xml:space="preserve"> PAGEREF _Toc240979466 \h </w:instrText>
             </w:r>
             <w:r>
               <w:rPr>
@@ -1722,7 +1728,7 @@
               <w:lang w:eastAsia="en-GB"/>
             </w:rPr>
           </w:pPr>
-          <w:hyperlink w:anchor="_Toc240976847" w:history="1">
+          <w:hyperlink w:anchor="_Toc240979467" w:history="1">
             <w:r>
               <w:rPr>
                 <w:rStyle w:val="Hyperlink"/>
@@ -1749,7 +1755,7 @@
                 <w:noProof/>
                 <w:webHidden/>
               </w:rPr>
-              <w:instrText xml:space="preserve"> PAGEREF _Toc240976847 \h </w:instrText>
+              <w:instrText xml:space="preserve"> PAGEREF _Toc240979467 \h </w:instrText>
             </w:r>
             <w:r>
               <w:rPr>
@@ -1794,7 +1800,7 @@
               <w:lang w:eastAsia="en-GB"/>
             </w:rPr>
           </w:pPr>
-          <w:hyperlink w:anchor="_Toc240976848" w:history="1">
+          <w:hyperlink w:anchor="_Toc240979468" w:history="1">
             <w:r>
               <w:rPr>
                 <w:rStyle w:val="Hyperlink"/>
@@ -1821,7 +1827,7 @@
                 <w:noProof/>
                 <w:webHidden/>
               </w:rPr>
-              <w:instrText xml:space="preserve"> PAGEREF _Toc240976848 \h </w:instrText>
+              <w:instrText xml:space="preserve"> PAGEREF _Toc240979468 \h </w:instrText>
             </w:r>
             <w:r>
               <w:rPr>
@@ -1866,7 +1872,7 @@
               <w:lang w:eastAsia="en-GB"/>
             </w:rPr>
           </w:pPr>
-          <w:hyperlink w:anchor="_Toc240976849" w:history="1">
+          <w:hyperlink w:anchor="_Toc240979469" w:history="1">
             <w:r>
               <w:rPr>
                 <w:rStyle w:val="Hyperlink"/>
@@ -1893,7 +1899,7 @@
                 <w:noProof/>
                 <w:webHidden/>
               </w:rPr>
-              <w:instrText xml:space="preserve"> PAGEREF _Toc240976849 \h </w:instrText>
+              <w:instrText xml:space="preserve"> PAGEREF _Toc240979469 \h </w:instrText>
             </w:r>
             <w:r>
               <w:rPr>
@@ -1938,7 +1944,7 @@
               <w:lang w:eastAsia="en-GB"/>
             </w:rPr>
           </w:pPr>
-          <w:hyperlink w:anchor="_Toc240976850" w:history="1">
+          <w:hyperlink w:anchor="_Toc240979470" w:history="1">
             <w:r>
               <w:rPr>
                 <w:rStyle w:val="Hyperlink"/>
@@ -1965,7 +1971,7 @@
                 <w:noProof/>
                 <w:webHidden/>
               </w:rPr>
-              <w:instrText xml:space="preserve"> PAGEREF _Toc240976850 \h </w:instrText>
+              <w:instrText xml:space="preserve"> PAGEREF _Toc240979470 \h </w:instrText>
             </w:r>
             <w:r>
               <w:rPr>
@@ -2010,7 +2016,7 @@
               <w:lang w:eastAsia="en-GB"/>
             </w:rPr>
           </w:pPr>
-          <w:hyperlink w:anchor="_Toc240976851" w:history="1">
+          <w:hyperlink w:anchor="_Toc240979471" w:history="1">
             <w:r>
               <w:rPr>
                 <w:rStyle w:val="Hyperlink"/>
@@ -2037,7 +2043,7 @@
                 <w:noProof/>
                 <w:webHidden/>
               </w:rPr>
-              <w:instrText xml:space="preserve"> PAGEREF _Toc240976851 \h </w:instrText>
+              <w:instrText xml:space="preserve"> PAGEREF _Toc240979471 \h </w:instrText>
             </w:r>
             <w:r>
               <w:rPr>
@@ -2057,7 +2063,7 @@
                 <w:noProof/>
                 <w:webHidden/>
               </w:rPr>
-              <w:t>8</w:t>
+              <w:t>9</w:t>
             </w:r>
             <w:r>
               <w:rPr>
@@ -2082,10 +2088,12 @@
               <w:lang w:eastAsia="en-GB"/>
             </w:rPr>
           </w:pPr>
-          <w:hyperlink w:anchor="_Toc240976852" w:history="1">
+          <w:hyperlink w:anchor="_Toc240979472" w:history="1">
             <w:r>
               <w:rPr>
                 <w:rStyle w:val="Hyperlink"/>
+                <w:b/>
+                <w:bCs/>
                 <w:noProof/>
               </w:rPr>
               <w:t>3 Methods</w:t>
@@ -2109,7 +2117,7 @@
                 <w:noProof/>
                 <w:webHidden/>
               </w:rPr>
-              <w:instrText xml:space="preserve"> PAGEREF _Toc240976852 \h </w:instrText>
+              <w:instrText xml:space="preserve"> PAGEREF _Toc240979472 \h </w:instrText>
             </w:r>
             <w:r>
               <w:rPr>
@@ -2154,7 +2162,7 @@
               <w:lang w:eastAsia="en-GB"/>
             </w:rPr>
           </w:pPr>
-          <w:hyperlink w:anchor="_Toc240976853" w:history="1">
+          <w:hyperlink w:anchor="_Toc240979473" w:history="1">
             <w:r>
               <w:rPr>
                 <w:rStyle w:val="Hyperlink"/>
@@ -2181,7 +2189,7 @@
                 <w:noProof/>
                 <w:webHidden/>
               </w:rPr>
-              <w:instrText xml:space="preserve"> PAGEREF _Toc240976853 \h </w:instrText>
+              <w:instrText xml:space="preserve"> PAGEREF _Toc240979473 \h </w:instrText>
             </w:r>
             <w:r>
               <w:rPr>
@@ -2226,7 +2234,7 @@
               <w:lang w:eastAsia="en-GB"/>
             </w:rPr>
           </w:pPr>
-          <w:hyperlink w:anchor="_Toc240976854" w:history="1">
+          <w:hyperlink w:anchor="_Toc240979474" w:history="1">
             <w:r>
               <w:rPr>
                 <w:rStyle w:val="Hyperlink"/>
@@ -2253,7 +2261,7 @@
                 <w:noProof/>
                 <w:webHidden/>
               </w:rPr>
-              <w:instrText xml:space="preserve"> PAGEREF _Toc240976854 \h </w:instrText>
+              <w:instrText xml:space="preserve"> PAGEREF _Toc240979474 \h </w:instrText>
             </w:r>
             <w:r>
               <w:rPr>
@@ -2298,7 +2306,7 @@
               <w:lang w:eastAsia="en-GB"/>
             </w:rPr>
           </w:pPr>
-          <w:hyperlink w:anchor="_Toc240976855" w:history="1">
+          <w:hyperlink w:anchor="_Toc240979475" w:history="1">
             <w:r>
               <w:rPr>
                 <w:rStyle w:val="Hyperlink"/>
@@ -2325,7 +2333,7 @@
                 <w:noProof/>
                 <w:webHidden/>
               </w:rPr>
-              <w:instrText xml:space="preserve"> PAGEREF _Toc240976855 \h </w:instrText>
+              <w:instrText xml:space="preserve"> PAGEREF _Toc240979475 \h </w:instrText>
             </w:r>
             <w:r>
               <w:rPr>
@@ -2370,7 +2378,7 @@
               <w:lang w:eastAsia="en-GB"/>
             </w:rPr>
           </w:pPr>
-          <w:hyperlink w:anchor="_Toc240976856" w:history="1">
+          <w:hyperlink w:anchor="_Toc240979476" w:history="1">
             <w:r>
               <w:rPr>
                 <w:rStyle w:val="Hyperlink"/>
@@ -2397,7 +2405,7 @@
                 <w:noProof/>
                 <w:webHidden/>
               </w:rPr>
-              <w:instrText xml:space="preserve"> PAGEREF _Toc240976856 \h </w:instrText>
+              <w:instrText xml:space="preserve"> PAGEREF _Toc240979476 \h </w:instrText>
             </w:r>
             <w:r>
               <w:rPr>
@@ -2442,7 +2450,7 @@
               <w:lang w:eastAsia="en-GB"/>
             </w:rPr>
           </w:pPr>
-          <w:hyperlink w:anchor="_Toc240976857" w:history="1">
+          <w:hyperlink w:anchor="_Toc240979477" w:history="1">
             <w:r>
               <w:rPr>
                 <w:rStyle w:val="Hyperlink"/>
@@ -2469,7 +2477,7 @@
                 <w:noProof/>
                 <w:webHidden/>
               </w:rPr>
-              <w:instrText xml:space="preserve"> PAGEREF _Toc240976857 \h </w:instrText>
+              <w:instrText xml:space="preserve"> PAGEREF _Toc240979477 \h </w:instrText>
             </w:r>
             <w:r>
               <w:rPr>
@@ -2489,7 +2497,151 @@
                 <w:noProof/>
                 <w:webHidden/>
               </w:rPr>
-              <w:t>9</w:t>
+              <w:t>10</w:t>
+            </w:r>
+            <w:r>
+              <w:rPr>
+                <w:noProof/>
+                <w:webHidden/>
+              </w:rPr>
+              <w:fldChar w:fldCharType="end"/>
+            </w:r>
+          </w:hyperlink>
+        </w:p>
+        <w:p>
+          <w:pPr>
+            <w:pStyle w:val="TOC3"/>
+            <w:tabs>
+              <w:tab w:val="right" w:leader="dot" w:pos="9016"/>
+            </w:tabs>
+            <w:rPr>
+              <w:rFonts w:eastAsiaTheme="minorEastAsia"/>
+              <w:noProof/>
+              <w:sz w:val="24"/>
+              <w:szCs w:val="24"/>
+              <w:lang w:eastAsia="en-GB"/>
+            </w:rPr>
+          </w:pPr>
+          <w:hyperlink w:anchor="_Toc240979478" w:history="1">
+            <w:r>
+              <w:rPr>
+                <w:rStyle w:val="Hyperlink"/>
+                <w:noProof/>
+              </w:rPr>
+              <w:t>3.6 Verification and validation</w:t>
+            </w:r>
+            <w:r>
+              <w:rPr>
+                <w:noProof/>
+                <w:webHidden/>
+              </w:rPr>
+              <w:tab/>
+            </w:r>
+            <w:r>
+              <w:rPr>
+                <w:noProof/>
+                <w:webHidden/>
+              </w:rPr>
+              <w:fldChar w:fldCharType="begin"/>
+            </w:r>
+            <w:r>
+              <w:rPr>
+                <w:noProof/>
+                <w:webHidden/>
+              </w:rPr>
+              <w:instrText xml:space="preserve"> PAGEREF _Toc240979478 \h </w:instrText>
+            </w:r>
+            <w:r>
+              <w:rPr>
+                <w:noProof/>
+                <w:webHidden/>
+              </w:rPr>
+            </w:r>
+            <w:r>
+              <w:rPr>
+                <w:noProof/>
+                <w:webHidden/>
+              </w:rPr>
+              <w:fldChar w:fldCharType="separate"/>
+            </w:r>
+            <w:r>
+              <w:rPr>
+                <w:noProof/>
+                <w:webHidden/>
+              </w:rPr>
+              <w:t>10</w:t>
+            </w:r>
+            <w:r>
+              <w:rPr>
+                <w:noProof/>
+                <w:webHidden/>
+              </w:rPr>
+              <w:fldChar w:fldCharType="end"/>
+            </w:r>
+          </w:hyperlink>
+        </w:p>
+        <w:p>
+          <w:pPr>
+            <w:pStyle w:val="TOC3"/>
+            <w:tabs>
+              <w:tab w:val="right" w:leader="dot" w:pos="9016"/>
+            </w:tabs>
+            <w:rPr>
+              <w:rFonts w:eastAsiaTheme="minorEastAsia"/>
+              <w:noProof/>
+              <w:sz w:val="24"/>
+              <w:szCs w:val="24"/>
+              <w:lang w:eastAsia="en-GB"/>
+            </w:rPr>
+          </w:pPr>
+          <w:hyperlink w:anchor="_Toc240979479" w:history="1">
+            <w:r>
+              <w:rPr>
+                <w:rStyle w:val="Hyperlink"/>
+                <w:noProof/>
+              </w:rPr>
+              <w:t>3.7 Ethics, legal, social and professional issues</w:t>
+            </w:r>
+            <w:r>
+              <w:rPr>
+                <w:noProof/>
+                <w:webHidden/>
+              </w:rPr>
+              <w:tab/>
+            </w:r>
+            <w:r>
+              <w:rPr>
+                <w:noProof/>
+                <w:webHidden/>
+              </w:rPr>
+              <w:fldChar w:fldCharType="begin"/>
+            </w:r>
+            <w:r>
+              <w:rPr>
+                <w:noProof/>
+                <w:webHidden/>
+              </w:rPr>
+              <w:instrText xml:space="preserve"> PAGEREF _Toc240979479 \h </w:instrText>
+            </w:r>
+            <w:r>
+              <w:rPr>
+                <w:noProof/>
+                <w:webHidden/>
+              </w:rPr>
+            </w:r>
+            <w:r>
+              <w:rPr>
+                <w:noProof/>
+                <w:webHidden/>
+              </w:rPr>
+              <w:fldChar w:fldCharType="separate"/>
+            </w:r>
+            <w:r>
+              <w:rPr>
+                <w:noProof/>
+                <w:webHidden/>
+              </w:rPr>
+              <w:t>10</w:t>
             </w:r>
             <w:r>
               <w:rPr>
@@ -2514,10 +2666,1888 @@
               <w:lang w:eastAsia="en-GB"/>
             </w:rPr>
           </w:pPr>
-          <w:hyperlink w:anchor="_Toc240976858" w:history="1">
+          <w:hyperlink w:anchor="_Toc240979480" w:history="1">
             <w:r>
               <w:rPr>
                 <w:rStyle w:val="Hyperlink"/>
+                <w:b/>
+                <w:bCs/>
+                <w:noProof/>
+              </w:rPr>
+              <w:t>4 Results</w:t>
+            </w:r>
+            <w:r>
+              <w:rPr>
+                <w:noProof/>
+                <w:webHidden/>
+              </w:rPr>
+              <w:tab/>
+            </w:r>
+            <w:r>
+              <w:rPr>
+                <w:noProof/>
+                <w:webHidden/>
+              </w:rPr>
+              <w:fldChar w:fldCharType="begin"/>
+            </w:r>
+            <w:r>
+              <w:rPr>
+                <w:noProof/>
+                <w:webHidden/>
+              </w:rPr>
+              <w:instrText xml:space="preserve"> PAGEREF _Toc240979480 \h </w:instrText>
+            </w:r>
+            <w:r>
+              <w:rPr>
+                <w:noProof/>
+                <w:webHidden/>
+              </w:rPr>
+            </w:r>
+            <w:r>
+              <w:rPr>
+                <w:noProof/>
+                <w:webHidden/>
+              </w:rPr>
+              <w:fldChar w:fldCharType="separate"/>
+            </w:r>
+            <w:r>
+              <w:rPr>
+                <w:noProof/>
+                <w:webHidden/>
+              </w:rPr>
+              <w:t>11</w:t>
+            </w:r>
+            <w:r>
+              <w:rPr>
+                <w:noProof/>
+                <w:webHidden/>
+              </w:rPr>
+              <w:fldChar w:fldCharType="end"/>
+            </w:r>
+          </w:hyperlink>
+        </w:p>
+        <w:p>
+          <w:pPr>
+            <w:pStyle w:val="TOC3"/>
+            <w:tabs>
+              <w:tab w:val="right" w:leader="dot" w:pos="9016"/>
+            </w:tabs>
+            <w:rPr>
+              <w:rFonts w:eastAsiaTheme="minorEastAsia"/>
+              <w:noProof/>
+              <w:sz w:val="24"/>
+              <w:szCs w:val="24"/>
+              <w:lang w:eastAsia="en-GB"/>
+            </w:rPr>
+          </w:pPr>
+          <w:hyperlink w:anchor="_Toc240979481" w:history="1">
+            <w:r>
+              <w:rPr>
+                <w:rStyle w:val="Hyperlink"/>
+                <w:noProof/>
+              </w:rPr>
+              <w:t>4.1 What was produced</w:t>
+            </w:r>
+            <w:r>
+              <w:rPr>
+                <w:noProof/>
+                <w:webHidden/>
+              </w:rPr>
+              <w:tab/>
+            </w:r>
+            <w:r>
+              <w:rPr>
+                <w:noProof/>
+                <w:webHidden/>
+              </w:rPr>
+              <w:fldChar w:fldCharType="begin"/>
+            </w:r>
+            <w:r>
+              <w:rPr>
+                <w:noProof/>
+                <w:webHidden/>
+              </w:rPr>
+              <w:instrText xml:space="preserve"> PAGEREF _Toc240979481 \h </w:instrText>
+            </w:r>
+            <w:r>
+              <w:rPr>
+                <w:noProof/>
+                <w:webHidden/>
+              </w:rPr>
+            </w:r>
+            <w:r>
+              <w:rPr>
+                <w:noProof/>
+                <w:webHidden/>
+              </w:rPr>
+              <w:fldChar w:fldCharType="separate"/>
+            </w:r>
+            <w:r>
+              <w:rPr>
+                <w:noProof/>
+                <w:webHidden/>
+              </w:rPr>
+              <w:t>11</w:t>
+            </w:r>
+            <w:r>
+              <w:rPr>
+                <w:noProof/>
+                <w:webHidden/>
+              </w:rPr>
+              <w:fldChar w:fldCharType="end"/>
+            </w:r>
+          </w:hyperlink>
+        </w:p>
+        <w:p>
+          <w:pPr>
+            <w:pStyle w:val="TOC3"/>
+            <w:tabs>
+              <w:tab w:val="right" w:leader="dot" w:pos="9016"/>
+            </w:tabs>
+            <w:rPr>
+              <w:rFonts w:eastAsiaTheme="minorEastAsia"/>
+              <w:noProof/>
+              <w:sz w:val="24"/>
+              <w:szCs w:val="24"/>
+              <w:lang w:eastAsia="en-GB"/>
+            </w:rPr>
+          </w:pPr>
+          <w:hyperlink w:anchor="_Toc240979482" w:history="1">
+            <w:r>
+              <w:rPr>
+                <w:rStyle w:val="Hyperlink"/>
+                <w:noProof/>
+              </w:rPr>
+              <w:t>4.2 The collected dataset</w:t>
+            </w:r>
+            <w:r>
+              <w:rPr>
+                <w:noProof/>
+                <w:webHidden/>
+              </w:rPr>
+              <w:tab/>
+            </w:r>
+            <w:r>
+              <w:rPr>
+                <w:noProof/>
+                <w:webHidden/>
+              </w:rPr>
+              <w:fldChar w:fldCharType="begin"/>
+            </w:r>
+            <w:r>
+              <w:rPr>
+                <w:noProof/>
+                <w:webHidden/>
+              </w:rPr>
+              <w:instrText xml:space="preserve"> PAGEREF _Toc240979482 \h </w:instrText>
+            </w:r>
+            <w:r>
+              <w:rPr>
+                <w:noProof/>
+                <w:webHidden/>
+              </w:rPr>
+            </w:r>
+            <w:r>
+              <w:rPr>
+                <w:noProof/>
+                <w:webHidden/>
+              </w:rPr>
+              <w:fldChar w:fldCharType="separate"/>
+            </w:r>
+            <w:r>
+              <w:rPr>
+                <w:noProof/>
+                <w:webHidden/>
+              </w:rPr>
+              <w:t>11</w:t>
+            </w:r>
+            <w:r>
+              <w:rPr>
+                <w:noProof/>
+                <w:webHidden/>
+              </w:rPr>
+              <w:fldChar w:fldCharType="end"/>
+            </w:r>
+          </w:hyperlink>
+        </w:p>
+        <w:p>
+          <w:pPr>
+            <w:pStyle w:val="TOC3"/>
+            <w:tabs>
+              <w:tab w:val="right" w:leader="dot" w:pos="9016"/>
+            </w:tabs>
+            <w:rPr>
+              <w:rFonts w:eastAsiaTheme="minorEastAsia"/>
+              <w:noProof/>
+              <w:sz w:val="24"/>
+              <w:szCs w:val="24"/>
+              <w:lang w:eastAsia="en-GB"/>
+            </w:rPr>
+          </w:pPr>
+          <w:hyperlink w:anchor="_Toc240979483" w:history="1">
+            <w:r>
+              <w:rPr>
+                <w:rStyle w:val="Hyperlink"/>
+                <w:noProof/>
+              </w:rPr>
+              <w:t>4.3 RQ1 – Success and cost against token budget</w:t>
+            </w:r>
+            <w:r>
+              <w:rPr>
+                <w:noProof/>
+                <w:webHidden/>
+              </w:rPr>
+              <w:tab/>
+            </w:r>
+            <w:r>
+              <w:rPr>
+                <w:noProof/>
+                <w:webHidden/>
+              </w:rPr>
+              <w:fldChar w:fldCharType="begin"/>
+            </w:r>
+            <w:r>
+              <w:rPr>
+                <w:noProof/>
+                <w:webHidden/>
+              </w:rPr>
+              <w:instrText xml:space="preserve"> PAGEREF _Toc240979483 \h </w:instrText>
+            </w:r>
+            <w:r>
+              <w:rPr>
+                <w:noProof/>
+                <w:webHidden/>
+              </w:rPr>
+            </w:r>
+            <w:r>
+              <w:rPr>
+                <w:noProof/>
+                <w:webHidden/>
+              </w:rPr>
+              <w:fldChar w:fldCharType="separate"/>
+            </w:r>
+            <w:r>
+              <w:rPr>
+                <w:noProof/>
+                <w:webHidden/>
+              </w:rPr>
+              <w:t>11</w:t>
+            </w:r>
+            <w:r>
+              <w:rPr>
+                <w:noProof/>
+                <w:webHidden/>
+              </w:rPr>
+              <w:fldChar w:fldCharType="end"/>
+            </w:r>
+          </w:hyperlink>
+        </w:p>
+        <w:p>
+          <w:pPr>
+            <w:pStyle w:val="TOC3"/>
+            <w:tabs>
+              <w:tab w:val="right" w:leader="dot" w:pos="9016"/>
+            </w:tabs>
+            <w:rPr>
+              <w:rFonts w:eastAsiaTheme="minorEastAsia"/>
+              <w:noProof/>
+              <w:sz w:val="24"/>
+              <w:szCs w:val="24"/>
+              <w:lang w:eastAsia="en-GB"/>
+            </w:rPr>
+          </w:pPr>
+          <w:hyperlink w:anchor="_Toc240979484" w:history="1">
+            <w:r>
+              <w:rPr>
+                <w:rStyle w:val="Hyperlink"/>
+                <w:noProof/>
+              </w:rPr>
+              <w:t>4.4 RQ2 – Sensitivity to task difficulty</w:t>
+            </w:r>
+            <w:r>
+              <w:rPr>
+                <w:noProof/>
+                <w:webHidden/>
+              </w:rPr>
+              <w:tab/>
+            </w:r>
+            <w:r>
+              <w:rPr>
+                <w:noProof/>
+                <w:webHidden/>
+              </w:rPr>
+              <w:fldChar w:fldCharType="begin"/>
+            </w:r>
+            <w:r>
+              <w:rPr>
+                <w:noProof/>
+                <w:webHidden/>
+              </w:rPr>
+              <w:instrText xml:space="preserve"> PAGEREF _Toc240979484 \h </w:instrText>
+            </w:r>
+            <w:r>
+              <w:rPr>
+                <w:noProof/>
+                <w:webHidden/>
+              </w:rPr>
+            </w:r>
+            <w:r>
+              <w:rPr>
+                <w:noProof/>
+                <w:webHidden/>
+              </w:rPr>
+              <w:fldChar w:fldCharType="separate"/>
+            </w:r>
+            <w:r>
+              <w:rPr>
+                <w:noProof/>
+                <w:webHidden/>
+              </w:rPr>
+              <w:t>12</w:t>
+            </w:r>
+            <w:r>
+              <w:rPr>
+                <w:noProof/>
+                <w:webHidden/>
+              </w:rPr>
+              <w:fldChar w:fldCharType="end"/>
+            </w:r>
+          </w:hyperlink>
+        </w:p>
+        <w:p>
+          <w:pPr>
+            <w:pStyle w:val="TOC3"/>
+            <w:tabs>
+              <w:tab w:val="right" w:leader="dot" w:pos="9016"/>
+            </w:tabs>
+            <w:rPr>
+              <w:rFonts w:eastAsiaTheme="minorEastAsia"/>
+              <w:noProof/>
+              <w:sz w:val="24"/>
+              <w:szCs w:val="24"/>
+              <w:lang w:eastAsia="en-GB"/>
+            </w:rPr>
+          </w:pPr>
+          <w:hyperlink w:anchor="_Toc240979485" w:history="1">
+            <w:r>
+              <w:rPr>
+                <w:rStyle w:val="Hyperlink"/>
+                <w:noProof/>
+              </w:rPr>
+              <w:t>4.5 Critic behaviour in Strategy B</w:t>
+            </w:r>
+            <w:r>
+              <w:rPr>
+                <w:noProof/>
+                <w:webHidden/>
+              </w:rPr>
+              <w:tab/>
+            </w:r>
+            <w:r>
+              <w:rPr>
+                <w:noProof/>
+                <w:webHidden/>
+              </w:rPr>
+              <w:fldChar w:fldCharType="begin"/>
+            </w:r>
+            <w:r>
+              <w:rPr>
+                <w:noProof/>
+                <w:webHidden/>
+              </w:rPr>
+              <w:instrText xml:space="preserve"> PAGEREF _Toc240979485 \h </w:instrText>
+            </w:r>
+            <w:r>
+              <w:rPr>
+                <w:noProof/>
+                <w:webHidden/>
+              </w:rPr>
+            </w:r>
+            <w:r>
+              <w:rPr>
+                <w:noProof/>
+                <w:webHidden/>
+              </w:rPr>
+              <w:fldChar w:fldCharType="separate"/>
+            </w:r>
+            <w:r>
+              <w:rPr>
+                <w:noProof/>
+                <w:webHidden/>
+              </w:rPr>
+              <w:t>12</w:t>
+            </w:r>
+            <w:r>
+              <w:rPr>
+                <w:noProof/>
+                <w:webHidden/>
+              </w:rPr>
+              <w:fldChar w:fldCharType="end"/>
+            </w:r>
+          </w:hyperlink>
+        </w:p>
+        <w:p>
+          <w:pPr>
+            <w:pStyle w:val="TOC3"/>
+            <w:tabs>
+              <w:tab w:val="right" w:leader="dot" w:pos="9016"/>
+            </w:tabs>
+            <w:rPr>
+              <w:rFonts w:eastAsiaTheme="minorEastAsia"/>
+              <w:noProof/>
+              <w:sz w:val="24"/>
+              <w:szCs w:val="24"/>
+              <w:lang w:eastAsia="en-GB"/>
+            </w:rPr>
+          </w:pPr>
+          <w:hyperlink w:anchor="_Toc240979486" w:history="1">
+            <w:r>
+              <w:rPr>
+                <w:rStyle w:val="Hyperlink"/>
+                <w:noProof/>
+              </w:rPr>
+              <w:t>4.6 RQ3 – Intra-episode allocation</w:t>
+            </w:r>
+            <w:r>
+              <w:rPr>
+                <w:noProof/>
+                <w:webHidden/>
+              </w:rPr>
+              <w:tab/>
+            </w:r>
+            <w:r>
+              <w:rPr>
+                <w:noProof/>
+                <w:webHidden/>
+              </w:rPr>
+              <w:fldChar w:fldCharType="begin"/>
+            </w:r>
+            <w:r>
+              <w:rPr>
+                <w:noProof/>
+                <w:webHidden/>
+              </w:rPr>
+              <w:instrText xml:space="preserve"> PAGEREF _Toc240979486 \h </w:instrText>
+            </w:r>
+            <w:r>
+              <w:rPr>
+                <w:noProof/>
+                <w:webHidden/>
+              </w:rPr>
+            </w:r>
+            <w:r>
+              <w:rPr>
+                <w:noProof/>
+                <w:webHidden/>
+              </w:rPr>
+              <w:fldChar w:fldCharType="separate"/>
+            </w:r>
+            <w:r>
+              <w:rPr>
+                <w:noProof/>
+                <w:webHidden/>
+              </w:rPr>
+              <w:t>12</w:t>
+            </w:r>
+            <w:r>
+              <w:rPr>
+                <w:noProof/>
+                <w:webHidden/>
+              </w:rPr>
+              <w:fldChar w:fldCharType="end"/>
+            </w:r>
+          </w:hyperlink>
+        </w:p>
+        <w:p>
+          <w:pPr>
+            <w:pStyle w:val="TOC3"/>
+            <w:tabs>
+              <w:tab w:val="right" w:leader="dot" w:pos="9016"/>
+            </w:tabs>
+            <w:rPr>
+              <w:rFonts w:eastAsiaTheme="minorEastAsia"/>
+              <w:noProof/>
+              <w:sz w:val="24"/>
+              <w:szCs w:val="24"/>
+              <w:lang w:eastAsia="en-GB"/>
+            </w:rPr>
+          </w:pPr>
+          <w:hyperlink w:anchor="_Toc240979487" w:history="1">
+            <w:r>
+              <w:rPr>
+                <w:rStyle w:val="Hyperlink"/>
+                <w:noProof/>
+              </w:rPr>
+              <w:t>4.7 Summary of results</w:t>
+            </w:r>
+            <w:r>
+              <w:rPr>
+                <w:noProof/>
+                <w:webHidden/>
+              </w:rPr>
+              <w:tab/>
+            </w:r>
+            <w:r>
+              <w:rPr>
+                <w:noProof/>
+                <w:webHidden/>
+              </w:rPr>
+              <w:fldChar w:fldCharType="begin"/>
+            </w:r>
+            <w:r>
+              <w:rPr>
+                <w:noProof/>
+                <w:webHidden/>
+              </w:rPr>
+              <w:instrText xml:space="preserve"> PAGEREF _Toc240979487 \h </w:instrText>
+            </w:r>
+            <w:r>
+              <w:rPr>
+                <w:noProof/>
+                <w:webHidden/>
+              </w:rPr>
+            </w:r>
+            <w:r>
+              <w:rPr>
+                <w:noProof/>
+                <w:webHidden/>
+              </w:rPr>
+              <w:fldChar w:fldCharType="separate"/>
+            </w:r>
+            <w:r>
+              <w:rPr>
+                <w:noProof/>
+                <w:webHidden/>
+              </w:rPr>
+              <w:t>12</w:t>
+            </w:r>
+            <w:r>
+              <w:rPr>
+                <w:noProof/>
+                <w:webHidden/>
+              </w:rPr>
+              <w:fldChar w:fldCharType="end"/>
+            </w:r>
+          </w:hyperlink>
+        </w:p>
+        <w:p>
+          <w:pPr>
+            <w:pStyle w:val="TOC2"/>
+            <w:tabs>
+              <w:tab w:val="right" w:leader="dot" w:pos="9016"/>
+            </w:tabs>
+            <w:rPr>
+              <w:rFonts w:eastAsiaTheme="minorEastAsia"/>
+              <w:noProof/>
+              <w:sz w:val="24"/>
+              <w:szCs w:val="24"/>
+              <w:lang w:eastAsia="en-GB"/>
+            </w:rPr>
+          </w:pPr>
+          <w:hyperlink w:anchor="_Toc240979488" w:history="1">
+            <w:r>
+              <w:rPr>
+                <w:rStyle w:val="Hyperlink"/>
+                <w:b/>
+                <w:bCs/>
+                <w:noProof/>
+              </w:rPr>
+              <w:t>5 Use of Generative AI</w:t>
+            </w:r>
+            <w:r>
+              <w:rPr>
+                <w:noProof/>
+                <w:webHidden/>
+              </w:rPr>
+              <w:tab/>
+            </w:r>
+            <w:r>
+              <w:rPr>
+                <w:noProof/>
+                <w:webHidden/>
+              </w:rPr>
+              <w:fldChar w:fldCharType="begin"/>
+            </w:r>
+            <w:r>
+              <w:rPr>
+                <w:noProof/>
+                <w:webHidden/>
+              </w:rPr>
+              <w:instrText xml:space="preserve"> PAGEREF _Toc240979488 \h </w:instrText>
+            </w:r>
+            <w:r>
+              <w:rPr>
+                <w:noProof/>
+                <w:webHidden/>
+              </w:rPr>
+            </w:r>
+            <w:r>
+              <w:rPr>
+                <w:noProof/>
+                <w:webHidden/>
+              </w:rPr>
+              <w:fldChar w:fldCharType="separate"/>
+            </w:r>
+            <w:r>
+              <w:rPr>
+                <w:noProof/>
+                <w:webHidden/>
+              </w:rPr>
+              <w:t>13</w:t>
+            </w:r>
+            <w:r>
+              <w:rPr>
+                <w:noProof/>
+                <w:webHidden/>
+              </w:rPr>
+              <w:fldChar w:fldCharType="end"/>
+            </w:r>
+          </w:hyperlink>
+        </w:p>
+        <w:p>
+          <w:pPr>
+            <w:pStyle w:val="TOC3"/>
+            <w:tabs>
+              <w:tab w:val="right" w:leader="dot" w:pos="9016"/>
+            </w:tabs>
+            <w:rPr>
+              <w:rFonts w:eastAsiaTheme="minorEastAsia"/>
+              <w:noProof/>
+              <w:sz w:val="24"/>
+              <w:szCs w:val="24"/>
+              <w:lang w:eastAsia="en-GB"/>
+            </w:rPr>
+          </w:pPr>
+          <w:hyperlink w:anchor="_Toc240979489" w:history="1">
+            <w:r>
+              <w:rPr>
+                <w:rStyle w:val="Hyperlink"/>
+                <w:noProof/>
+              </w:rPr>
+              <w:t>5.1 Declaration of use</w:t>
+            </w:r>
+            <w:r>
+              <w:rPr>
+                <w:noProof/>
+                <w:webHidden/>
+              </w:rPr>
+              <w:tab/>
+            </w:r>
+            <w:r>
+              <w:rPr>
+                <w:noProof/>
+                <w:webHidden/>
+              </w:rPr>
+              <w:fldChar w:fldCharType="begin"/>
+            </w:r>
+            <w:r>
+              <w:rPr>
+                <w:noProof/>
+                <w:webHidden/>
+              </w:rPr>
+              <w:instrText xml:space="preserve"> PAGEREF _Toc240979489 \h </w:instrText>
+            </w:r>
+            <w:r>
+              <w:rPr>
+                <w:noProof/>
+                <w:webHidden/>
+              </w:rPr>
+            </w:r>
+            <w:r>
+              <w:rPr>
+                <w:noProof/>
+                <w:webHidden/>
+              </w:rPr>
+              <w:fldChar w:fldCharType="separate"/>
+            </w:r>
+            <w:r>
+              <w:rPr>
+                <w:noProof/>
+                <w:webHidden/>
+              </w:rPr>
+              <w:t>13</w:t>
+            </w:r>
+            <w:r>
+              <w:rPr>
+                <w:noProof/>
+                <w:webHidden/>
+              </w:rPr>
+              <w:fldChar w:fldCharType="end"/>
+            </w:r>
+          </w:hyperlink>
+        </w:p>
+        <w:p>
+          <w:pPr>
+            <w:pStyle w:val="TOC3"/>
+            <w:tabs>
+              <w:tab w:val="right" w:leader="dot" w:pos="9016"/>
+            </w:tabs>
+            <w:rPr>
+              <w:rFonts w:eastAsiaTheme="minorEastAsia"/>
+              <w:noProof/>
+              <w:sz w:val="24"/>
+              <w:szCs w:val="24"/>
+              <w:lang w:eastAsia="en-GB"/>
+            </w:rPr>
+          </w:pPr>
+          <w:hyperlink w:anchor="_Toc240979490" w:history="1">
+            <w:r>
+              <w:rPr>
+                <w:rStyle w:val="Hyperlink"/>
+                <w:noProof/>
+              </w:rPr>
+              <w:t>5.2 How AI was used in code development</w:t>
+            </w:r>
+            <w:r>
+              <w:rPr>
+                <w:noProof/>
+                <w:webHidden/>
+              </w:rPr>
+              <w:tab/>
+            </w:r>
+            <w:r>
+              <w:rPr>
+                <w:noProof/>
+                <w:webHidden/>
+              </w:rPr>
+              <w:fldChar w:fldCharType="begin"/>
+            </w:r>
+            <w:r>
+              <w:rPr>
+                <w:noProof/>
+                <w:webHidden/>
+              </w:rPr>
+              <w:instrText xml:space="preserve"> PAGEREF _Toc240979490 \h </w:instrText>
+            </w:r>
+            <w:r>
+              <w:rPr>
+                <w:noProof/>
+                <w:webHidden/>
+              </w:rPr>
+            </w:r>
+            <w:r>
+              <w:rPr>
+                <w:noProof/>
+                <w:webHidden/>
+              </w:rPr>
+              <w:fldChar w:fldCharType="separate"/>
+            </w:r>
+            <w:r>
+              <w:rPr>
+                <w:noProof/>
+                <w:webHidden/>
+              </w:rPr>
+              <w:t>13</w:t>
+            </w:r>
+            <w:r>
+              <w:rPr>
+                <w:noProof/>
+                <w:webHidden/>
+              </w:rPr>
+              <w:fldChar w:fldCharType="end"/>
+            </w:r>
+          </w:hyperlink>
+        </w:p>
+        <w:p>
+          <w:pPr>
+            <w:pStyle w:val="TOC3"/>
+            <w:tabs>
+              <w:tab w:val="right" w:leader="dot" w:pos="9016"/>
+            </w:tabs>
+            <w:rPr>
+              <w:rFonts w:eastAsiaTheme="minorEastAsia"/>
+              <w:noProof/>
+              <w:sz w:val="24"/>
+              <w:szCs w:val="24"/>
+              <w:lang w:eastAsia="en-GB"/>
+            </w:rPr>
+          </w:pPr>
+          <w:hyperlink w:anchor="_Toc240979491" w:history="1">
+            <w:r>
+              <w:rPr>
+                <w:rStyle w:val="Hyperlink"/>
+                <w:noProof/>
+              </w:rPr>
+              <w:t>5.3 How outputs were evaluated before integration</w:t>
+            </w:r>
+            <w:r>
+              <w:rPr>
+                <w:noProof/>
+                <w:webHidden/>
+              </w:rPr>
+              <w:tab/>
+            </w:r>
+            <w:r>
+              <w:rPr>
+                <w:noProof/>
+                <w:webHidden/>
+              </w:rPr>
+              <w:fldChar w:fldCharType="begin"/>
+            </w:r>
+            <w:r>
+              <w:rPr>
+                <w:noProof/>
+                <w:webHidden/>
+              </w:rPr>
+              <w:instrText xml:space="preserve"> PAGEREF _Toc240979491 \h </w:instrText>
+            </w:r>
+            <w:r>
+              <w:rPr>
+                <w:noProof/>
+                <w:webHidden/>
+              </w:rPr>
+            </w:r>
+            <w:r>
+              <w:rPr>
+                <w:noProof/>
+                <w:webHidden/>
+              </w:rPr>
+              <w:fldChar w:fldCharType="separate"/>
+            </w:r>
+            <w:r>
+              <w:rPr>
+                <w:noProof/>
+                <w:webHidden/>
+              </w:rPr>
+              <w:t>13</w:t>
+            </w:r>
+            <w:r>
+              <w:rPr>
+                <w:noProof/>
+                <w:webHidden/>
+              </w:rPr>
+              <w:fldChar w:fldCharType="end"/>
+            </w:r>
+          </w:hyperlink>
+        </w:p>
+        <w:p>
+          <w:pPr>
+            <w:pStyle w:val="TOC3"/>
+            <w:tabs>
+              <w:tab w:val="right" w:leader="dot" w:pos="9016"/>
+            </w:tabs>
+            <w:rPr>
+              <w:rFonts w:eastAsiaTheme="minorEastAsia"/>
+              <w:noProof/>
+              <w:sz w:val="24"/>
+              <w:szCs w:val="24"/>
+              <w:lang w:eastAsia="en-GB"/>
+            </w:rPr>
+          </w:pPr>
+          <w:hyperlink w:anchor="_Toc240979492" w:history="1">
+            <w:r>
+              <w:rPr>
+                <w:rStyle w:val="Hyperlink"/>
+                <w:noProof/>
+              </w:rPr>
+              <w:t>5.4 Where AI was wrong</w:t>
+            </w:r>
+            <w:r>
+              <w:rPr>
+                <w:noProof/>
+                <w:webHidden/>
+              </w:rPr>
+              <w:tab/>
+            </w:r>
+            <w:r>
+              <w:rPr>
+                <w:noProof/>
+                <w:webHidden/>
+              </w:rPr>
+              <w:fldChar w:fldCharType="begin"/>
+            </w:r>
+            <w:r>
+              <w:rPr>
+                <w:noProof/>
+                <w:webHidden/>
+              </w:rPr>
+              <w:instrText xml:space="preserve"> PAGEREF _Toc240979492 \h </w:instrText>
+            </w:r>
+            <w:r>
+              <w:rPr>
+                <w:noProof/>
+                <w:webHidden/>
+              </w:rPr>
+            </w:r>
+            <w:r>
+              <w:rPr>
+                <w:noProof/>
+                <w:webHidden/>
+              </w:rPr>
+              <w:fldChar w:fldCharType="separate"/>
+            </w:r>
+            <w:r>
+              <w:rPr>
+                <w:noProof/>
+                <w:webHidden/>
+              </w:rPr>
+              <w:t>13</w:t>
+            </w:r>
+            <w:r>
+              <w:rPr>
+                <w:noProof/>
+                <w:webHidden/>
+              </w:rPr>
+              <w:fldChar w:fldCharType="end"/>
+            </w:r>
+          </w:hyperlink>
+        </w:p>
+        <w:p>
+          <w:pPr>
+            <w:pStyle w:val="TOC3"/>
+            <w:tabs>
+              <w:tab w:val="right" w:leader="dot" w:pos="9016"/>
+            </w:tabs>
+            <w:rPr>
+              <w:rFonts w:eastAsiaTheme="minorEastAsia"/>
+              <w:noProof/>
+              <w:sz w:val="24"/>
+              <w:szCs w:val="24"/>
+              <w:lang w:eastAsia="en-GB"/>
+            </w:rPr>
+          </w:pPr>
+          <w:hyperlink w:anchor="_Toc240979493" w:history="1">
+            <w:r>
+              <w:rPr>
+                <w:rStyle w:val="Hyperlink"/>
+                <w:noProof/>
+              </w:rPr>
+              <w:t>5.5 Reflection</w:t>
+            </w:r>
+            <w:r>
+              <w:rPr>
+                <w:noProof/>
+                <w:webHidden/>
+              </w:rPr>
+              <w:tab/>
+            </w:r>
+            <w:r>
+              <w:rPr>
+                <w:noProof/>
+                <w:webHidden/>
+              </w:rPr>
+              <w:fldChar w:fldCharType="begin"/>
+            </w:r>
+            <w:r>
+              <w:rPr>
+                <w:noProof/>
+                <w:webHidden/>
+              </w:rPr>
+              <w:instrText xml:space="preserve"> PAGEREF _Toc240979493 \h </w:instrText>
+            </w:r>
+            <w:r>
+              <w:rPr>
+                <w:noProof/>
+                <w:webHidden/>
+              </w:rPr>
+            </w:r>
+            <w:r>
+              <w:rPr>
+                <w:noProof/>
+                <w:webHidden/>
+              </w:rPr>
+              <w:fldChar w:fldCharType="separate"/>
+            </w:r>
+            <w:r>
+              <w:rPr>
+                <w:noProof/>
+                <w:webHidden/>
+              </w:rPr>
+              <w:t>13</w:t>
+            </w:r>
+            <w:r>
+              <w:rPr>
+                <w:noProof/>
+                <w:webHidden/>
+              </w:rPr>
+              <w:fldChar w:fldCharType="end"/>
+            </w:r>
+          </w:hyperlink>
+        </w:p>
+        <w:p>
+          <w:pPr>
+            <w:pStyle w:val="TOC2"/>
+            <w:tabs>
+              <w:tab w:val="right" w:leader="dot" w:pos="9016"/>
+            </w:tabs>
+            <w:rPr>
+              <w:rFonts w:eastAsiaTheme="minorEastAsia"/>
+              <w:noProof/>
+              <w:sz w:val="24"/>
+              <w:szCs w:val="24"/>
+              <w:lang w:eastAsia="en-GB"/>
+            </w:rPr>
+          </w:pPr>
+          <w:hyperlink w:anchor="_Toc240979494" w:history="1">
+            <w:r>
+              <w:rPr>
+                <w:rStyle w:val="Hyperlink"/>
+                <w:b/>
+                <w:bCs/>
+                <w:noProof/>
+              </w:rPr>
+              <w:t>6 Discussion</w:t>
+            </w:r>
+            <w:r>
+              <w:rPr>
+                <w:noProof/>
+                <w:webHidden/>
+              </w:rPr>
+              <w:tab/>
+            </w:r>
+            <w:r>
+              <w:rPr>
+                <w:noProof/>
+                <w:webHidden/>
+              </w:rPr>
+              <w:fldChar w:fldCharType="begin"/>
+            </w:r>
+            <w:r>
+              <w:rPr>
+                <w:noProof/>
+                <w:webHidden/>
+              </w:rPr>
+              <w:instrText xml:space="preserve"> PAGEREF _Toc240979494 \h </w:instrText>
+            </w:r>
+            <w:r>
+              <w:rPr>
+                <w:noProof/>
+                <w:webHidden/>
+              </w:rPr>
+            </w:r>
+            <w:r>
+              <w:rPr>
+                <w:noProof/>
+                <w:webHidden/>
+              </w:rPr>
+              <w:fldChar w:fldCharType="separate"/>
+            </w:r>
+            <w:r>
+              <w:rPr>
+                <w:noProof/>
+                <w:webHidden/>
+              </w:rPr>
+              <w:t>14</w:t>
+            </w:r>
+            <w:r>
+              <w:rPr>
+                <w:noProof/>
+                <w:webHidden/>
+              </w:rPr>
+              <w:fldChar w:fldCharType="end"/>
+            </w:r>
+          </w:hyperlink>
+        </w:p>
+        <w:p>
+          <w:pPr>
+            <w:pStyle w:val="TOC3"/>
+            <w:tabs>
+              <w:tab w:val="right" w:leader="dot" w:pos="9016"/>
+            </w:tabs>
+            <w:rPr>
+              <w:rFonts w:eastAsiaTheme="minorEastAsia"/>
+              <w:noProof/>
+              <w:sz w:val="24"/>
+              <w:szCs w:val="24"/>
+              <w:lang w:eastAsia="en-GB"/>
+            </w:rPr>
+          </w:pPr>
+          <w:hyperlink w:anchor="_Toc240979495" w:history="1">
+            <w:r>
+              <w:rPr>
+                <w:rStyle w:val="Hyperlink"/>
+                <w:noProof/>
+              </w:rPr>
+              <w:t>6.1 The cost of orchestration</w:t>
+            </w:r>
+            <w:r>
+              <w:rPr>
+                <w:noProof/>
+                <w:webHidden/>
+              </w:rPr>
+              <w:tab/>
+            </w:r>
+            <w:r>
+              <w:rPr>
+                <w:noProof/>
+                <w:webHidden/>
+              </w:rPr>
+              <w:fldChar w:fldCharType="begin"/>
+            </w:r>
+            <w:r>
+              <w:rPr>
+                <w:noProof/>
+                <w:webHidden/>
+              </w:rPr>
+              <w:instrText xml:space="preserve"> PAGEREF _Toc240979495 \h </w:instrText>
+            </w:r>
+            <w:r>
+              <w:rPr>
+                <w:noProof/>
+                <w:webHidden/>
+              </w:rPr>
+            </w:r>
+            <w:r>
+              <w:rPr>
+                <w:noProof/>
+                <w:webHidden/>
+              </w:rPr>
+              <w:fldChar w:fldCharType="separate"/>
+            </w:r>
+            <w:r>
+              <w:rPr>
+                <w:noProof/>
+                <w:webHidden/>
+              </w:rPr>
+              <w:t>14</w:t>
+            </w:r>
+            <w:r>
+              <w:rPr>
+                <w:noProof/>
+                <w:webHidden/>
+              </w:rPr>
+              <w:fldChar w:fldCharType="end"/>
+            </w:r>
+          </w:hyperlink>
+        </w:p>
+        <w:p>
+          <w:pPr>
+            <w:pStyle w:val="TOC3"/>
+            <w:tabs>
+              <w:tab w:val="right" w:leader="dot" w:pos="9016"/>
+            </w:tabs>
+            <w:rPr>
+              <w:rFonts w:eastAsiaTheme="minorEastAsia"/>
+              <w:noProof/>
+              <w:sz w:val="24"/>
+              <w:szCs w:val="24"/>
+              <w:lang w:eastAsia="en-GB"/>
+            </w:rPr>
+          </w:pPr>
+          <w:hyperlink w:anchor="_Toc240979496" w:history="1">
+            <w:r>
+              <w:rPr>
+                <w:rStyle w:val="Hyperlink"/>
+                <w:noProof/>
+              </w:rPr>
+              <w:t>6.2 What review is worth in a fixed pipeline</w:t>
+            </w:r>
+            <w:r>
+              <w:rPr>
+                <w:noProof/>
+                <w:webHidden/>
+              </w:rPr>
+              <w:tab/>
+            </w:r>
+            <w:r>
+              <w:rPr>
+                <w:noProof/>
+                <w:webHidden/>
+              </w:rPr>
+              <w:fldChar w:fldCharType="begin"/>
+            </w:r>
+            <w:r>
+              <w:rPr>
+                <w:noProof/>
+                <w:webHidden/>
+              </w:rPr>
+              <w:instrText xml:space="preserve"> PAGEREF _Toc240979496 \h </w:instrText>
+            </w:r>
+            <w:r>
+              <w:rPr>
+                <w:noProof/>
+                <w:webHidden/>
+              </w:rPr>
+            </w:r>
+            <w:r>
+              <w:rPr>
+                <w:noProof/>
+                <w:webHidden/>
+              </w:rPr>
+              <w:fldChar w:fldCharType="separate"/>
+            </w:r>
+            <w:r>
+              <w:rPr>
+                <w:noProof/>
+                <w:webHidden/>
+              </w:rPr>
+              <w:t>14</w:t>
+            </w:r>
+            <w:r>
+              <w:rPr>
+                <w:noProof/>
+                <w:webHidden/>
+              </w:rPr>
+              <w:fldChar w:fldCharType="end"/>
+            </w:r>
+          </w:hyperlink>
+        </w:p>
+        <w:p>
+          <w:pPr>
+            <w:pStyle w:val="TOC3"/>
+            <w:tabs>
+              <w:tab w:val="right" w:leader="dot" w:pos="9016"/>
+            </w:tabs>
+            <w:rPr>
+              <w:rFonts w:eastAsiaTheme="minorEastAsia"/>
+              <w:noProof/>
+              <w:sz w:val="24"/>
+              <w:szCs w:val="24"/>
+              <w:lang w:eastAsia="en-GB"/>
+            </w:rPr>
+          </w:pPr>
+          <w:hyperlink w:anchor="_Toc240979497" w:history="1">
+            <w:r>
+              <w:rPr>
+                <w:rStyle w:val="Hyperlink"/>
+                <w:noProof/>
+              </w:rPr>
+              <w:t>6.3 Learned routing against the alternatives</w:t>
+            </w:r>
+            <w:r>
+              <w:rPr>
+                <w:noProof/>
+                <w:webHidden/>
+              </w:rPr>
+              <w:tab/>
+            </w:r>
+            <w:r>
+              <w:rPr>
+                <w:noProof/>
+                <w:webHidden/>
+              </w:rPr>
+              <w:fldChar w:fldCharType="begin"/>
+            </w:r>
+            <w:r>
+              <w:rPr>
+                <w:noProof/>
+                <w:webHidden/>
+              </w:rPr>
+              <w:instrText xml:space="preserve"> PAGEREF _Toc240979497 \h </w:instrText>
+            </w:r>
+            <w:r>
+              <w:rPr>
+                <w:noProof/>
+                <w:webHidden/>
+              </w:rPr>
+            </w:r>
+            <w:r>
+              <w:rPr>
+                <w:noProof/>
+                <w:webHidden/>
+              </w:rPr>
+              <w:fldChar w:fldCharType="separate"/>
+            </w:r>
+            <w:r>
+              <w:rPr>
+                <w:noProof/>
+                <w:webHidden/>
+              </w:rPr>
+              <w:t>14</w:t>
+            </w:r>
+            <w:r>
+              <w:rPr>
+                <w:noProof/>
+                <w:webHidden/>
+              </w:rPr>
+              <w:fldChar w:fldCharType="end"/>
+            </w:r>
+          </w:hyperlink>
+        </w:p>
+        <w:p>
+          <w:pPr>
+            <w:pStyle w:val="TOC3"/>
+            <w:tabs>
+              <w:tab w:val="right" w:leader="dot" w:pos="9016"/>
+            </w:tabs>
+            <w:rPr>
+              <w:rFonts w:eastAsiaTheme="minorEastAsia"/>
+              <w:noProof/>
+              <w:sz w:val="24"/>
+              <w:szCs w:val="24"/>
+              <w:lang w:eastAsia="en-GB"/>
+            </w:rPr>
+          </w:pPr>
+          <w:hyperlink w:anchor="_Toc240979498" w:history="1">
+            <w:r>
+              <w:rPr>
+                <w:rStyle w:val="Hyperlink"/>
+                <w:noProof/>
+              </w:rPr>
+              <w:t>6.4 Confidence, validity and generalisability</w:t>
+            </w:r>
+            <w:r>
+              <w:rPr>
+                <w:noProof/>
+                <w:webHidden/>
+              </w:rPr>
+              <w:tab/>
+            </w:r>
+            <w:r>
+              <w:rPr>
+                <w:noProof/>
+                <w:webHidden/>
+              </w:rPr>
+              <w:fldChar w:fldCharType="begin"/>
+            </w:r>
+            <w:r>
+              <w:rPr>
+                <w:noProof/>
+                <w:webHidden/>
+              </w:rPr>
+              <w:instrText xml:space="preserve"> PAGEREF _Toc240979498 \h </w:instrText>
+            </w:r>
+            <w:r>
+              <w:rPr>
+                <w:noProof/>
+                <w:webHidden/>
+              </w:rPr>
+            </w:r>
+            <w:r>
+              <w:rPr>
+                <w:noProof/>
+                <w:webHidden/>
+              </w:rPr>
+              <w:fldChar w:fldCharType="separate"/>
+            </w:r>
+            <w:r>
+              <w:rPr>
+                <w:noProof/>
+                <w:webHidden/>
+              </w:rPr>
+              <w:t>14</w:t>
+            </w:r>
+            <w:r>
+              <w:rPr>
+                <w:noProof/>
+                <w:webHidden/>
+              </w:rPr>
+              <w:fldChar w:fldCharType="end"/>
+            </w:r>
+          </w:hyperlink>
+        </w:p>
+        <w:p>
+          <w:pPr>
+            <w:pStyle w:val="TOC3"/>
+            <w:tabs>
+              <w:tab w:val="right" w:leader="dot" w:pos="9016"/>
+            </w:tabs>
+            <w:rPr>
+              <w:rFonts w:eastAsiaTheme="minorEastAsia"/>
+              <w:noProof/>
+              <w:sz w:val="24"/>
+              <w:szCs w:val="24"/>
+              <w:lang w:eastAsia="en-GB"/>
+            </w:rPr>
+          </w:pPr>
+          <w:hyperlink w:anchor="_Toc240979499" w:history="1">
+            <w:r>
+              <w:rPr>
+                <w:rStyle w:val="Hyperlink"/>
+                <w:noProof/>
+              </w:rPr>
+              <w:t>6.5 Implications and recommendations</w:t>
+            </w:r>
+            <w:r>
+              <w:rPr>
+                <w:noProof/>
+                <w:webHidden/>
+              </w:rPr>
+              <w:tab/>
+            </w:r>
+            <w:r>
+              <w:rPr>
+                <w:noProof/>
+                <w:webHidden/>
+              </w:rPr>
+              <w:fldChar w:fldCharType="begin"/>
+            </w:r>
+            <w:r>
+              <w:rPr>
+                <w:noProof/>
+                <w:webHidden/>
+              </w:rPr>
+              <w:instrText xml:space="preserve"> PAGEREF _Toc240979499 \h </w:instrText>
+            </w:r>
+            <w:r>
+              <w:rPr>
+                <w:noProof/>
+                <w:webHidden/>
+              </w:rPr>
+            </w:r>
+            <w:r>
+              <w:rPr>
+                <w:noProof/>
+                <w:webHidden/>
+              </w:rPr>
+              <w:fldChar w:fldCharType="separate"/>
+            </w:r>
+            <w:r>
+              <w:rPr>
+                <w:noProof/>
+                <w:webHidden/>
+              </w:rPr>
+              <w:t>14</w:t>
+            </w:r>
+            <w:r>
+              <w:rPr>
+                <w:noProof/>
+                <w:webHidden/>
+              </w:rPr>
+              <w:fldChar w:fldCharType="end"/>
+            </w:r>
+          </w:hyperlink>
+        </w:p>
+        <w:p>
+          <w:pPr>
+            <w:pStyle w:val="TOC2"/>
+            <w:tabs>
+              <w:tab w:val="right" w:leader="dot" w:pos="9016"/>
+            </w:tabs>
+            <w:rPr>
+              <w:rFonts w:eastAsiaTheme="minorEastAsia"/>
+              <w:noProof/>
+              <w:sz w:val="24"/>
+              <w:szCs w:val="24"/>
+              <w:lang w:eastAsia="en-GB"/>
+            </w:rPr>
+          </w:pPr>
+          <w:hyperlink w:anchor="_Toc240979500" w:history="1">
+            <w:r>
+              <w:rPr>
+                <w:rStyle w:val="Hyperlink"/>
+                <w:noProof/>
+              </w:rPr>
+              <w:t>7 Evaluation, Reflections and Conclusions</w:t>
+            </w:r>
+            <w:r>
+              <w:rPr>
+                <w:noProof/>
+                <w:webHidden/>
+              </w:rPr>
+              <w:tab/>
+            </w:r>
+            <w:r>
+              <w:rPr>
+                <w:noProof/>
+                <w:webHidden/>
+              </w:rPr>
+              <w:fldChar w:fldCharType="begin"/>
+            </w:r>
+            <w:r>
+              <w:rPr>
+                <w:noProof/>
+                <w:webHidden/>
+              </w:rPr>
+              <w:instrText xml:space="preserve"> PAGEREF _Toc240979500 \h </w:instrText>
+            </w:r>
+            <w:r>
+              <w:rPr>
+                <w:noProof/>
+                <w:webHidden/>
+              </w:rPr>
+            </w:r>
+            <w:r>
+              <w:rPr>
+                <w:noProof/>
+                <w:webHidden/>
+              </w:rPr>
+              <w:fldChar w:fldCharType="separate"/>
+            </w:r>
+            <w:r>
+              <w:rPr>
+                <w:noProof/>
+                <w:webHidden/>
+              </w:rPr>
+              <w:t>15</w:t>
+            </w:r>
+            <w:r>
+              <w:rPr>
+                <w:noProof/>
+                <w:webHidden/>
+              </w:rPr>
+              <w:fldChar w:fldCharType="end"/>
+            </w:r>
+          </w:hyperlink>
+        </w:p>
+        <w:p>
+          <w:pPr>
+            <w:pStyle w:val="TOC3"/>
+            <w:tabs>
+              <w:tab w:val="right" w:leader="dot" w:pos="9016"/>
+            </w:tabs>
+            <w:rPr>
+              <w:rFonts w:eastAsiaTheme="minorEastAsia"/>
+              <w:noProof/>
+              <w:sz w:val="24"/>
+              <w:szCs w:val="24"/>
+              <w:lang w:eastAsia="en-GB"/>
+            </w:rPr>
+          </w:pPr>
+          <w:hyperlink w:anchor="_Toc240979501" w:history="1">
+            <w:r>
+              <w:rPr>
+                <w:rStyle w:val="Hyperlink"/>
+                <w:noProof/>
+              </w:rPr>
+              <w:t>7.1 Evaluations against the objectives</w:t>
+            </w:r>
+            <w:r>
+              <w:rPr>
+                <w:noProof/>
+                <w:webHidden/>
+              </w:rPr>
+              <w:tab/>
+            </w:r>
+            <w:r>
+              <w:rPr>
+                <w:noProof/>
+                <w:webHidden/>
+              </w:rPr>
+              <w:fldChar w:fldCharType="begin"/>
+            </w:r>
+            <w:r>
+              <w:rPr>
+                <w:noProof/>
+                <w:webHidden/>
+              </w:rPr>
+              <w:instrText xml:space="preserve"> PAGEREF _Toc240979501 \h </w:instrText>
+            </w:r>
+            <w:r>
+              <w:rPr>
+                <w:noProof/>
+                <w:webHidden/>
+              </w:rPr>
+            </w:r>
+            <w:r>
+              <w:rPr>
+                <w:noProof/>
+                <w:webHidden/>
+              </w:rPr>
+              <w:fldChar w:fldCharType="separate"/>
+            </w:r>
+            <w:r>
+              <w:rPr>
+                <w:noProof/>
+                <w:webHidden/>
+              </w:rPr>
+              <w:t>15</w:t>
+            </w:r>
+            <w:r>
+              <w:rPr>
+                <w:noProof/>
+                <w:webHidden/>
+              </w:rPr>
+              <w:fldChar w:fldCharType="end"/>
+            </w:r>
+          </w:hyperlink>
+        </w:p>
+        <w:p>
+          <w:pPr>
+            <w:pStyle w:val="TOC3"/>
+            <w:tabs>
+              <w:tab w:val="right" w:leader="dot" w:pos="9016"/>
+            </w:tabs>
+            <w:rPr>
+              <w:rFonts w:eastAsiaTheme="minorEastAsia"/>
+              <w:noProof/>
+              <w:sz w:val="24"/>
+              <w:szCs w:val="24"/>
+              <w:lang w:eastAsia="en-GB"/>
+            </w:rPr>
+          </w:pPr>
+          <w:hyperlink w:anchor="_Toc240979502" w:history="1">
+            <w:r>
+              <w:rPr>
+                <w:rStyle w:val="Hyperlink"/>
+                <w:noProof/>
+              </w:rPr>
+              <w:t>7.2 Evaluation of the methods and the plan</w:t>
+            </w:r>
+            <w:r>
+              <w:rPr>
+                <w:noProof/>
+                <w:webHidden/>
+              </w:rPr>
+              <w:tab/>
+            </w:r>
+            <w:r>
+              <w:rPr>
+                <w:noProof/>
+                <w:webHidden/>
+              </w:rPr>
+              <w:fldChar w:fldCharType="begin"/>
+            </w:r>
+            <w:r>
+              <w:rPr>
+                <w:noProof/>
+                <w:webHidden/>
+              </w:rPr>
+              <w:instrText xml:space="preserve"> PAGEREF _Toc240979502 \h </w:instrText>
+            </w:r>
+            <w:r>
+              <w:rPr>
+                <w:noProof/>
+                <w:webHidden/>
+              </w:rPr>
+            </w:r>
+            <w:r>
+              <w:rPr>
+                <w:noProof/>
+                <w:webHidden/>
+              </w:rPr>
+              <w:fldChar w:fldCharType="separate"/>
+            </w:r>
+            <w:r>
+              <w:rPr>
+                <w:noProof/>
+                <w:webHidden/>
+              </w:rPr>
+              <w:t>15</w:t>
+            </w:r>
+            <w:r>
+              <w:rPr>
+                <w:noProof/>
+                <w:webHidden/>
+              </w:rPr>
+              <w:fldChar w:fldCharType="end"/>
+            </w:r>
+          </w:hyperlink>
+        </w:p>
+        <w:p>
+          <w:pPr>
+            <w:pStyle w:val="TOC3"/>
+            <w:tabs>
+              <w:tab w:val="right" w:leader="dot" w:pos="9016"/>
+            </w:tabs>
+            <w:rPr>
+              <w:rFonts w:eastAsiaTheme="minorEastAsia"/>
+              <w:noProof/>
+              <w:sz w:val="24"/>
+              <w:szCs w:val="24"/>
+              <w:lang w:eastAsia="en-GB"/>
+            </w:rPr>
+          </w:pPr>
+          <w:hyperlink w:anchor="_Toc240979503" w:history="1">
+            <w:r>
+              <w:rPr>
+                <w:rStyle w:val="Hyperlink"/>
+                <w:noProof/>
+              </w:rPr>
+              <w:t>7.3 Reflections on the project process</w:t>
+            </w:r>
+            <w:r>
+              <w:rPr>
+                <w:noProof/>
+                <w:webHidden/>
+              </w:rPr>
+              <w:tab/>
+            </w:r>
+            <w:r>
+              <w:rPr>
+                <w:noProof/>
+                <w:webHidden/>
+              </w:rPr>
+              <w:fldChar w:fldCharType="begin"/>
+            </w:r>
+            <w:r>
+              <w:rPr>
+                <w:noProof/>
+                <w:webHidden/>
+              </w:rPr>
+              <w:instrText xml:space="preserve"> PAGEREF _Toc240979503 \h </w:instrText>
+            </w:r>
+            <w:r>
+              <w:rPr>
+                <w:noProof/>
+                <w:webHidden/>
+              </w:rPr>
+            </w:r>
+            <w:r>
+              <w:rPr>
+                <w:noProof/>
+                <w:webHidden/>
+              </w:rPr>
+              <w:fldChar w:fldCharType="separate"/>
+            </w:r>
+            <w:r>
+              <w:rPr>
+                <w:noProof/>
+                <w:webHidden/>
+              </w:rPr>
+              <w:t>15</w:t>
+            </w:r>
+            <w:r>
+              <w:rPr>
+                <w:noProof/>
+                <w:webHidden/>
+              </w:rPr>
+              <w:fldChar w:fldCharType="end"/>
+            </w:r>
+          </w:hyperlink>
+        </w:p>
+        <w:p>
+          <w:pPr>
+            <w:pStyle w:val="TOC3"/>
+            <w:tabs>
+              <w:tab w:val="right" w:leader="dot" w:pos="9016"/>
+            </w:tabs>
+            <w:rPr>
+              <w:rFonts w:eastAsiaTheme="minorEastAsia"/>
+              <w:noProof/>
+              <w:sz w:val="24"/>
+              <w:szCs w:val="24"/>
+              <w:lang w:eastAsia="en-GB"/>
+            </w:rPr>
+          </w:pPr>
+          <w:hyperlink w:anchor="_Toc240979504" w:history="1">
+            <w:r>
+              <w:rPr>
+                <w:rStyle w:val="Hyperlink"/>
+                <w:noProof/>
+              </w:rPr>
+              <w:t>7.4 Contributions</w:t>
+            </w:r>
+            <w:r>
+              <w:rPr>
+                <w:noProof/>
+                <w:webHidden/>
+              </w:rPr>
+              <w:tab/>
+            </w:r>
+            <w:r>
+              <w:rPr>
+                <w:noProof/>
+                <w:webHidden/>
+              </w:rPr>
+              <w:fldChar w:fldCharType="begin"/>
+            </w:r>
+            <w:r>
+              <w:rPr>
+                <w:noProof/>
+                <w:webHidden/>
+              </w:rPr>
+              <w:instrText xml:space="preserve"> PAGEREF _Toc240979504 \h </w:instrText>
+            </w:r>
+            <w:r>
+              <w:rPr>
+                <w:noProof/>
+                <w:webHidden/>
+              </w:rPr>
+            </w:r>
+            <w:r>
+              <w:rPr>
+                <w:noProof/>
+                <w:webHidden/>
+              </w:rPr>
+              <w:fldChar w:fldCharType="separate"/>
+            </w:r>
+            <w:r>
+              <w:rPr>
+                <w:noProof/>
+                <w:webHidden/>
+              </w:rPr>
+              <w:t>15</w:t>
+            </w:r>
+            <w:r>
+              <w:rPr>
+                <w:noProof/>
+                <w:webHidden/>
+              </w:rPr>
+              <w:fldChar w:fldCharType="end"/>
+            </w:r>
+          </w:hyperlink>
+        </w:p>
+        <w:p>
+          <w:pPr>
+            <w:pStyle w:val="TOC3"/>
+            <w:tabs>
+              <w:tab w:val="right" w:leader="dot" w:pos="9016"/>
+            </w:tabs>
+            <w:rPr>
+              <w:rFonts w:eastAsiaTheme="minorEastAsia"/>
+              <w:noProof/>
+              <w:sz w:val="24"/>
+              <w:szCs w:val="24"/>
+              <w:lang w:eastAsia="en-GB"/>
+            </w:rPr>
+          </w:pPr>
+          <w:hyperlink w:anchor="_Toc240979505" w:history="1">
+            <w:r>
+              <w:rPr>
+                <w:rStyle w:val="Hyperlink"/>
+                <w:noProof/>
+              </w:rPr>
+              <w:t>7.5 Further work</w:t>
+            </w:r>
+            <w:r>
+              <w:rPr>
+                <w:noProof/>
+                <w:webHidden/>
+              </w:rPr>
+              <w:tab/>
+            </w:r>
+            <w:r>
+              <w:rPr>
+                <w:noProof/>
+                <w:webHidden/>
+              </w:rPr>
+              <w:fldChar w:fldCharType="begin"/>
+            </w:r>
+            <w:r>
+              <w:rPr>
+                <w:noProof/>
+                <w:webHidden/>
+              </w:rPr>
+              <w:instrText xml:space="preserve"> PAGEREF _Toc240979505 \h </w:instrText>
+            </w:r>
+            <w:r>
+              <w:rPr>
+                <w:noProof/>
+                <w:webHidden/>
+              </w:rPr>
+            </w:r>
+            <w:r>
+              <w:rPr>
+                <w:noProof/>
+                <w:webHidden/>
+              </w:rPr>
+              <w:fldChar w:fldCharType="separate"/>
+            </w:r>
+            <w:r>
+              <w:rPr>
+                <w:noProof/>
+                <w:webHidden/>
+              </w:rPr>
+              <w:t>15</w:t>
+            </w:r>
+            <w:r>
+              <w:rPr>
+                <w:noProof/>
+                <w:webHidden/>
+              </w:rPr>
+              <w:fldChar w:fldCharType="end"/>
+            </w:r>
+          </w:hyperlink>
+        </w:p>
+        <w:p>
+          <w:pPr>
+            <w:pStyle w:val="TOC2"/>
+            <w:tabs>
+              <w:tab w:val="right" w:leader="dot" w:pos="9016"/>
+            </w:tabs>
+            <w:rPr>
+              <w:rFonts w:eastAsiaTheme="minorEastAsia"/>
+              <w:noProof/>
+              <w:sz w:val="24"/>
+              <w:szCs w:val="24"/>
+              <w:lang w:eastAsia="en-GB"/>
+            </w:rPr>
+          </w:pPr>
+          <w:hyperlink w:anchor="_Toc240979506" w:history="1">
+            <w:r>
+              <w:rPr>
+                <w:rStyle w:val="Hyperlink"/>
                 <w:noProof/>
               </w:rPr>
               <w:t>References</w:t>
@@ -2541,7 +4571,7 @@
                 <w:noProof/>
                 <w:webHidden/>
               </w:rPr>
-              <w:instrText xml:space="preserve"> PAGEREF _Toc240976858 \h </w:instrText>
+              <w:instrText xml:space="preserve"> PAGEREF _Toc240979506 \h </w:instrText>
             </w:r>
             <w:r>
               <w:rPr>
@@ -2561,7 +4591,7 @@
                 <w:noProof/>
                 <w:webHidden/>
               </w:rPr>
-              <w:t>10</w:t>
+              <w:t>16</w:t>
             </w:r>
             <w:r>
               <w:rPr>
@@ -2587,6 +4617,11 @@
     <w:p/>
     <w:p/>
     <w:p/>
+    <w:p/>
+    <w:p/>
+    <w:p/>
+    <w:p/>
+    <w:p/>
     <w:p>
       <w:pPr>
         <w:pStyle w:val="Heading2"/>
@@ -2594,7 +4629,7 @@
           <w:color w:val="auto"/>
         </w:rPr>
       </w:pPr>
-      <w:bookmarkStart w:id="3" w:name="_Toc240976834"/>
+      <w:bookmarkStart w:id="3" w:name="_Toc240979454"/>
       <w:r>
         <w:rPr>
           <w:color w:val="auto"/>
@@ -2611,7 +4646,7 @@
           <w:color w:val="auto"/>
         </w:rPr>
       </w:pPr>
-      <w:bookmarkStart w:id="4" w:name="_Toc240976835"/>
+      <w:bookmarkStart w:id="4" w:name="_Toc240979455"/>
       <w:r>
         <w:rPr>
           <w:color w:val="auto"/>
@@ -2628,7 +4663,7 @@
           <w:color w:val="auto"/>
         </w:rPr>
       </w:pPr>
-      <w:bookmarkStart w:id="5" w:name="_Toc240976836"/>
+      <w:bookmarkStart w:id="5" w:name="_Toc240979456"/>
       <w:r>
         <w:rPr>
           <w:color w:val="auto"/>
@@ -2669,7 +4704,7 @@
           <w:color w:val="auto"/>
         </w:rPr>
       </w:pPr>
-      <w:bookmarkStart w:id="6" w:name="_Toc240976837"/>
+      <w:bookmarkStart w:id="6" w:name="_Toc240979457"/>
       <w:r>
         <w:rPr>
           <w:color w:val="auto"/>
@@ -2832,12 +4867,16 @@
       <w:pPr>
         <w:pStyle w:val="Heading2"/>
         <w:rPr>
-          <w:color w:val="auto"/>
-        </w:rPr>
-      </w:pPr>
-      <w:bookmarkStart w:id="7" w:name="_Toc240976838"/>
-      <w:r>
-        <w:rPr>
+          <w:b/>
+          <w:bCs/>
+          <w:color w:val="auto"/>
+        </w:rPr>
+      </w:pPr>
+      <w:bookmarkStart w:id="7" w:name="_Toc240979458"/>
+      <w:r>
+        <w:rPr>
+          <w:b/>
+          <w:bCs/>
           <w:color w:val="auto"/>
         </w:rPr>
         <w:lastRenderedPageBreak/>
@@ -2854,7 +4893,7 @@
           <w:szCs w:val="24"/>
         </w:rPr>
       </w:pPr>
-      <w:bookmarkStart w:id="8" w:name="_Toc240976839"/>
+      <w:bookmarkStart w:id="8" w:name="_Toc240979459"/>
       <w:r>
         <w:rPr>
           <w:color w:val="auto"/>
@@ -2884,7 +4923,7 @@
           <w:szCs w:val="24"/>
         </w:rPr>
       </w:pPr>
-      <w:bookmarkStart w:id="9" w:name="_Toc240976840"/>
+      <w:bookmarkStart w:id="9" w:name="_Toc240979460"/>
       <w:r>
         <w:rPr>
           <w:color w:val="auto"/>
@@ -2914,7 +4953,7 @@
           <w:szCs w:val="24"/>
         </w:rPr>
       </w:pPr>
-      <w:bookmarkStart w:id="10" w:name="_Toc240976841"/>
+      <w:bookmarkStart w:id="10" w:name="_Toc240979461"/>
       <w:r>
         <w:rPr>
           <w:color w:val="auto"/>
@@ -2944,7 +4983,7 @@
           <w:szCs w:val="24"/>
         </w:rPr>
       </w:pPr>
-      <w:bookmarkStart w:id="11" w:name="_Toc240976842"/>
+      <w:bookmarkStart w:id="11" w:name="_Toc240979462"/>
       <w:r>
         <w:rPr>
           <w:color w:val="auto"/>
@@ -2966,7 +5005,7 @@
           <w:szCs w:val="24"/>
         </w:rPr>
       </w:pPr>
-      <w:bookmarkStart w:id="12" w:name="_Toc240976843"/>
+      <w:bookmarkStart w:id="12" w:name="_Toc240979463"/>
       <w:r>
         <w:rPr>
           <w:color w:val="auto"/>
@@ -2988,7 +5027,7 @@
           <w:szCs w:val="24"/>
         </w:rPr>
       </w:pPr>
-      <w:bookmarkStart w:id="13" w:name="_Toc240976844"/>
+      <w:bookmarkStart w:id="13" w:name="_Toc240979464"/>
       <w:r>
         <w:rPr>
           <w:color w:val="auto"/>
@@ -3015,12 +5054,16 @@
       <w:pPr>
         <w:pStyle w:val="Heading2"/>
         <w:rPr>
-          <w:color w:val="auto"/>
-        </w:rPr>
-      </w:pPr>
-      <w:bookmarkStart w:id="14" w:name="_Toc240976845"/>
-      <w:r>
-        <w:rPr>
+          <w:b/>
+          <w:bCs/>
+          <w:color w:val="auto"/>
+        </w:rPr>
+      </w:pPr>
+      <w:bookmarkStart w:id="14" w:name="_Toc240979465"/>
+      <w:r>
+        <w:rPr>
+          <w:b/>
+          <w:bCs/>
           <w:color w:val="auto"/>
         </w:rPr>
         <w:lastRenderedPageBreak/>
@@ -3037,7 +5080,7 @@
           <w:szCs w:val="24"/>
         </w:rPr>
       </w:pPr>
-      <w:bookmarkStart w:id="15" w:name="_Toc240976846"/>
+      <w:bookmarkStart w:id="15" w:name="_Toc240979466"/>
       <w:r>
         <w:rPr>
           <w:color w:val="auto"/>
@@ -3077,7 +5120,7 @@
           <w:szCs w:val="24"/>
         </w:rPr>
       </w:pPr>
-      <w:bookmarkStart w:id="16" w:name="_Toc240976847"/>
+      <w:bookmarkStart w:id="16" w:name="_Toc240979467"/>
       <w:r>
         <w:rPr>
           <w:color w:val="auto"/>
@@ -3086,23 +5129,13 @@
         </w:rPr>
         <w:t xml:space="preserve">2.2 </w:t>
       </w:r>
-      <w:proofErr w:type="gramStart"/>
-      <w:r>
-        <w:rPr>
-          <w:color w:val="auto"/>
-          <w:sz w:val="24"/>
-          <w:szCs w:val="24"/>
-        </w:rPr>
-        <w:t>Multi-agent</w:t>
-      </w:r>
-      <w:proofErr w:type="gramEnd"/>
-      <w:r>
-        <w:rPr>
-          <w:color w:val="auto"/>
-          <w:sz w:val="24"/>
-          <w:szCs w:val="24"/>
-        </w:rPr>
-        <w:t xml:space="preserve"> orchestration and the fixed pipeline</w:t>
+      <w:r>
+        <w:rPr>
+          <w:color w:val="auto"/>
+          <w:sz w:val="24"/>
+          <w:szCs w:val="24"/>
+        </w:rPr>
+        <w:t>Multi-agent orchestration and the fixed pipeline</w:t>
       </w:r>
       <w:bookmarkEnd w:id="16"/>
     </w:p>
@@ -3117,7 +5150,7 @@
           <w:szCs w:val="24"/>
         </w:rPr>
       </w:pPr>
-      <w:bookmarkStart w:id="17" w:name="_Toc240976848"/>
+      <w:bookmarkStart w:id="17" w:name="_Toc240979468"/>
       <w:r>
         <w:rPr>
           <w:color w:val="auto"/>
@@ -3139,7 +5172,7 @@
           <w:szCs w:val="24"/>
         </w:rPr>
       </w:pPr>
-      <w:bookmarkStart w:id="18" w:name="_Toc240976849"/>
+      <w:bookmarkStart w:id="18" w:name="_Toc240979469"/>
       <w:r>
         <w:rPr>
           <w:color w:val="auto"/>
@@ -3161,7 +5194,7 @@
           <w:szCs w:val="24"/>
         </w:rPr>
       </w:pPr>
-      <w:bookmarkStart w:id="19" w:name="_Toc240976850"/>
+      <w:bookmarkStart w:id="19" w:name="_Toc240979470"/>
       <w:r>
         <w:rPr>
           <w:color w:val="auto"/>
@@ -3183,7 +5216,7 @@
           <w:szCs w:val="24"/>
         </w:rPr>
       </w:pPr>
-      <w:bookmarkStart w:id="20" w:name="_Toc240976851"/>
+      <w:bookmarkStart w:id="20" w:name="_Toc240979471"/>
       <w:r>
         <w:rPr>
           <w:color w:val="auto"/>
@@ -3212,12 +5245,16 @@
       <w:pPr>
         <w:pStyle w:val="Heading2"/>
         <w:rPr>
-          <w:color w:val="auto"/>
-        </w:rPr>
-      </w:pPr>
-      <w:bookmarkStart w:id="21" w:name="_Toc240976852"/>
-      <w:r>
-        <w:rPr>
+          <w:b/>
+          <w:bCs/>
+          <w:color w:val="auto"/>
+        </w:rPr>
+      </w:pPr>
+      <w:bookmarkStart w:id="21" w:name="_Toc240979472"/>
+      <w:r>
+        <w:rPr>
+          <w:b/>
+          <w:bCs/>
           <w:color w:val="auto"/>
         </w:rPr>
         <w:lastRenderedPageBreak/>
@@ -3234,7 +5271,7 @@
           <w:szCs w:val="24"/>
         </w:rPr>
       </w:pPr>
-      <w:bookmarkStart w:id="22" w:name="_Toc240976853"/>
+      <w:bookmarkStart w:id="22" w:name="_Toc240979473"/>
       <w:r>
         <w:rPr>
           <w:color w:val="auto"/>
@@ -3264,7 +5301,7 @@
           <w:szCs w:val="24"/>
         </w:rPr>
       </w:pPr>
-      <w:bookmarkStart w:id="23" w:name="_Toc240976854"/>
+      <w:bookmarkStart w:id="23" w:name="_Toc240979474"/>
       <w:r>
         <w:rPr>
           <w:color w:val="auto"/>
@@ -3294,7 +5331,7 @@
           <w:szCs w:val="24"/>
         </w:rPr>
       </w:pPr>
-      <w:bookmarkStart w:id="24" w:name="_Toc240976855"/>
+      <w:bookmarkStart w:id="24" w:name="_Toc240979475"/>
       <w:r>
         <w:rPr>
           <w:color w:val="auto"/>
@@ -3324,7 +5361,7 @@
           <w:szCs w:val="24"/>
         </w:rPr>
       </w:pPr>
-      <w:bookmarkStart w:id="25" w:name="_Toc240976856"/>
+      <w:bookmarkStart w:id="25" w:name="_Toc240979476"/>
       <w:r>
         <w:rPr>
           <w:color w:val="auto"/>
@@ -3444,7 +5481,7 @@
           <w:szCs w:val="24"/>
         </w:rPr>
       </w:pPr>
-      <w:bookmarkStart w:id="26" w:name="_Toc240976857"/>
+      <w:bookmarkStart w:id="26" w:name="_Toc240979477"/>
       <w:r>
         <w:rPr>
           <w:color w:val="auto"/>
@@ -3455,6 +5492,127 @@
       </w:r>
       <w:bookmarkEnd w:id="26"/>
     </w:p>
+    <w:p>
+      <w:pPr>
+        <w:pStyle w:val="Heading4"/>
+        <w:rPr>
+          <w:i w:val="0"/>
+          <w:iCs w:val="0"/>
+          <w:color w:val="auto"/>
+        </w:rPr>
+      </w:pPr>
+      <w:r>
+        <w:rPr>
+          <w:i w:val="0"/>
+          <w:iCs w:val="0"/>
+          <w:color w:val="auto"/>
+        </w:rPr>
+        <w:t>3.5.1 Task classification</w:t>
+      </w:r>
+    </w:p>
+    <w:p/>
+    <w:p/>
+    <w:p>
+      <w:pPr>
+        <w:pStyle w:val="Heading4"/>
+        <w:rPr>
+          <w:i w:val="0"/>
+          <w:iCs w:val="0"/>
+          <w:color w:val="auto"/>
+        </w:rPr>
+      </w:pPr>
+      <w:r>
+        <w:rPr>
+          <w:i w:val="0"/>
+          <w:iCs w:val="0"/>
+          <w:color w:val="auto"/>
+        </w:rPr>
+        <w:t>3.5.2 Decontamination</w:t>
+      </w:r>
+    </w:p>
+    <w:p/>
+    <w:p/>
+    <w:p>
+      <w:pPr>
+        <w:pStyle w:val="Heading4"/>
+        <w:rPr>
+          <w:i w:val="0"/>
+          <w:iCs w:val="0"/>
+          <w:color w:val="auto"/>
+        </w:rPr>
+      </w:pPr>
+      <w:r>
+        <w:rPr>
+          <w:i w:val="0"/>
+          <w:iCs w:val="0"/>
+          <w:color w:val="auto"/>
+        </w:rPr>
+        <w:t>3.5.3 Difficulty annotation</w:t>
+      </w:r>
+    </w:p>
+    <w:p/>
+    <w:p/>
+    <w:p/>
+    <w:p/>
+    <w:p>
+      <w:pPr>
+        <w:pStyle w:val="Heading3"/>
+        <w:rPr>
+          <w:color w:val="auto"/>
+          <w:sz w:val="24"/>
+          <w:szCs w:val="24"/>
+        </w:rPr>
+      </w:pPr>
+      <w:bookmarkStart w:id="27" w:name="_Toc240979478"/>
+      <w:r>
+        <w:rPr>
+          <w:color w:val="auto"/>
+          <w:sz w:val="24"/>
+          <w:szCs w:val="24"/>
+        </w:rPr>
+        <w:lastRenderedPageBreak/>
+        <w:t>3.6 Verification and validation</w:t>
+      </w:r>
+      <w:bookmarkEnd w:id="27"/>
+    </w:p>
+    <w:p/>
+    <w:p/>
+    <w:p>
+      <w:pPr>
+        <w:pStyle w:val="Heading3"/>
+        <w:rPr>
+          <w:color w:val="auto"/>
+          <w:sz w:val="24"/>
+          <w:szCs w:val="24"/>
+        </w:rPr>
+      </w:pPr>
+      <w:bookmarkStart w:id="28" w:name="_Toc240979479"/>
+      <w:r>
+        <w:rPr>
+          <w:color w:val="auto"/>
+          <w:sz w:val="24"/>
+          <w:szCs w:val="24"/>
+        </w:rPr>
+        <w:t>3.7 Ethics, legal, social and professional issues</w:t>
+      </w:r>
+      <w:bookmarkEnd w:id="28"/>
+    </w:p>
+    <w:p/>
+    <w:p/>
+    <w:p/>
+    <w:p/>
+    <w:p/>
+    <w:p/>
+    <w:p/>
+    <w:p/>
+    <w:p/>
+    <w:p/>
+    <w:p/>
+    <w:p/>
+    <w:p/>
+    <w:p/>
+    <w:p/>
+    <w:p/>
     <w:p/>
     <w:p/>
     <w:p/>
@@ -3470,10 +5628,807 @@
       <w:pPr>
         <w:pStyle w:val="Heading2"/>
         <w:rPr>
-          <w:color w:val="auto"/>
-        </w:rPr>
-      </w:pPr>
-      <w:bookmarkStart w:id="27" w:name="_Toc240976858"/>
+          <w:b/>
+          <w:bCs/>
+          <w:color w:val="auto"/>
+        </w:rPr>
+      </w:pPr>
+      <w:bookmarkStart w:id="29" w:name="_Toc240979480"/>
+      <w:r>
+        <w:rPr>
+          <w:b/>
+          <w:bCs/>
+          <w:color w:val="auto"/>
+        </w:rPr>
+        <w:lastRenderedPageBreak/>
+        <w:t>4 Results</w:t>
+      </w:r>
+      <w:bookmarkEnd w:id="29"/>
+    </w:p>
+    <w:p>
+      <w:pPr>
+        <w:pStyle w:val="Heading3"/>
+        <w:rPr>
+          <w:color w:val="auto"/>
+          <w:sz w:val="24"/>
+          <w:szCs w:val="24"/>
+        </w:rPr>
+      </w:pPr>
+      <w:bookmarkStart w:id="30" w:name="_Toc240979481"/>
+      <w:r>
+        <w:rPr>
+          <w:color w:val="auto"/>
+          <w:sz w:val="24"/>
+          <w:szCs w:val="24"/>
+        </w:rPr>
+        <w:t>4.1 What was produced</w:t>
+      </w:r>
+      <w:bookmarkEnd w:id="30"/>
+    </w:p>
+    <w:p/>
+    <w:p/>
+    <w:p>
+      <w:pPr>
+        <w:pStyle w:val="Heading3"/>
+        <w:rPr>
+          <w:color w:val="auto"/>
+          <w:sz w:val="24"/>
+          <w:szCs w:val="24"/>
+        </w:rPr>
+      </w:pPr>
+      <w:bookmarkStart w:id="31" w:name="_Toc240979482"/>
+      <w:r>
+        <w:rPr>
+          <w:color w:val="auto"/>
+          <w:sz w:val="24"/>
+          <w:szCs w:val="24"/>
+        </w:rPr>
+        <w:t>4.2 The collected dataset</w:t>
+      </w:r>
+      <w:bookmarkEnd w:id="31"/>
+    </w:p>
+    <w:p/>
+    <w:p/>
+    <w:p>
+      <w:pPr>
+        <w:pStyle w:val="Heading3"/>
+        <w:rPr>
+          <w:color w:val="auto"/>
+          <w:sz w:val="24"/>
+          <w:szCs w:val="24"/>
+        </w:rPr>
+      </w:pPr>
+      <w:bookmarkStart w:id="32" w:name="_Toc240979483"/>
+      <w:r>
+        <w:rPr>
+          <w:color w:val="auto"/>
+          <w:sz w:val="24"/>
+          <w:szCs w:val="24"/>
+        </w:rPr>
+        <w:t>4.3 RQ1 – Success and cost against token budget</w:t>
+      </w:r>
+      <w:bookmarkEnd w:id="32"/>
+    </w:p>
+    <w:p>
+      <w:pPr>
+        <w:pStyle w:val="Heading4"/>
+        <w:rPr>
+          <w:i w:val="0"/>
+          <w:iCs w:val="0"/>
+          <w:color w:val="auto"/>
+        </w:rPr>
+      </w:pPr>
+      <w:r>
+        <w:rPr>
+          <w:i w:val="0"/>
+          <w:iCs w:val="0"/>
+          <w:color w:val="auto"/>
+        </w:rPr>
+        <w:t>4.3.1 Strategy A</w:t>
+      </w:r>
+    </w:p>
+    <w:p/>
+    <w:p/>
+    <w:p>
+      <w:pPr>
+        <w:pStyle w:val="Heading4"/>
+        <w:rPr>
+          <w:i w:val="0"/>
+          <w:iCs w:val="0"/>
+          <w:color w:val="auto"/>
+        </w:rPr>
+      </w:pPr>
+      <w:r>
+        <w:rPr>
+          <w:i w:val="0"/>
+          <w:iCs w:val="0"/>
+          <w:color w:val="auto"/>
+        </w:rPr>
+        <w:t>4.3.2 Strategy B</w:t>
+      </w:r>
+    </w:p>
+    <w:p/>
+    <w:p/>
+    <w:p>
+      <w:pPr>
+        <w:pStyle w:val="Heading4"/>
+        <w:rPr>
+          <w:i w:val="0"/>
+          <w:iCs w:val="0"/>
+          <w:color w:val="auto"/>
+        </w:rPr>
+      </w:pPr>
+      <w:r>
+        <w:rPr>
+          <w:i w:val="0"/>
+          <w:iCs w:val="0"/>
+          <w:color w:val="auto"/>
+        </w:rPr>
+        <w:t>4.3.3 Strategy C</w:t>
+      </w:r>
+    </w:p>
+    <w:p/>
+    <w:p/>
+    <w:p>
+      <w:pPr>
+        <w:pStyle w:val="Heading4"/>
+        <w:rPr>
+          <w:i w:val="0"/>
+          <w:iCs w:val="0"/>
+          <w:color w:val="auto"/>
+        </w:rPr>
+      </w:pPr>
+      <w:r>
+        <w:rPr>
+          <w:i w:val="0"/>
+          <w:iCs w:val="0"/>
+          <w:color w:val="auto"/>
+        </w:rPr>
+        <w:t>4.3.4 Matched budget comparison</w:t>
+      </w:r>
+    </w:p>
+    <w:p/>
+    <w:p/>
+    <w:p>
+      <w:pPr>
+        <w:pStyle w:val="Heading4"/>
+        <w:rPr>
+          <w:i w:val="0"/>
+          <w:iCs w:val="0"/>
+          <w:color w:val="auto"/>
+        </w:rPr>
+      </w:pPr>
+      <w:r>
+        <w:rPr>
+          <w:i w:val="0"/>
+          <w:iCs w:val="0"/>
+          <w:color w:val="auto"/>
+        </w:rPr>
+        <w:t>4.3.5 Failure modes</w:t>
+      </w:r>
+    </w:p>
+    <w:p/>
+    <w:p/>
+    <w:p>
+      <w:pPr>
+        <w:pStyle w:val="Heading3"/>
+        <w:rPr>
+          <w:color w:val="auto"/>
+          <w:sz w:val="24"/>
+          <w:szCs w:val="24"/>
+        </w:rPr>
+      </w:pPr>
+      <w:bookmarkStart w:id="33" w:name="_Toc240979484"/>
+      <w:r>
+        <w:rPr>
+          <w:color w:val="auto"/>
+          <w:sz w:val="24"/>
+          <w:szCs w:val="24"/>
+        </w:rPr>
+        <w:t>4.4 RQ2 – Sensitivity to task difficulty</w:t>
+      </w:r>
+      <w:bookmarkEnd w:id="33"/>
+    </w:p>
+    <w:p>
+      <w:pPr>
+        <w:pStyle w:val="Heading4"/>
+        <w:rPr>
+          <w:i w:val="0"/>
+          <w:iCs w:val="0"/>
+          <w:color w:val="auto"/>
+        </w:rPr>
+      </w:pPr>
+      <w:r>
+        <w:rPr>
+          <w:i w:val="0"/>
+          <w:iCs w:val="0"/>
+          <w:color w:val="auto"/>
+        </w:rPr>
+        <w:t>4.4.1 Tasks solved by the pipeline and not by the baseline</w:t>
+      </w:r>
+    </w:p>
+    <w:p/>
+    <w:p/>
+    <w:p>
+      <w:pPr>
+        <w:pStyle w:val="Heading4"/>
+        <w:rPr>
+          <w:i w:val="0"/>
+          <w:iCs w:val="0"/>
+          <w:color w:val="auto"/>
+        </w:rPr>
+      </w:pPr>
+      <w:r>
+        <w:rPr>
+          <w:i w:val="0"/>
+          <w:iCs w:val="0"/>
+          <w:color w:val="auto"/>
+        </w:rPr>
+        <w:t>4.4.2 Characteristic failures</w:t>
+      </w:r>
+    </w:p>
+    <w:p/>
+    <w:p/>
+    <w:p>
+      <w:pPr>
+        <w:pStyle w:val="Heading3"/>
+        <w:rPr>
+          <w:color w:val="auto"/>
+          <w:sz w:val="24"/>
+          <w:szCs w:val="24"/>
+        </w:rPr>
+      </w:pPr>
+      <w:bookmarkStart w:id="34" w:name="_Toc240979485"/>
+      <w:r>
+        <w:rPr>
+          <w:color w:val="auto"/>
+          <w:sz w:val="24"/>
+          <w:szCs w:val="24"/>
+        </w:rPr>
+        <w:t xml:space="preserve">4.5 Critic </w:t>
+      </w:r>
+      <w:r>
+        <w:rPr>
+          <w:color w:val="auto"/>
+          <w:sz w:val="24"/>
+          <w:szCs w:val="24"/>
+        </w:rPr>
+        <w:t>behaviour</w:t>
+      </w:r>
+      <w:r>
+        <w:rPr>
+          <w:color w:val="auto"/>
+          <w:sz w:val="24"/>
+          <w:szCs w:val="24"/>
+        </w:rPr>
+        <w:t xml:space="preserve"> in Strategy B</w:t>
+      </w:r>
+      <w:bookmarkEnd w:id="34"/>
+    </w:p>
+    <w:p/>
+    <w:p/>
+    <w:p>
+      <w:pPr>
+        <w:pStyle w:val="Heading3"/>
+        <w:rPr>
+          <w:color w:val="auto"/>
+          <w:sz w:val="24"/>
+          <w:szCs w:val="24"/>
+        </w:rPr>
+      </w:pPr>
+      <w:bookmarkStart w:id="35" w:name="_Toc240979486"/>
+      <w:r>
+        <w:rPr>
+          <w:color w:val="auto"/>
+          <w:sz w:val="24"/>
+          <w:szCs w:val="24"/>
+        </w:rPr>
+        <w:lastRenderedPageBreak/>
+        <w:t xml:space="preserve">4.6 RQ3 </w:t>
+      </w:r>
+      <w:r>
+        <w:rPr>
+          <w:color w:val="auto"/>
+          <w:sz w:val="24"/>
+          <w:szCs w:val="24"/>
+        </w:rPr>
+        <w:t>– Intra-episode allocation</w:t>
+      </w:r>
+      <w:bookmarkEnd w:id="35"/>
+    </w:p>
+    <w:p/>
+    <w:p/>
+    <w:p>
+      <w:pPr>
+        <w:pStyle w:val="Heading3"/>
+        <w:rPr>
+          <w:color w:val="auto"/>
+          <w:sz w:val="24"/>
+          <w:szCs w:val="24"/>
+        </w:rPr>
+      </w:pPr>
+      <w:bookmarkStart w:id="36" w:name="_Toc240979487"/>
+      <w:r>
+        <w:rPr>
+          <w:color w:val="auto"/>
+          <w:sz w:val="24"/>
+          <w:szCs w:val="24"/>
+        </w:rPr>
+        <w:t>4.7 Summary of results</w:t>
+      </w:r>
+      <w:bookmarkEnd w:id="36"/>
+    </w:p>
+    <w:p/>
+    <w:p/>
+    <w:p/>
+    <w:p/>
+    <w:p/>
+    <w:p/>
+    <w:p/>
+    <w:p/>
+    <w:p/>
+    <w:p/>
+    <w:p/>
+    <w:p/>
+    <w:p/>
+    <w:p/>
+    <w:p/>
+    <w:p/>
+    <w:p/>
+    <w:p/>
+    <w:p/>
+    <w:p/>
+    <w:p/>
+    <w:p/>
+    <w:p/>
+    <w:p/>
+    <w:p/>
+    <w:p/>
+    <w:p/>
+    <w:p>
+      <w:pPr>
+        <w:pStyle w:val="Heading2"/>
+        <w:rPr>
+          <w:b/>
+          <w:bCs/>
+          <w:color w:val="auto"/>
+        </w:rPr>
+      </w:pPr>
+      <w:bookmarkStart w:id="37" w:name="_Toc240979488"/>
+      <w:r>
+        <w:rPr>
+          <w:b/>
+          <w:bCs/>
+          <w:color w:val="auto"/>
+        </w:rPr>
+        <w:lastRenderedPageBreak/>
+        <w:t>5 Use of Generative AI</w:t>
+      </w:r>
+      <w:bookmarkEnd w:id="37"/>
+    </w:p>
+    <w:p>
+      <w:pPr>
+        <w:pStyle w:val="Heading3"/>
+        <w:rPr>
+          <w:color w:val="auto"/>
+          <w:sz w:val="24"/>
+          <w:szCs w:val="24"/>
+        </w:rPr>
+      </w:pPr>
+      <w:bookmarkStart w:id="38" w:name="_Toc240979489"/>
+      <w:r>
+        <w:rPr>
+          <w:color w:val="auto"/>
+          <w:sz w:val="24"/>
+          <w:szCs w:val="24"/>
+        </w:rPr>
+        <w:t>5.1 Declaration of use</w:t>
+      </w:r>
+      <w:bookmarkEnd w:id="38"/>
+    </w:p>
+    <w:p/>
+    <w:p/>
+    <w:p>
+      <w:pPr>
+        <w:pStyle w:val="Heading3"/>
+        <w:rPr>
+          <w:color w:val="auto"/>
+          <w:sz w:val="24"/>
+          <w:szCs w:val="24"/>
+        </w:rPr>
+      </w:pPr>
+      <w:bookmarkStart w:id="39" w:name="_Toc240979490"/>
+      <w:r>
+        <w:rPr>
+          <w:color w:val="auto"/>
+          <w:sz w:val="24"/>
+          <w:szCs w:val="24"/>
+        </w:rPr>
+        <w:t>5.2 How AI was used in code development</w:t>
+      </w:r>
+      <w:bookmarkEnd w:id="39"/>
+    </w:p>
+    <w:p/>
+    <w:p/>
+    <w:p>
+      <w:pPr>
+        <w:pStyle w:val="Heading3"/>
+        <w:rPr>
+          <w:color w:val="auto"/>
+          <w:sz w:val="24"/>
+          <w:szCs w:val="24"/>
+        </w:rPr>
+      </w:pPr>
+      <w:bookmarkStart w:id="40" w:name="_Toc240979491"/>
+      <w:r>
+        <w:rPr>
+          <w:color w:val="auto"/>
+          <w:sz w:val="24"/>
+          <w:szCs w:val="24"/>
+        </w:rPr>
+        <w:t>5.3 How outputs were evaluated before integration</w:t>
+      </w:r>
+      <w:bookmarkEnd w:id="40"/>
+    </w:p>
+    <w:p/>
+    <w:p/>
+    <w:p>
+      <w:pPr>
+        <w:pStyle w:val="Heading3"/>
+        <w:rPr>
+          <w:color w:val="auto"/>
+          <w:sz w:val="24"/>
+          <w:szCs w:val="24"/>
+        </w:rPr>
+      </w:pPr>
+      <w:bookmarkStart w:id="41" w:name="_Toc240979492"/>
+      <w:r>
+        <w:rPr>
+          <w:color w:val="auto"/>
+          <w:sz w:val="24"/>
+          <w:szCs w:val="24"/>
+        </w:rPr>
+        <w:t>5.4 Where AI was wrong</w:t>
+      </w:r>
+      <w:bookmarkEnd w:id="41"/>
+    </w:p>
+    <w:p/>
+    <w:p/>
+    <w:p>
+      <w:pPr>
+        <w:pStyle w:val="Heading3"/>
+        <w:rPr>
+          <w:color w:val="auto"/>
+          <w:sz w:val="24"/>
+          <w:szCs w:val="24"/>
+        </w:rPr>
+      </w:pPr>
+      <w:bookmarkStart w:id="42" w:name="_Toc240979493"/>
+      <w:r>
+        <w:rPr>
+          <w:color w:val="auto"/>
+          <w:sz w:val="24"/>
+          <w:szCs w:val="24"/>
+        </w:rPr>
+        <w:t>5.5 Reflection</w:t>
+      </w:r>
+      <w:bookmarkEnd w:id="42"/>
+    </w:p>
+    <w:p/>
+    <w:p/>
+    <w:p/>
+    <w:p/>
+    <w:p/>
+    <w:p/>
+    <w:p/>
+    <w:p/>
+    <w:p/>
+    <w:p/>
+    <w:p/>
+    <w:p/>
+    <w:p/>
+    <w:p/>
+    <w:p/>
+    <w:p>
+      <w:pPr>
+        <w:pStyle w:val="Heading2"/>
+        <w:rPr>
+          <w:b/>
+          <w:bCs/>
+          <w:color w:val="auto"/>
+        </w:rPr>
+      </w:pPr>
+      <w:bookmarkStart w:id="43" w:name="_Toc240979494"/>
+      <w:r>
+        <w:rPr>
+          <w:b/>
+          <w:bCs/>
+          <w:color w:val="auto"/>
+        </w:rPr>
+        <w:lastRenderedPageBreak/>
+        <w:t>6 Discussion</w:t>
+      </w:r>
+      <w:bookmarkEnd w:id="43"/>
+    </w:p>
+    <w:p>
+      <w:pPr>
+        <w:pStyle w:val="Heading3"/>
+        <w:rPr>
+          <w:color w:val="auto"/>
+          <w:sz w:val="24"/>
+          <w:szCs w:val="24"/>
+        </w:rPr>
+      </w:pPr>
+      <w:bookmarkStart w:id="44" w:name="_Toc240979495"/>
+      <w:r>
+        <w:rPr>
+          <w:color w:val="auto"/>
+          <w:sz w:val="24"/>
+          <w:szCs w:val="24"/>
+        </w:rPr>
+        <w:t>6.1 The cost of orchestration</w:t>
+      </w:r>
+      <w:bookmarkEnd w:id="44"/>
+    </w:p>
+    <w:p/>
+    <w:p/>
+    <w:p>
+      <w:pPr>
+        <w:pStyle w:val="Heading3"/>
+        <w:rPr>
+          <w:color w:val="auto"/>
+          <w:sz w:val="24"/>
+          <w:szCs w:val="24"/>
+        </w:rPr>
+      </w:pPr>
+      <w:bookmarkStart w:id="45" w:name="_Toc240979496"/>
+      <w:r>
+        <w:rPr>
+          <w:color w:val="auto"/>
+          <w:sz w:val="24"/>
+          <w:szCs w:val="24"/>
+        </w:rPr>
+        <w:t>6.2 What review is worth in a fixed pipeline</w:t>
+      </w:r>
+      <w:bookmarkEnd w:id="45"/>
+    </w:p>
+    <w:p/>
+    <w:p/>
+    <w:p>
+      <w:pPr>
+        <w:pStyle w:val="Heading3"/>
+        <w:rPr>
+          <w:color w:val="auto"/>
+          <w:sz w:val="24"/>
+          <w:szCs w:val="24"/>
+        </w:rPr>
+      </w:pPr>
+      <w:bookmarkStart w:id="46" w:name="_Toc240979497"/>
+      <w:r>
+        <w:rPr>
+          <w:color w:val="auto"/>
+          <w:sz w:val="24"/>
+          <w:szCs w:val="24"/>
+        </w:rPr>
+        <w:t>6.3 Learned routing against the alternatives</w:t>
+      </w:r>
+      <w:bookmarkEnd w:id="46"/>
+    </w:p>
+    <w:p/>
+    <w:p/>
+    <w:p>
+      <w:pPr>
+        <w:pStyle w:val="Heading3"/>
+        <w:rPr>
+          <w:color w:val="auto"/>
+          <w:sz w:val="24"/>
+          <w:szCs w:val="24"/>
+        </w:rPr>
+      </w:pPr>
+      <w:bookmarkStart w:id="47" w:name="_Toc240979498"/>
+      <w:r>
+        <w:rPr>
+          <w:color w:val="auto"/>
+          <w:sz w:val="24"/>
+          <w:szCs w:val="24"/>
+        </w:rPr>
+        <w:t>6.4 Confidence, validity and generalisability</w:t>
+      </w:r>
+      <w:bookmarkEnd w:id="47"/>
+    </w:p>
+    <w:p/>
+    <w:p/>
+    <w:p>
+      <w:pPr>
+        <w:pStyle w:val="Heading3"/>
+        <w:rPr>
+          <w:color w:val="auto"/>
+          <w:sz w:val="24"/>
+          <w:szCs w:val="24"/>
+        </w:rPr>
+      </w:pPr>
+      <w:bookmarkStart w:id="48" w:name="_Toc240979499"/>
+      <w:r>
+        <w:rPr>
+          <w:color w:val="auto"/>
+          <w:sz w:val="24"/>
+          <w:szCs w:val="24"/>
+        </w:rPr>
+        <w:t>6.5 Implications and recommendations</w:t>
+      </w:r>
+      <w:bookmarkEnd w:id="48"/>
+    </w:p>
+    <w:p/>
+    <w:p/>
+    <w:p/>
+    <w:p/>
+    <w:p/>
+    <w:p/>
+    <w:p/>
+    <w:p/>
+    <w:p/>
+    <w:p/>
+    <w:p/>
+    <w:p/>
+    <w:p/>
+    <w:p/>
+    <w:p/>
+    <w:p/>
+    <w:p/>
+    <w:p>
+      <w:pPr>
+        <w:pStyle w:val="Heading2"/>
+        <w:rPr>
+          <w:color w:val="auto"/>
+        </w:rPr>
+      </w:pPr>
+      <w:bookmarkStart w:id="49" w:name="_Toc240979500"/>
+      <w:r>
+        <w:rPr>
+          <w:color w:val="auto"/>
+        </w:rPr>
+        <w:lastRenderedPageBreak/>
+        <w:t>7 Evaluation, Reflections and Conclusions</w:t>
+      </w:r>
+      <w:bookmarkEnd w:id="49"/>
+    </w:p>
+    <w:p>
+      <w:pPr>
+        <w:pStyle w:val="Heading3"/>
+        <w:rPr>
+          <w:color w:val="auto"/>
+          <w:sz w:val="24"/>
+          <w:szCs w:val="24"/>
+        </w:rPr>
+      </w:pPr>
+      <w:bookmarkStart w:id="50" w:name="_Toc240979501"/>
+      <w:r>
+        <w:rPr>
+          <w:color w:val="auto"/>
+          <w:sz w:val="24"/>
+          <w:szCs w:val="24"/>
+        </w:rPr>
+        <w:t>7.1 Evaluations against the objectives</w:t>
+      </w:r>
+      <w:bookmarkEnd w:id="50"/>
+    </w:p>
+    <w:p/>
+    <w:p/>
+    <w:p>
+      <w:pPr>
+        <w:pStyle w:val="Heading3"/>
+        <w:rPr>
+          <w:color w:val="auto"/>
+          <w:sz w:val="24"/>
+          <w:szCs w:val="24"/>
+        </w:rPr>
+      </w:pPr>
+      <w:bookmarkStart w:id="51" w:name="_Toc240979502"/>
+      <w:r>
+        <w:rPr>
+          <w:color w:val="auto"/>
+          <w:sz w:val="24"/>
+          <w:szCs w:val="24"/>
+        </w:rPr>
+        <w:t>7.2 Evaluation of the methods and the plan</w:t>
+      </w:r>
+      <w:bookmarkEnd w:id="51"/>
+    </w:p>
+    <w:p/>
+    <w:p/>
+    <w:p>
+      <w:pPr>
+        <w:pStyle w:val="Heading3"/>
+        <w:rPr>
+          <w:color w:val="auto"/>
+          <w:sz w:val="24"/>
+          <w:szCs w:val="24"/>
+        </w:rPr>
+      </w:pPr>
+      <w:bookmarkStart w:id="52" w:name="_Toc240979503"/>
+      <w:r>
+        <w:rPr>
+          <w:color w:val="auto"/>
+          <w:sz w:val="24"/>
+          <w:szCs w:val="24"/>
+        </w:rPr>
+        <w:t>7.3 Reflections on the project process</w:t>
+      </w:r>
+      <w:bookmarkEnd w:id="52"/>
+    </w:p>
+    <w:p/>
+    <w:p/>
+    <w:p>
+      <w:pPr>
+        <w:pStyle w:val="Heading3"/>
+        <w:rPr>
+          <w:color w:val="auto"/>
+          <w:sz w:val="24"/>
+          <w:szCs w:val="24"/>
+        </w:rPr>
+      </w:pPr>
+      <w:bookmarkStart w:id="53" w:name="_Toc240979504"/>
+      <w:r>
+        <w:rPr>
+          <w:color w:val="auto"/>
+          <w:sz w:val="24"/>
+          <w:szCs w:val="24"/>
+        </w:rPr>
+        <w:t>7.4 Contributions</w:t>
+      </w:r>
+      <w:bookmarkEnd w:id="53"/>
+    </w:p>
+    <w:p/>
+    <w:p/>
+    <w:p>
+      <w:pPr>
+        <w:pStyle w:val="Heading3"/>
+        <w:rPr>
+          <w:color w:val="auto"/>
+          <w:sz w:val="24"/>
+          <w:szCs w:val="24"/>
+        </w:rPr>
+      </w:pPr>
+      <w:bookmarkStart w:id="54" w:name="_Toc240979505"/>
+      <w:r>
+        <w:rPr>
+          <w:color w:val="auto"/>
+          <w:sz w:val="24"/>
+          <w:szCs w:val="24"/>
+        </w:rPr>
+        <w:t>7.5 Further work</w:t>
+      </w:r>
+      <w:bookmarkEnd w:id="54"/>
+    </w:p>
+    <w:p/>
+    <w:p/>
+    <w:p>
+      <w:r>
+        <w:t>7.6 Conclusions</w:t>
+      </w:r>
+    </w:p>
+    <w:p/>
+    <w:p/>
+    <w:p/>
+    <w:p/>
+    <w:p/>
+    <w:p/>
+    <w:p/>
+    <w:p/>
+    <w:p/>
+    <w:p/>
+    <w:p/>
+    <w:p/>
+    <w:p/>
+    <w:p/>
+    <w:p>
+      <w:pPr>
+        <w:pStyle w:val="Heading2"/>
+        <w:rPr>
+          <w:color w:val="auto"/>
+        </w:rPr>
+      </w:pPr>
+      <w:bookmarkStart w:id="55" w:name="_Toc240979506"/>
       <w:r>
         <w:rPr>
           <w:color w:val="auto"/>
@@ -3481,7 +6436,7 @@
         <w:lastRenderedPageBreak/>
         <w:t>References</w:t>
       </w:r>
-      <w:bookmarkEnd w:id="27"/>
+      <w:bookmarkEnd w:id="55"/>
     </w:p>
     <w:sectPr>
       <w:footerReference w:type="default" r:id="rId7"/>

--- a/docs/Report.docx
+++ b/docs/Report.docx
@@ -142,7 +142,7 @@
           <w:szCs w:val="38"/>
         </w:rPr>
       </w:pPr>
-      <w:bookmarkStart w:id="0" w:name="_Toc240979451"/>
+      <w:bookmarkStart w:id="0" w:name="_Toc240983582"/>
       <w:r>
         <w:rPr>
           <w:b/>
@@ -305,7 +305,7 @@
           <w:color w:val="auto"/>
         </w:rPr>
       </w:pPr>
-      <w:bookmarkStart w:id="1" w:name="_Toc240979452"/>
+      <w:bookmarkStart w:id="1" w:name="_Toc240983583"/>
       <w:r>
         <w:rPr>
           <w:color w:val="auto"/>
@@ -369,15 +369,13 @@
       <w:r>
         <w:t xml:space="preserve">: </w:t>
       </w:r>
-    </w:p>
-    <w:p>
-      <w:r>
-        <w:t>[Add my signature]</w:t>
-      </w:r>
-    </w:p>
-    <w:p>
-      <w:r>
-        <w:t xml:space="preserve"> [Add date]</w:t>
+      <w:r>
+        <w:t>Thomas Beard</w:t>
+      </w:r>
+    </w:p>
+    <w:p>
+      <w:r>
+        <w:t>[Add date]</w:t>
       </w:r>
     </w:p>
     <w:p/>
@@ -409,7 +407,7 @@
           <w:color w:val="auto"/>
         </w:rPr>
       </w:pPr>
-      <w:bookmarkStart w:id="2" w:name="_Toc240979453"/>
+      <w:bookmarkStart w:id="2" w:name="_Toc240983584"/>
       <w:r>
         <w:rPr>
           <w:color w:val="auto"/>
@@ -570,7 +568,7 @@
           <w:r>
             <w:fldChar w:fldCharType="separate"/>
           </w:r>
-          <w:hyperlink w:anchor="_Toc240979451" w:history="1">
+          <w:hyperlink w:anchor="_Toc240983582" w:history="1">
             <w:r>
               <w:rPr>
                 <w:rStyle w:val="Hyperlink"/>
@@ -599,7 +597,7 @@
                 <w:noProof/>
                 <w:webHidden/>
               </w:rPr>
-              <w:instrText xml:space="preserve"> PAGEREF _Toc240979451 \h </w:instrText>
+              <w:instrText xml:space="preserve"> PAGEREF _Toc240983582 \h </w:instrText>
             </w:r>
             <w:r>
               <w:rPr>
@@ -644,7 +642,7 @@
               <w:lang w:eastAsia="en-GB"/>
             </w:rPr>
           </w:pPr>
-          <w:hyperlink w:anchor="_Toc240979452" w:history="1">
+          <w:hyperlink w:anchor="_Toc240983583" w:history="1">
             <w:r>
               <w:rPr>
                 <w:rStyle w:val="Hyperlink"/>
@@ -671,7 +669,7 @@
                 <w:noProof/>
                 <w:webHidden/>
               </w:rPr>
-              <w:instrText xml:space="preserve"> PAGEREF _Toc240979452 \h </w:instrText>
+              <w:instrText xml:space="preserve"> PAGEREF _Toc240983583 \h </w:instrText>
             </w:r>
             <w:r>
               <w:rPr>
@@ -716,7 +714,7 @@
               <w:lang w:eastAsia="en-GB"/>
             </w:rPr>
           </w:pPr>
-          <w:hyperlink w:anchor="_Toc240979453" w:history="1">
+          <w:hyperlink w:anchor="_Toc240983584" w:history="1">
             <w:r>
               <w:rPr>
                 <w:rStyle w:val="Hyperlink"/>
@@ -743,7 +741,7 @@
                 <w:noProof/>
                 <w:webHidden/>
               </w:rPr>
-              <w:instrText xml:space="preserve"> PAGEREF _Toc240979453 \h </w:instrText>
+              <w:instrText xml:space="preserve"> PAGEREF _Toc240983584 \h </w:instrText>
             </w:r>
             <w:r>
               <w:rPr>
@@ -788,13 +786,13 @@
               <w:lang w:eastAsia="en-GB"/>
             </w:rPr>
           </w:pPr>
-          <w:hyperlink w:anchor="_Toc240979454" w:history="1">
+          <w:hyperlink w:anchor="_Toc240983585" w:history="1">
             <w:r>
               <w:rPr>
                 <w:rStyle w:val="Hyperlink"/>
                 <w:noProof/>
               </w:rPr>
-              <w:t>List of Figures and Tables</w:t>
+              <w:t>Glossary</w:t>
             </w:r>
             <w:r>
               <w:rPr>
@@ -815,7 +813,7 @@
                 <w:noProof/>
                 <w:webHidden/>
               </w:rPr>
-              <w:instrText xml:space="preserve"> PAGEREF _Toc240979454 \h </w:instrText>
+              <w:instrText xml:space="preserve"> PAGEREF _Toc240983585 \h </w:instrText>
             </w:r>
             <w:r>
               <w:rPr>
@@ -835,7 +833,81 @@
                 <w:noProof/>
                 <w:webHidden/>
               </w:rPr>
-              <w:t>5</w:t>
+              <w:t>7</w:t>
+            </w:r>
+            <w:r>
+              <w:rPr>
+                <w:noProof/>
+                <w:webHidden/>
+              </w:rPr>
+              <w:fldChar w:fldCharType="end"/>
+            </w:r>
+          </w:hyperlink>
+        </w:p>
+        <w:p>
+          <w:pPr>
+            <w:pStyle w:val="TOC2"/>
+            <w:tabs>
+              <w:tab w:val="right" w:leader="dot" w:pos="9016"/>
+            </w:tabs>
+            <w:rPr>
+              <w:rFonts w:eastAsiaTheme="minorEastAsia"/>
+              <w:noProof/>
+              <w:sz w:val="24"/>
+              <w:szCs w:val="24"/>
+              <w:lang w:eastAsia="en-GB"/>
+            </w:rPr>
+          </w:pPr>
+          <w:hyperlink w:anchor="_Toc240983586" w:history="1">
+            <w:r>
+              <w:rPr>
+                <w:rStyle w:val="Hyperlink"/>
+                <w:b/>
+                <w:bCs/>
+                <w:noProof/>
+              </w:rPr>
+              <w:t>1 Introduction and Objectives</w:t>
+            </w:r>
+            <w:r>
+              <w:rPr>
+                <w:noProof/>
+                <w:webHidden/>
+              </w:rPr>
+              <w:tab/>
+            </w:r>
+            <w:r>
+              <w:rPr>
+                <w:noProof/>
+                <w:webHidden/>
+              </w:rPr>
+              <w:fldChar w:fldCharType="begin"/>
+            </w:r>
+            <w:r>
+              <w:rPr>
+                <w:noProof/>
+                <w:webHidden/>
+              </w:rPr>
+              <w:instrText xml:space="preserve"> PAGEREF _Toc240983586 \h </w:instrText>
+            </w:r>
+            <w:r>
+              <w:rPr>
+                <w:noProof/>
+                <w:webHidden/>
+              </w:rPr>
+            </w:r>
+            <w:r>
+              <w:rPr>
+                <w:noProof/>
+                <w:webHidden/>
+              </w:rPr>
+              <w:fldChar w:fldCharType="separate"/>
+            </w:r>
+            <w:r>
+              <w:rPr>
+                <w:noProof/>
+                <w:webHidden/>
+              </w:rPr>
+              <w:t>8</w:t>
             </w:r>
             <w:r>
               <w:rPr>
@@ -860,13 +932,13 @@
               <w:lang w:eastAsia="en-GB"/>
             </w:rPr>
           </w:pPr>
-          <w:hyperlink w:anchor="_Toc240979455" w:history="1">
+          <w:hyperlink w:anchor="_Toc240983587" w:history="1">
             <w:r>
               <w:rPr>
                 <w:rStyle w:val="Hyperlink"/>
                 <w:noProof/>
               </w:rPr>
-              <w:t>Figures</w:t>
+              <w:t>1.1 Background and Motivation</w:t>
             </w:r>
             <w:r>
               <w:rPr>
@@ -887,7 +959,7 @@
                 <w:noProof/>
                 <w:webHidden/>
               </w:rPr>
-              <w:instrText xml:space="preserve"> PAGEREF _Toc240979455 \h </w:instrText>
+              <w:instrText xml:space="preserve"> PAGEREF _Toc240983587 \h </w:instrText>
             </w:r>
             <w:r>
               <w:rPr>
@@ -907,7 +979,7 @@
                 <w:noProof/>
                 <w:webHidden/>
               </w:rPr>
-              <w:t>5</w:t>
+              <w:t>8</w:t>
             </w:r>
             <w:r>
               <w:rPr>
@@ -932,13 +1004,13 @@
               <w:lang w:eastAsia="en-GB"/>
             </w:rPr>
           </w:pPr>
-          <w:hyperlink w:anchor="_Toc240979456" w:history="1">
+          <w:hyperlink w:anchor="_Toc240983588" w:history="1">
             <w:r>
               <w:rPr>
                 <w:rStyle w:val="Hyperlink"/>
                 <w:noProof/>
               </w:rPr>
-              <w:t>Tables</w:t>
+              <w:t>1.2 Problem statement and research questions</w:t>
             </w:r>
             <w:r>
               <w:rPr>
@@ -959,7 +1031,7 @@
                 <w:noProof/>
                 <w:webHidden/>
               </w:rPr>
-              <w:instrText xml:space="preserve"> PAGEREF _Toc240979456 \h </w:instrText>
+              <w:instrText xml:space="preserve"> PAGEREF _Toc240983588 \h </w:instrText>
             </w:r>
             <w:r>
               <w:rPr>
@@ -979,7 +1051,295 @@
                 <w:noProof/>
                 <w:webHidden/>
               </w:rPr>
-              <w:t>5</w:t>
+              <w:t>8</w:t>
+            </w:r>
+            <w:r>
+              <w:rPr>
+                <w:noProof/>
+                <w:webHidden/>
+              </w:rPr>
+              <w:fldChar w:fldCharType="end"/>
+            </w:r>
+          </w:hyperlink>
+        </w:p>
+        <w:p>
+          <w:pPr>
+            <w:pStyle w:val="TOC3"/>
+            <w:tabs>
+              <w:tab w:val="right" w:leader="dot" w:pos="9016"/>
+            </w:tabs>
+            <w:rPr>
+              <w:rFonts w:eastAsiaTheme="minorEastAsia"/>
+              <w:noProof/>
+              <w:sz w:val="24"/>
+              <w:szCs w:val="24"/>
+              <w:lang w:eastAsia="en-GB"/>
+            </w:rPr>
+          </w:pPr>
+          <w:hyperlink w:anchor="_Toc240983589" w:history="1">
+            <w:r>
+              <w:rPr>
+                <w:rStyle w:val="Hyperlink"/>
+                <w:noProof/>
+              </w:rPr>
+              <w:t>1.3 Objectives and success tests</w:t>
+            </w:r>
+            <w:r>
+              <w:rPr>
+                <w:noProof/>
+                <w:webHidden/>
+              </w:rPr>
+              <w:tab/>
+            </w:r>
+            <w:r>
+              <w:rPr>
+                <w:noProof/>
+                <w:webHidden/>
+              </w:rPr>
+              <w:fldChar w:fldCharType="begin"/>
+            </w:r>
+            <w:r>
+              <w:rPr>
+                <w:noProof/>
+                <w:webHidden/>
+              </w:rPr>
+              <w:instrText xml:space="preserve"> PAGEREF _Toc240983589 \h </w:instrText>
+            </w:r>
+            <w:r>
+              <w:rPr>
+                <w:noProof/>
+                <w:webHidden/>
+              </w:rPr>
+            </w:r>
+            <w:r>
+              <w:rPr>
+                <w:noProof/>
+                <w:webHidden/>
+              </w:rPr>
+              <w:fldChar w:fldCharType="separate"/>
+            </w:r>
+            <w:r>
+              <w:rPr>
+                <w:noProof/>
+                <w:webHidden/>
+              </w:rPr>
+              <w:t>8</w:t>
+            </w:r>
+            <w:r>
+              <w:rPr>
+                <w:noProof/>
+                <w:webHidden/>
+              </w:rPr>
+              <w:fldChar w:fldCharType="end"/>
+            </w:r>
+          </w:hyperlink>
+        </w:p>
+        <w:p>
+          <w:pPr>
+            <w:pStyle w:val="TOC3"/>
+            <w:tabs>
+              <w:tab w:val="right" w:leader="dot" w:pos="9016"/>
+            </w:tabs>
+            <w:rPr>
+              <w:rFonts w:eastAsiaTheme="minorEastAsia"/>
+              <w:noProof/>
+              <w:sz w:val="24"/>
+              <w:szCs w:val="24"/>
+              <w:lang w:eastAsia="en-GB"/>
+            </w:rPr>
+          </w:pPr>
+          <w:hyperlink w:anchor="_Toc240983590" w:history="1">
+            <w:r>
+              <w:rPr>
+                <w:rStyle w:val="Hyperlink"/>
+                <w:noProof/>
+              </w:rPr>
+              <w:t>1.4 Beneficiaries</w:t>
+            </w:r>
+            <w:r>
+              <w:rPr>
+                <w:noProof/>
+                <w:webHidden/>
+              </w:rPr>
+              <w:tab/>
+            </w:r>
+            <w:r>
+              <w:rPr>
+                <w:noProof/>
+                <w:webHidden/>
+              </w:rPr>
+              <w:fldChar w:fldCharType="begin"/>
+            </w:r>
+            <w:r>
+              <w:rPr>
+                <w:noProof/>
+                <w:webHidden/>
+              </w:rPr>
+              <w:instrText xml:space="preserve"> PAGEREF _Toc240983590 \h </w:instrText>
+            </w:r>
+            <w:r>
+              <w:rPr>
+                <w:noProof/>
+                <w:webHidden/>
+              </w:rPr>
+            </w:r>
+            <w:r>
+              <w:rPr>
+                <w:noProof/>
+                <w:webHidden/>
+              </w:rPr>
+              <w:fldChar w:fldCharType="separate"/>
+            </w:r>
+            <w:r>
+              <w:rPr>
+                <w:noProof/>
+                <w:webHidden/>
+              </w:rPr>
+              <w:t>8</w:t>
+            </w:r>
+            <w:r>
+              <w:rPr>
+                <w:noProof/>
+                <w:webHidden/>
+              </w:rPr>
+              <w:fldChar w:fldCharType="end"/>
+            </w:r>
+          </w:hyperlink>
+        </w:p>
+        <w:p>
+          <w:pPr>
+            <w:pStyle w:val="TOC3"/>
+            <w:tabs>
+              <w:tab w:val="right" w:leader="dot" w:pos="9016"/>
+            </w:tabs>
+            <w:rPr>
+              <w:rFonts w:eastAsiaTheme="minorEastAsia"/>
+              <w:noProof/>
+              <w:sz w:val="24"/>
+              <w:szCs w:val="24"/>
+              <w:lang w:eastAsia="en-GB"/>
+            </w:rPr>
+          </w:pPr>
+          <w:hyperlink w:anchor="_Toc240983591" w:history="1">
+            <w:r>
+              <w:rPr>
+                <w:rStyle w:val="Hyperlink"/>
+                <w:noProof/>
+              </w:rPr>
+              <w:t>1.5 Change of goals and methods during the project</w:t>
+            </w:r>
+            <w:r>
+              <w:rPr>
+                <w:noProof/>
+                <w:webHidden/>
+              </w:rPr>
+              <w:tab/>
+            </w:r>
+            <w:r>
+              <w:rPr>
+                <w:noProof/>
+                <w:webHidden/>
+              </w:rPr>
+              <w:fldChar w:fldCharType="begin"/>
+            </w:r>
+            <w:r>
+              <w:rPr>
+                <w:noProof/>
+                <w:webHidden/>
+              </w:rPr>
+              <w:instrText xml:space="preserve"> PAGEREF _Toc240983591 \h </w:instrText>
+            </w:r>
+            <w:r>
+              <w:rPr>
+                <w:noProof/>
+                <w:webHidden/>
+              </w:rPr>
+            </w:r>
+            <w:r>
+              <w:rPr>
+                <w:noProof/>
+                <w:webHidden/>
+              </w:rPr>
+              <w:fldChar w:fldCharType="separate"/>
+            </w:r>
+            <w:r>
+              <w:rPr>
+                <w:noProof/>
+                <w:webHidden/>
+              </w:rPr>
+              <w:t>9</w:t>
+            </w:r>
+            <w:r>
+              <w:rPr>
+                <w:noProof/>
+                <w:webHidden/>
+              </w:rPr>
+              <w:fldChar w:fldCharType="end"/>
+            </w:r>
+          </w:hyperlink>
+        </w:p>
+        <w:p>
+          <w:pPr>
+            <w:pStyle w:val="TOC3"/>
+            <w:tabs>
+              <w:tab w:val="right" w:leader="dot" w:pos="9016"/>
+            </w:tabs>
+            <w:rPr>
+              <w:rFonts w:eastAsiaTheme="minorEastAsia"/>
+              <w:noProof/>
+              <w:sz w:val="24"/>
+              <w:szCs w:val="24"/>
+              <w:lang w:eastAsia="en-GB"/>
+            </w:rPr>
+          </w:pPr>
+          <w:hyperlink w:anchor="_Toc240983592" w:history="1">
+            <w:r>
+              <w:rPr>
+                <w:rStyle w:val="Hyperlink"/>
+                <w:noProof/>
+              </w:rPr>
+              <w:t>1.6 Structure of the report</w:t>
+            </w:r>
+            <w:r>
+              <w:rPr>
+                <w:noProof/>
+                <w:webHidden/>
+              </w:rPr>
+              <w:tab/>
+            </w:r>
+            <w:r>
+              <w:rPr>
+                <w:noProof/>
+                <w:webHidden/>
+              </w:rPr>
+              <w:fldChar w:fldCharType="begin"/>
+            </w:r>
+            <w:r>
+              <w:rPr>
+                <w:noProof/>
+                <w:webHidden/>
+              </w:rPr>
+              <w:instrText xml:space="preserve"> PAGEREF _Toc240983592 \h </w:instrText>
+            </w:r>
+            <w:r>
+              <w:rPr>
+                <w:noProof/>
+                <w:webHidden/>
+              </w:rPr>
+            </w:r>
+            <w:r>
+              <w:rPr>
+                <w:noProof/>
+                <w:webHidden/>
+              </w:rPr>
+              <w:fldChar w:fldCharType="separate"/>
+            </w:r>
+            <w:r>
+              <w:rPr>
+                <w:noProof/>
+                <w:webHidden/>
+              </w:rPr>
+              <w:t>9</w:t>
             </w:r>
             <w:r>
               <w:rPr>
@@ -1004,13 +1364,15 @@
               <w:lang w:eastAsia="en-GB"/>
             </w:rPr>
           </w:pPr>
-          <w:hyperlink w:anchor="_Toc240979457" w:history="1">
+          <w:hyperlink w:anchor="_Toc240983593" w:history="1">
             <w:r>
               <w:rPr>
                 <w:rStyle w:val="Hyperlink"/>
-                <w:noProof/>
-              </w:rPr>
-              <w:t>Glossary</w:t>
+                <w:b/>
+                <w:bCs/>
+                <w:noProof/>
+              </w:rPr>
+              <w:t>2 Context</w:t>
             </w:r>
             <w:r>
               <w:rPr>
@@ -1031,7 +1393,7 @@
                 <w:noProof/>
                 <w:webHidden/>
               </w:rPr>
-              <w:instrText xml:space="preserve"> PAGEREF _Toc240979457 \h </w:instrText>
+              <w:instrText xml:space="preserve"> PAGEREF _Toc240983593 \h </w:instrText>
             </w:r>
             <w:r>
               <w:rPr>
@@ -1051,7 +1413,439 @@
                 <w:noProof/>
                 <w:webHidden/>
               </w:rPr>
-              <w:t>6</w:t>
+              <w:t>9</w:t>
+            </w:r>
+            <w:r>
+              <w:rPr>
+                <w:noProof/>
+                <w:webHidden/>
+              </w:rPr>
+              <w:fldChar w:fldCharType="end"/>
+            </w:r>
+          </w:hyperlink>
+        </w:p>
+        <w:p>
+          <w:pPr>
+            <w:pStyle w:val="TOC3"/>
+            <w:tabs>
+              <w:tab w:val="right" w:leader="dot" w:pos="9016"/>
+            </w:tabs>
+            <w:rPr>
+              <w:rFonts w:eastAsiaTheme="minorEastAsia"/>
+              <w:noProof/>
+              <w:sz w:val="24"/>
+              <w:szCs w:val="24"/>
+              <w:lang w:eastAsia="en-GB"/>
+            </w:rPr>
+          </w:pPr>
+          <w:hyperlink w:anchor="_Toc240983594" w:history="1">
+            <w:r>
+              <w:rPr>
+                <w:rStyle w:val="Hyperlink"/>
+                <w:noProof/>
+              </w:rPr>
+              <w:t>2.1 Web agents and the WebArena benchmark</w:t>
+            </w:r>
+            <w:r>
+              <w:rPr>
+                <w:noProof/>
+                <w:webHidden/>
+              </w:rPr>
+              <w:tab/>
+            </w:r>
+            <w:r>
+              <w:rPr>
+                <w:noProof/>
+                <w:webHidden/>
+              </w:rPr>
+              <w:fldChar w:fldCharType="begin"/>
+            </w:r>
+            <w:r>
+              <w:rPr>
+                <w:noProof/>
+                <w:webHidden/>
+              </w:rPr>
+              <w:instrText xml:space="preserve"> PAGEREF _Toc240983594 \h </w:instrText>
+            </w:r>
+            <w:r>
+              <w:rPr>
+                <w:noProof/>
+                <w:webHidden/>
+              </w:rPr>
+            </w:r>
+            <w:r>
+              <w:rPr>
+                <w:noProof/>
+                <w:webHidden/>
+              </w:rPr>
+              <w:fldChar w:fldCharType="separate"/>
+            </w:r>
+            <w:r>
+              <w:rPr>
+                <w:noProof/>
+                <w:webHidden/>
+              </w:rPr>
+              <w:t>9</w:t>
+            </w:r>
+            <w:r>
+              <w:rPr>
+                <w:noProof/>
+                <w:webHidden/>
+              </w:rPr>
+              <w:fldChar w:fldCharType="end"/>
+            </w:r>
+          </w:hyperlink>
+        </w:p>
+        <w:p>
+          <w:pPr>
+            <w:pStyle w:val="TOC3"/>
+            <w:tabs>
+              <w:tab w:val="right" w:leader="dot" w:pos="9016"/>
+            </w:tabs>
+            <w:rPr>
+              <w:rFonts w:eastAsiaTheme="minorEastAsia"/>
+              <w:noProof/>
+              <w:sz w:val="24"/>
+              <w:szCs w:val="24"/>
+              <w:lang w:eastAsia="en-GB"/>
+            </w:rPr>
+          </w:pPr>
+          <w:hyperlink w:anchor="_Toc240983595" w:history="1">
+            <w:r>
+              <w:rPr>
+                <w:rStyle w:val="Hyperlink"/>
+                <w:noProof/>
+              </w:rPr>
+              <w:t>2.2 Multi-agent orchestration and the fixed pipeline</w:t>
+            </w:r>
+            <w:r>
+              <w:rPr>
+                <w:noProof/>
+                <w:webHidden/>
+              </w:rPr>
+              <w:tab/>
+            </w:r>
+            <w:r>
+              <w:rPr>
+                <w:noProof/>
+                <w:webHidden/>
+              </w:rPr>
+              <w:fldChar w:fldCharType="begin"/>
+            </w:r>
+            <w:r>
+              <w:rPr>
+                <w:noProof/>
+                <w:webHidden/>
+              </w:rPr>
+              <w:instrText xml:space="preserve"> PAGEREF _Toc240983595 \h </w:instrText>
+            </w:r>
+            <w:r>
+              <w:rPr>
+                <w:noProof/>
+                <w:webHidden/>
+              </w:rPr>
+            </w:r>
+            <w:r>
+              <w:rPr>
+                <w:noProof/>
+                <w:webHidden/>
+              </w:rPr>
+              <w:fldChar w:fldCharType="separate"/>
+            </w:r>
+            <w:r>
+              <w:rPr>
+                <w:noProof/>
+                <w:webHidden/>
+              </w:rPr>
+              <w:t>9</w:t>
+            </w:r>
+            <w:r>
+              <w:rPr>
+                <w:noProof/>
+                <w:webHidden/>
+              </w:rPr>
+              <w:fldChar w:fldCharType="end"/>
+            </w:r>
+          </w:hyperlink>
+        </w:p>
+        <w:p>
+          <w:pPr>
+            <w:pStyle w:val="TOC3"/>
+            <w:tabs>
+              <w:tab w:val="right" w:leader="dot" w:pos="9016"/>
+            </w:tabs>
+            <w:rPr>
+              <w:rFonts w:eastAsiaTheme="minorEastAsia"/>
+              <w:noProof/>
+              <w:sz w:val="24"/>
+              <w:szCs w:val="24"/>
+              <w:lang w:eastAsia="en-GB"/>
+            </w:rPr>
+          </w:pPr>
+          <w:hyperlink w:anchor="_Toc240983596" w:history="1">
+            <w:r>
+              <w:rPr>
+                <w:rStyle w:val="Hyperlink"/>
+                <w:noProof/>
+              </w:rPr>
+              <w:t>2.3 Token cost as a structural constraint</w:t>
+            </w:r>
+            <w:r>
+              <w:rPr>
+                <w:noProof/>
+                <w:webHidden/>
+              </w:rPr>
+              <w:tab/>
+            </w:r>
+            <w:r>
+              <w:rPr>
+                <w:noProof/>
+                <w:webHidden/>
+              </w:rPr>
+              <w:fldChar w:fldCharType="begin"/>
+            </w:r>
+            <w:r>
+              <w:rPr>
+                <w:noProof/>
+                <w:webHidden/>
+              </w:rPr>
+              <w:instrText xml:space="preserve"> PAGEREF _Toc240983596 \h </w:instrText>
+            </w:r>
+            <w:r>
+              <w:rPr>
+                <w:noProof/>
+                <w:webHidden/>
+              </w:rPr>
+            </w:r>
+            <w:r>
+              <w:rPr>
+                <w:noProof/>
+                <w:webHidden/>
+              </w:rPr>
+              <w:fldChar w:fldCharType="separate"/>
+            </w:r>
+            <w:r>
+              <w:rPr>
+                <w:noProof/>
+                <w:webHidden/>
+              </w:rPr>
+              <w:t>9</w:t>
+            </w:r>
+            <w:r>
+              <w:rPr>
+                <w:noProof/>
+                <w:webHidden/>
+              </w:rPr>
+              <w:fldChar w:fldCharType="end"/>
+            </w:r>
+          </w:hyperlink>
+        </w:p>
+        <w:p>
+          <w:pPr>
+            <w:pStyle w:val="TOC3"/>
+            <w:tabs>
+              <w:tab w:val="right" w:leader="dot" w:pos="9016"/>
+            </w:tabs>
+            <w:rPr>
+              <w:rFonts w:eastAsiaTheme="minorEastAsia"/>
+              <w:noProof/>
+              <w:sz w:val="24"/>
+              <w:szCs w:val="24"/>
+              <w:lang w:eastAsia="en-GB"/>
+            </w:rPr>
+          </w:pPr>
+          <w:hyperlink w:anchor="_Toc240983597" w:history="1">
+            <w:r>
+              <w:rPr>
+                <w:rStyle w:val="Hyperlink"/>
+                <w:noProof/>
+              </w:rPr>
+              <w:t>2.4 Budget aware orchestration and learned routing</w:t>
+            </w:r>
+            <w:r>
+              <w:rPr>
+                <w:noProof/>
+                <w:webHidden/>
+              </w:rPr>
+              <w:tab/>
+            </w:r>
+            <w:r>
+              <w:rPr>
+                <w:noProof/>
+                <w:webHidden/>
+              </w:rPr>
+              <w:fldChar w:fldCharType="begin"/>
+            </w:r>
+            <w:r>
+              <w:rPr>
+                <w:noProof/>
+                <w:webHidden/>
+              </w:rPr>
+              <w:instrText xml:space="preserve"> PAGEREF _Toc240983597 \h </w:instrText>
+            </w:r>
+            <w:r>
+              <w:rPr>
+                <w:noProof/>
+                <w:webHidden/>
+              </w:rPr>
+            </w:r>
+            <w:r>
+              <w:rPr>
+                <w:noProof/>
+                <w:webHidden/>
+              </w:rPr>
+              <w:fldChar w:fldCharType="separate"/>
+            </w:r>
+            <w:r>
+              <w:rPr>
+                <w:noProof/>
+                <w:webHidden/>
+              </w:rPr>
+              <w:t>9</w:t>
+            </w:r>
+            <w:r>
+              <w:rPr>
+                <w:noProof/>
+                <w:webHidden/>
+              </w:rPr>
+              <w:fldChar w:fldCharType="end"/>
+            </w:r>
+          </w:hyperlink>
+        </w:p>
+        <w:p>
+          <w:pPr>
+            <w:pStyle w:val="TOC3"/>
+            <w:tabs>
+              <w:tab w:val="right" w:leader="dot" w:pos="9016"/>
+            </w:tabs>
+            <w:rPr>
+              <w:rFonts w:eastAsiaTheme="minorEastAsia"/>
+              <w:noProof/>
+              <w:sz w:val="24"/>
+              <w:szCs w:val="24"/>
+              <w:lang w:eastAsia="en-GB"/>
+            </w:rPr>
+          </w:pPr>
+          <w:hyperlink w:anchor="_Toc240983598" w:history="1">
+            <w:r>
+              <w:rPr>
+                <w:rStyle w:val="Hyperlink"/>
+                <w:noProof/>
+              </w:rPr>
+              <w:t>2.5 Evaluation practice in agent research</w:t>
+            </w:r>
+            <w:r>
+              <w:rPr>
+                <w:noProof/>
+                <w:webHidden/>
+              </w:rPr>
+              <w:tab/>
+            </w:r>
+            <w:r>
+              <w:rPr>
+                <w:noProof/>
+                <w:webHidden/>
+              </w:rPr>
+              <w:fldChar w:fldCharType="begin"/>
+            </w:r>
+            <w:r>
+              <w:rPr>
+                <w:noProof/>
+                <w:webHidden/>
+              </w:rPr>
+              <w:instrText xml:space="preserve"> PAGEREF _Toc240983598 \h </w:instrText>
+            </w:r>
+            <w:r>
+              <w:rPr>
+                <w:noProof/>
+                <w:webHidden/>
+              </w:rPr>
+            </w:r>
+            <w:r>
+              <w:rPr>
+                <w:noProof/>
+                <w:webHidden/>
+              </w:rPr>
+              <w:fldChar w:fldCharType="separate"/>
+            </w:r>
+            <w:r>
+              <w:rPr>
+                <w:noProof/>
+                <w:webHidden/>
+              </w:rPr>
+              <w:t>10</w:t>
+            </w:r>
+            <w:r>
+              <w:rPr>
+                <w:noProof/>
+                <w:webHidden/>
+              </w:rPr>
+              <w:fldChar w:fldCharType="end"/>
+            </w:r>
+          </w:hyperlink>
+        </w:p>
+        <w:p>
+          <w:pPr>
+            <w:pStyle w:val="TOC3"/>
+            <w:tabs>
+              <w:tab w:val="right" w:leader="dot" w:pos="9016"/>
+            </w:tabs>
+            <w:rPr>
+              <w:rFonts w:eastAsiaTheme="minorEastAsia"/>
+              <w:noProof/>
+              <w:sz w:val="24"/>
+              <w:szCs w:val="24"/>
+              <w:lang w:eastAsia="en-GB"/>
+            </w:rPr>
+          </w:pPr>
+          <w:hyperlink w:anchor="_Toc240983599" w:history="1">
+            <w:r>
+              <w:rPr>
+                <w:rStyle w:val="Hyperlink"/>
+                <w:noProof/>
+              </w:rPr>
+              <w:t>2.6 Summary and the gap addressed</w:t>
+            </w:r>
+            <w:r>
+              <w:rPr>
+                <w:noProof/>
+                <w:webHidden/>
+              </w:rPr>
+              <w:tab/>
+            </w:r>
+            <w:r>
+              <w:rPr>
+                <w:noProof/>
+                <w:webHidden/>
+              </w:rPr>
+              <w:fldChar w:fldCharType="begin"/>
+            </w:r>
+            <w:r>
+              <w:rPr>
+                <w:noProof/>
+                <w:webHidden/>
+              </w:rPr>
+              <w:instrText xml:space="preserve"> PAGEREF _Toc240983599 \h </w:instrText>
+            </w:r>
+            <w:r>
+              <w:rPr>
+                <w:noProof/>
+                <w:webHidden/>
+              </w:rPr>
+            </w:r>
+            <w:r>
+              <w:rPr>
+                <w:noProof/>
+                <w:webHidden/>
+              </w:rPr>
+              <w:fldChar w:fldCharType="separate"/>
+            </w:r>
+            <w:r>
+              <w:rPr>
+                <w:noProof/>
+                <w:webHidden/>
+              </w:rPr>
+              <w:t>10</w:t>
             </w:r>
             <w:r>
               <w:rPr>
@@ -1076,7 +1870,7 @@
               <w:lang w:eastAsia="en-GB"/>
             </w:rPr>
           </w:pPr>
-          <w:hyperlink w:anchor="_Toc240979458" w:history="1">
+          <w:hyperlink w:anchor="_Toc240983600" w:history="1">
             <w:r>
               <w:rPr>
                 <w:rStyle w:val="Hyperlink"/>
@@ -1084,7 +1878,7 @@
                 <w:bCs/>
                 <w:noProof/>
               </w:rPr>
-              <w:t>1 Introduction and Objectives</w:t>
+              <w:t>3 Methods</w:t>
             </w:r>
             <w:r>
               <w:rPr>
@@ -1105,7 +1899,7 @@
                 <w:noProof/>
                 <w:webHidden/>
               </w:rPr>
-              <w:instrText xml:space="preserve"> PAGEREF _Toc240979458 \h </w:instrText>
+              <w:instrText xml:space="preserve"> PAGEREF _Toc240983600 \h </w:instrText>
             </w:r>
             <w:r>
               <w:rPr>
@@ -1125,7 +1919,7 @@
                 <w:noProof/>
                 <w:webHidden/>
               </w:rPr>
-              <w:t>7</w:t>
+              <w:t>10</w:t>
             </w:r>
             <w:r>
               <w:rPr>
@@ -1150,13 +1944,13 @@
               <w:lang w:eastAsia="en-GB"/>
             </w:rPr>
           </w:pPr>
-          <w:hyperlink w:anchor="_Toc240979459" w:history="1">
+          <w:hyperlink w:anchor="_Toc240983601" w:history="1">
             <w:r>
               <w:rPr>
                 <w:rStyle w:val="Hyperlink"/>
                 <w:noProof/>
               </w:rPr>
-              <w:t>1.1 Background and Motivation</w:t>
+              <w:t>3.1 Experimental design</w:t>
             </w:r>
             <w:r>
               <w:rPr>
@@ -1177,7 +1971,7 @@
                 <w:noProof/>
                 <w:webHidden/>
               </w:rPr>
-              <w:instrText xml:space="preserve"> PAGEREF _Toc240979459 \h </w:instrText>
+              <w:instrText xml:space="preserve"> PAGEREF _Toc240983601 \h </w:instrText>
             </w:r>
             <w:r>
               <w:rPr>
@@ -1197,7 +1991,7 @@
                 <w:noProof/>
                 <w:webHidden/>
               </w:rPr>
-              <w:t>7</w:t>
+              <w:t>10</w:t>
             </w:r>
             <w:r>
               <w:rPr>
@@ -1222,13 +2016,13 @@
               <w:lang w:eastAsia="en-GB"/>
             </w:rPr>
           </w:pPr>
-          <w:hyperlink w:anchor="_Toc240979460" w:history="1">
+          <w:hyperlink w:anchor="_Toc240983602" w:history="1">
             <w:r>
               <w:rPr>
                 <w:rStyle w:val="Hyperlink"/>
                 <w:noProof/>
               </w:rPr>
-              <w:t>1.2 Problem statement and research questions</w:t>
+              <w:t>3.2 Environment and infrastructure</w:t>
             </w:r>
             <w:r>
               <w:rPr>
@@ -1249,7 +2043,7 @@
                 <w:noProof/>
                 <w:webHidden/>
               </w:rPr>
-              <w:instrText xml:space="preserve"> PAGEREF _Toc240979460 \h </w:instrText>
+              <w:instrText xml:space="preserve"> PAGEREF _Toc240983602 \h </w:instrText>
             </w:r>
             <w:r>
               <w:rPr>
@@ -1269,7 +2063,7 @@
                 <w:noProof/>
                 <w:webHidden/>
               </w:rPr>
-              <w:t>7</w:t>
+              <w:t>10</w:t>
             </w:r>
             <w:r>
               <w:rPr>
@@ -1294,13 +2088,13 @@
               <w:lang w:eastAsia="en-GB"/>
             </w:rPr>
           </w:pPr>
-          <w:hyperlink w:anchor="_Toc240979461" w:history="1">
+          <w:hyperlink w:anchor="_Toc240983603" w:history="1">
             <w:r>
               <w:rPr>
                 <w:rStyle w:val="Hyperlink"/>
                 <w:noProof/>
               </w:rPr>
-              <w:t>1.3 Objectives and success tests</w:t>
+              <w:t>3.3 Token accounting and budget enforcement</w:t>
             </w:r>
             <w:r>
               <w:rPr>
@@ -1321,7 +2115,7 @@
                 <w:noProof/>
                 <w:webHidden/>
               </w:rPr>
-              <w:instrText xml:space="preserve"> PAGEREF _Toc240979461 \h </w:instrText>
+              <w:instrText xml:space="preserve"> PAGEREF _Toc240983603 \h </w:instrText>
             </w:r>
             <w:r>
               <w:rPr>
@@ -1341,7 +2135,7 @@
                 <w:noProof/>
                 <w:webHidden/>
               </w:rPr>
-              <w:t>7</w:t>
+              <w:t>10</w:t>
             </w:r>
             <w:r>
               <w:rPr>
@@ -1366,13 +2160,13 @@
               <w:lang w:eastAsia="en-GB"/>
             </w:rPr>
           </w:pPr>
-          <w:hyperlink w:anchor="_Toc240979462" w:history="1">
+          <w:hyperlink w:anchor="_Toc240983604" w:history="1">
             <w:r>
               <w:rPr>
                 <w:rStyle w:val="Hyperlink"/>
                 <w:noProof/>
               </w:rPr>
-              <w:t>1.4 Beneficiaries</w:t>
+              <w:t>3.4 Strategy implementations</w:t>
             </w:r>
             <w:r>
               <w:rPr>
@@ -1393,7 +2187,7 @@
                 <w:noProof/>
                 <w:webHidden/>
               </w:rPr>
-              <w:instrText xml:space="preserve"> PAGEREF _Toc240979462 \h </w:instrText>
+              <w:instrText xml:space="preserve"> PAGEREF _Toc240983604 \h </w:instrText>
             </w:r>
             <w:r>
               <w:rPr>
@@ -1413,7 +2207,7 @@
                 <w:noProof/>
                 <w:webHidden/>
               </w:rPr>
-              <w:t>7</w:t>
+              <w:t>10</w:t>
             </w:r>
             <w:r>
               <w:rPr>
@@ -1438,13 +2232,13 @@
               <w:lang w:eastAsia="en-GB"/>
             </w:rPr>
           </w:pPr>
-          <w:hyperlink w:anchor="_Toc240979463" w:history="1">
+          <w:hyperlink w:anchor="_Toc240983605" w:history="1">
             <w:r>
               <w:rPr>
                 <w:rStyle w:val="Hyperlink"/>
                 <w:noProof/>
               </w:rPr>
-              <w:t>1.5 Change of goals and methods during the project</w:t>
+              <w:t>3.5 Data collection, logging and task classification</w:t>
             </w:r>
             <w:r>
               <w:rPr>
@@ -1465,7 +2259,7 @@
                 <w:noProof/>
                 <w:webHidden/>
               </w:rPr>
-              <w:instrText xml:space="preserve"> PAGEREF _Toc240979463 \h </w:instrText>
+              <w:instrText xml:space="preserve"> PAGEREF _Toc240983605 \h </w:instrText>
             </w:r>
             <w:r>
               <w:rPr>
@@ -1485,7 +2279,7 @@
                 <w:noProof/>
                 <w:webHidden/>
               </w:rPr>
-              <w:t>7</w:t>
+              <w:t>11</w:t>
             </w:r>
             <w:r>
               <w:rPr>
@@ -1510,13 +2304,13 @@
               <w:lang w:eastAsia="en-GB"/>
             </w:rPr>
           </w:pPr>
-          <w:hyperlink w:anchor="_Toc240979464" w:history="1">
+          <w:hyperlink w:anchor="_Toc240983606" w:history="1">
             <w:r>
               <w:rPr>
                 <w:rStyle w:val="Hyperlink"/>
                 <w:noProof/>
               </w:rPr>
-              <w:t>1.6 Structure of the report</w:t>
+              <w:t>3.6 Verification and validation</w:t>
             </w:r>
             <w:r>
               <w:rPr>
@@ -1537,7 +2331,7 @@
                 <w:noProof/>
                 <w:webHidden/>
               </w:rPr>
-              <w:instrText xml:space="preserve"> PAGEREF _Toc240979464 \h </w:instrText>
+              <w:instrText xml:space="preserve"> PAGEREF _Toc240983606 \h </w:instrText>
             </w:r>
             <w:r>
               <w:rPr>
@@ -1557,7 +2351,79 @@
                 <w:noProof/>
                 <w:webHidden/>
               </w:rPr>
-              <w:t>8</w:t>
+              <w:t>11</w:t>
+            </w:r>
+            <w:r>
+              <w:rPr>
+                <w:noProof/>
+                <w:webHidden/>
+              </w:rPr>
+              <w:fldChar w:fldCharType="end"/>
+            </w:r>
+          </w:hyperlink>
+        </w:p>
+        <w:p>
+          <w:pPr>
+            <w:pStyle w:val="TOC3"/>
+            <w:tabs>
+              <w:tab w:val="right" w:leader="dot" w:pos="9016"/>
+            </w:tabs>
+            <w:rPr>
+              <w:rFonts w:eastAsiaTheme="minorEastAsia"/>
+              <w:noProof/>
+              <w:sz w:val="24"/>
+              <w:szCs w:val="24"/>
+              <w:lang w:eastAsia="en-GB"/>
+            </w:rPr>
+          </w:pPr>
+          <w:hyperlink w:anchor="_Toc240983607" w:history="1">
+            <w:r>
+              <w:rPr>
+                <w:rStyle w:val="Hyperlink"/>
+                <w:noProof/>
+              </w:rPr>
+              <w:t>3.7 Ethics, legal, social and professional issues</w:t>
+            </w:r>
+            <w:r>
+              <w:rPr>
+                <w:noProof/>
+                <w:webHidden/>
+              </w:rPr>
+              <w:tab/>
+            </w:r>
+            <w:r>
+              <w:rPr>
+                <w:noProof/>
+                <w:webHidden/>
+              </w:rPr>
+              <w:fldChar w:fldCharType="begin"/>
+            </w:r>
+            <w:r>
+              <w:rPr>
+                <w:noProof/>
+                <w:webHidden/>
+              </w:rPr>
+              <w:instrText xml:space="preserve"> PAGEREF _Toc240983607 \h </w:instrText>
+            </w:r>
+            <w:r>
+              <w:rPr>
+                <w:noProof/>
+                <w:webHidden/>
+              </w:rPr>
+            </w:r>
+            <w:r>
+              <w:rPr>
+                <w:noProof/>
+                <w:webHidden/>
+              </w:rPr>
+              <w:fldChar w:fldCharType="separate"/>
+            </w:r>
+            <w:r>
+              <w:rPr>
+                <w:noProof/>
+                <w:webHidden/>
+              </w:rPr>
+              <w:t>11</w:t>
             </w:r>
             <w:r>
               <w:rPr>
@@ -1582,7 +2448,7 @@
               <w:lang w:eastAsia="en-GB"/>
             </w:rPr>
           </w:pPr>
-          <w:hyperlink w:anchor="_Toc240979465" w:history="1">
+          <w:hyperlink w:anchor="_Toc240983608" w:history="1">
             <w:r>
               <w:rPr>
                 <w:rStyle w:val="Hyperlink"/>
@@ -1590,7 +2456,7 @@
                 <w:bCs/>
                 <w:noProof/>
               </w:rPr>
-              <w:t>2 Context</w:t>
+              <w:t>4 Results</w:t>
             </w:r>
             <w:r>
               <w:rPr>
@@ -1611,7 +2477,7 @@
                 <w:noProof/>
                 <w:webHidden/>
               </w:rPr>
-              <w:instrText xml:space="preserve"> PAGEREF _Toc240979465 \h </w:instrText>
+              <w:instrText xml:space="preserve"> PAGEREF _Toc240983608 \h </w:instrText>
             </w:r>
             <w:r>
               <w:rPr>
@@ -1631,7 +2497,7 @@
                 <w:noProof/>
                 <w:webHidden/>
               </w:rPr>
-              <w:t>8</w:t>
+              <w:t>12</w:t>
             </w:r>
             <w:r>
               <w:rPr>
@@ -1656,13 +2522,13 @@
               <w:lang w:eastAsia="en-GB"/>
             </w:rPr>
           </w:pPr>
-          <w:hyperlink w:anchor="_Toc240979466" w:history="1">
+          <w:hyperlink w:anchor="_Toc240983609" w:history="1">
             <w:r>
               <w:rPr>
                 <w:rStyle w:val="Hyperlink"/>
                 <w:noProof/>
               </w:rPr>
-              <w:t>2.1 Web agents and the WebArena benchmark</w:t>
+              <w:t>4.1 What was produced</w:t>
             </w:r>
             <w:r>
               <w:rPr>
@@ -1683,7 +2549,7 @@
                 <w:noProof/>
                 <w:webHidden/>
               </w:rPr>
-              <w:instrText xml:space="preserve"> PAGEREF _Toc240979466 \h </w:instrText>
+              <w:instrText xml:space="preserve"> PAGEREF _Toc240983609 \h </w:instrText>
             </w:r>
             <w:r>
               <w:rPr>
@@ -1703,7 +2569,7 @@
                 <w:noProof/>
                 <w:webHidden/>
               </w:rPr>
-              <w:t>8</w:t>
+              <w:t>12</w:t>
             </w:r>
             <w:r>
               <w:rPr>
@@ -1728,13 +2594,13 @@
               <w:lang w:eastAsia="en-GB"/>
             </w:rPr>
           </w:pPr>
-          <w:hyperlink w:anchor="_Toc240979467" w:history="1">
+          <w:hyperlink w:anchor="_Toc240983610" w:history="1">
             <w:r>
               <w:rPr>
                 <w:rStyle w:val="Hyperlink"/>
                 <w:noProof/>
               </w:rPr>
-              <w:t>2.2 Multi-agent orchestration and the fixed pipeline</w:t>
+              <w:t>4.2 The collected dataset</w:t>
             </w:r>
             <w:r>
               <w:rPr>
@@ -1755,7 +2621,7 @@
                 <w:noProof/>
                 <w:webHidden/>
               </w:rPr>
-              <w:instrText xml:space="preserve"> PAGEREF _Toc240979467 \h </w:instrText>
+              <w:instrText xml:space="preserve"> PAGEREF _Toc240983610 \h </w:instrText>
             </w:r>
             <w:r>
               <w:rPr>
@@ -1775,7 +2641,7 @@
                 <w:noProof/>
                 <w:webHidden/>
               </w:rPr>
-              <w:t>8</w:t>
+              <w:t>12</w:t>
             </w:r>
             <w:r>
               <w:rPr>
@@ -1800,13 +2666,13 @@
               <w:lang w:eastAsia="en-GB"/>
             </w:rPr>
           </w:pPr>
-          <w:hyperlink w:anchor="_Toc240979468" w:history="1">
+          <w:hyperlink w:anchor="_Toc240983611" w:history="1">
             <w:r>
               <w:rPr>
                 <w:rStyle w:val="Hyperlink"/>
                 <w:noProof/>
               </w:rPr>
-              <w:t>2.3 Token cost as a structural constraint</w:t>
+              <w:t>4.3 RQ1 – Success and cost against token budget</w:t>
             </w:r>
             <w:r>
               <w:rPr>
@@ -1827,7 +2693,7 @@
                 <w:noProof/>
                 <w:webHidden/>
               </w:rPr>
-              <w:instrText xml:space="preserve"> PAGEREF _Toc240979468 \h </w:instrText>
+              <w:instrText xml:space="preserve"> PAGEREF _Toc240983611 \h </w:instrText>
             </w:r>
             <w:r>
               <w:rPr>
@@ -1847,7 +2713,7 @@
                 <w:noProof/>
                 <w:webHidden/>
               </w:rPr>
-              <w:t>8</w:t>
+              <w:t>12</w:t>
             </w:r>
             <w:r>
               <w:rPr>
@@ -1872,13 +2738,13 @@
               <w:lang w:eastAsia="en-GB"/>
             </w:rPr>
           </w:pPr>
-          <w:hyperlink w:anchor="_Toc240979469" w:history="1">
+          <w:hyperlink w:anchor="_Toc240983612" w:history="1">
             <w:r>
               <w:rPr>
                 <w:rStyle w:val="Hyperlink"/>
                 <w:noProof/>
               </w:rPr>
-              <w:t>2.4 Budget aware orchestration and learned routing</w:t>
+              <w:t>4.4 RQ2 – Sensitivity to task difficulty</w:t>
             </w:r>
             <w:r>
               <w:rPr>
@@ -1899,7 +2765,7 @@
                 <w:noProof/>
                 <w:webHidden/>
               </w:rPr>
-              <w:instrText xml:space="preserve"> PAGEREF _Toc240979469 \h </w:instrText>
+              <w:instrText xml:space="preserve"> PAGEREF _Toc240983612 \h </w:instrText>
             </w:r>
             <w:r>
               <w:rPr>
@@ -1919,7 +2785,7 @@
                 <w:noProof/>
                 <w:webHidden/>
               </w:rPr>
-              <w:t>8</w:t>
+              <w:t>13</w:t>
             </w:r>
             <w:r>
               <w:rPr>
@@ -1944,13 +2810,13 @@
               <w:lang w:eastAsia="en-GB"/>
             </w:rPr>
           </w:pPr>
-          <w:hyperlink w:anchor="_Toc240979470" w:history="1">
+          <w:hyperlink w:anchor="_Toc240983613" w:history="1">
             <w:r>
               <w:rPr>
                 <w:rStyle w:val="Hyperlink"/>
                 <w:noProof/>
               </w:rPr>
-              <w:t>2.5 Evaluation practice in agent research</w:t>
+              <w:t>4.5 Critic behaviour in Strategy B</w:t>
             </w:r>
             <w:r>
               <w:rPr>
@@ -1971,7 +2837,7 @@
                 <w:noProof/>
                 <w:webHidden/>
               </w:rPr>
-              <w:instrText xml:space="preserve"> PAGEREF _Toc240979470 \h </w:instrText>
+              <w:instrText xml:space="preserve"> PAGEREF _Toc240983613 \h </w:instrText>
             </w:r>
             <w:r>
               <w:rPr>
@@ -1991,7 +2857,7 @@
                 <w:noProof/>
                 <w:webHidden/>
               </w:rPr>
-              <w:t>8</w:t>
+              <w:t>13</w:t>
             </w:r>
             <w:r>
               <w:rPr>
@@ -2016,13 +2882,13 @@
               <w:lang w:eastAsia="en-GB"/>
             </w:rPr>
           </w:pPr>
-          <w:hyperlink w:anchor="_Toc240979471" w:history="1">
+          <w:hyperlink w:anchor="_Toc240983614" w:history="1">
             <w:r>
               <w:rPr>
                 <w:rStyle w:val="Hyperlink"/>
                 <w:noProof/>
               </w:rPr>
-              <w:t>2.6 Summary and the gap addressed</w:t>
+              <w:t>4.6 RQ3 – Intra-episode allocation</w:t>
             </w:r>
             <w:r>
               <w:rPr>
@@ -2043,7 +2909,7 @@
                 <w:noProof/>
                 <w:webHidden/>
               </w:rPr>
-              <w:instrText xml:space="preserve"> PAGEREF _Toc240979471 \h </w:instrText>
+              <w:instrText xml:space="preserve"> PAGEREF _Toc240983614 \h </w:instrText>
             </w:r>
             <w:r>
               <w:rPr>
@@ -2063,7 +2929,79 @@
                 <w:noProof/>
                 <w:webHidden/>
               </w:rPr>
-              <w:t>9</w:t>
+              <w:t>13</w:t>
+            </w:r>
+            <w:r>
+              <w:rPr>
+                <w:noProof/>
+                <w:webHidden/>
+              </w:rPr>
+              <w:fldChar w:fldCharType="end"/>
+            </w:r>
+          </w:hyperlink>
+        </w:p>
+        <w:p>
+          <w:pPr>
+            <w:pStyle w:val="TOC3"/>
+            <w:tabs>
+              <w:tab w:val="right" w:leader="dot" w:pos="9016"/>
+            </w:tabs>
+            <w:rPr>
+              <w:rFonts w:eastAsiaTheme="minorEastAsia"/>
+              <w:noProof/>
+              <w:sz w:val="24"/>
+              <w:szCs w:val="24"/>
+              <w:lang w:eastAsia="en-GB"/>
+            </w:rPr>
+          </w:pPr>
+          <w:hyperlink w:anchor="_Toc240983615" w:history="1">
+            <w:r>
+              <w:rPr>
+                <w:rStyle w:val="Hyperlink"/>
+                <w:noProof/>
+              </w:rPr>
+              <w:t>4.7 Summary of results</w:t>
+            </w:r>
+            <w:r>
+              <w:rPr>
+                <w:noProof/>
+                <w:webHidden/>
+              </w:rPr>
+              <w:tab/>
+            </w:r>
+            <w:r>
+              <w:rPr>
+                <w:noProof/>
+                <w:webHidden/>
+              </w:rPr>
+              <w:fldChar w:fldCharType="begin"/>
+            </w:r>
+            <w:r>
+              <w:rPr>
+                <w:noProof/>
+                <w:webHidden/>
+              </w:rPr>
+              <w:instrText xml:space="preserve"> PAGEREF _Toc240983615 \h </w:instrText>
+            </w:r>
+            <w:r>
+              <w:rPr>
+                <w:noProof/>
+                <w:webHidden/>
+              </w:rPr>
+            </w:r>
+            <w:r>
+              <w:rPr>
+                <w:noProof/>
+                <w:webHidden/>
+              </w:rPr>
+              <w:fldChar w:fldCharType="separate"/>
+            </w:r>
+            <w:r>
+              <w:rPr>
+                <w:noProof/>
+                <w:webHidden/>
+              </w:rPr>
+              <w:t>13</w:t>
             </w:r>
             <w:r>
               <w:rPr>
@@ -2088,7 +3026,7 @@
               <w:lang w:eastAsia="en-GB"/>
             </w:rPr>
           </w:pPr>
-          <w:hyperlink w:anchor="_Toc240979472" w:history="1">
+          <w:hyperlink w:anchor="_Toc240983616" w:history="1">
             <w:r>
               <w:rPr>
                 <w:rStyle w:val="Hyperlink"/>
@@ -2096,7 +3034,7 @@
                 <w:bCs/>
                 <w:noProof/>
               </w:rPr>
-              <w:t>3 Methods</w:t>
+              <w:t>5 Use of Generative AI</w:t>
             </w:r>
             <w:r>
               <w:rPr>
@@ -2117,7 +3055,7 @@
                 <w:noProof/>
                 <w:webHidden/>
               </w:rPr>
-              <w:instrText xml:space="preserve"> PAGEREF _Toc240979472 \h </w:instrText>
+              <w:instrText xml:space="preserve"> PAGEREF _Toc240983616 \h </w:instrText>
             </w:r>
             <w:r>
               <w:rPr>
@@ -2137,7 +3075,7 @@
                 <w:noProof/>
                 <w:webHidden/>
               </w:rPr>
-              <w:t>9</w:t>
+              <w:t>14</w:t>
             </w:r>
             <w:r>
               <w:rPr>
@@ -2162,13 +3100,13 @@
               <w:lang w:eastAsia="en-GB"/>
             </w:rPr>
           </w:pPr>
-          <w:hyperlink w:anchor="_Toc240979473" w:history="1">
+          <w:hyperlink w:anchor="_Toc240983617" w:history="1">
             <w:r>
               <w:rPr>
                 <w:rStyle w:val="Hyperlink"/>
                 <w:noProof/>
               </w:rPr>
-              <w:t>3.1 Experimental design</w:t>
+              <w:t>5.1 Declaration of use</w:t>
             </w:r>
             <w:r>
               <w:rPr>
@@ -2189,7 +3127,7 @@
                 <w:noProof/>
                 <w:webHidden/>
               </w:rPr>
-              <w:instrText xml:space="preserve"> PAGEREF _Toc240979473 \h </w:instrText>
+              <w:instrText xml:space="preserve"> PAGEREF _Toc240983617 \h </w:instrText>
             </w:r>
             <w:r>
               <w:rPr>
@@ -2209,7 +3147,7 @@
                 <w:noProof/>
                 <w:webHidden/>
               </w:rPr>
-              <w:t>9</w:t>
+              <w:t>14</w:t>
             </w:r>
             <w:r>
               <w:rPr>
@@ -2234,13 +3172,13 @@
               <w:lang w:eastAsia="en-GB"/>
             </w:rPr>
           </w:pPr>
-          <w:hyperlink w:anchor="_Toc240979474" w:history="1">
+          <w:hyperlink w:anchor="_Toc240983618" w:history="1">
             <w:r>
               <w:rPr>
                 <w:rStyle w:val="Hyperlink"/>
                 <w:noProof/>
               </w:rPr>
-              <w:t>3.2 Environment and infrastructure</w:t>
+              <w:t>5.2 How AI was used in code development</w:t>
             </w:r>
             <w:r>
               <w:rPr>
@@ -2261,7 +3199,7 @@
                 <w:noProof/>
                 <w:webHidden/>
               </w:rPr>
-              <w:instrText xml:space="preserve"> PAGEREF _Toc240979474 \h </w:instrText>
+              <w:instrText xml:space="preserve"> PAGEREF _Toc240983618 \h </w:instrText>
             </w:r>
             <w:r>
               <w:rPr>
@@ -2281,7 +3219,7 @@
                 <w:noProof/>
                 <w:webHidden/>
               </w:rPr>
-              <w:t>9</w:t>
+              <w:t>14</w:t>
             </w:r>
             <w:r>
               <w:rPr>
@@ -2306,13 +3244,13 @@
               <w:lang w:eastAsia="en-GB"/>
             </w:rPr>
           </w:pPr>
-          <w:hyperlink w:anchor="_Toc240979475" w:history="1">
+          <w:hyperlink w:anchor="_Toc240983619" w:history="1">
             <w:r>
               <w:rPr>
                 <w:rStyle w:val="Hyperlink"/>
                 <w:noProof/>
               </w:rPr>
-              <w:t>3.3 Token accounting and budget enforcement</w:t>
+              <w:t>5.3 How outputs were evaluated before integration</w:t>
             </w:r>
             <w:r>
               <w:rPr>
@@ -2333,7 +3271,7 @@
                 <w:noProof/>
                 <w:webHidden/>
               </w:rPr>
-              <w:instrText xml:space="preserve"> PAGEREF _Toc240979475 \h </w:instrText>
+              <w:instrText xml:space="preserve"> PAGEREF _Toc240983619 \h </w:instrText>
             </w:r>
             <w:r>
               <w:rPr>
@@ -2353,7 +3291,7 @@
                 <w:noProof/>
                 <w:webHidden/>
               </w:rPr>
-              <w:t>9</w:t>
+              <w:t>14</w:t>
             </w:r>
             <w:r>
               <w:rPr>
@@ -2378,13 +3316,13 @@
               <w:lang w:eastAsia="en-GB"/>
             </w:rPr>
           </w:pPr>
-          <w:hyperlink w:anchor="_Toc240979476" w:history="1">
+          <w:hyperlink w:anchor="_Toc240983620" w:history="1">
             <w:r>
               <w:rPr>
                 <w:rStyle w:val="Hyperlink"/>
                 <w:noProof/>
               </w:rPr>
-              <w:t>3.4 Strategy implementations</w:t>
+              <w:t>5.4 Where AI was wrong</w:t>
             </w:r>
             <w:r>
               <w:rPr>
@@ -2405,7 +3343,7 @@
                 <w:noProof/>
                 <w:webHidden/>
               </w:rPr>
-              <w:instrText xml:space="preserve"> PAGEREF _Toc240979476 \h </w:instrText>
+              <w:instrText xml:space="preserve"> PAGEREF _Toc240983620 \h </w:instrText>
             </w:r>
             <w:r>
               <w:rPr>
@@ -2425,7 +3363,7 @@
                 <w:noProof/>
                 <w:webHidden/>
               </w:rPr>
-              <w:t>9</w:t>
+              <w:t>14</w:t>
             </w:r>
             <w:r>
               <w:rPr>
@@ -2450,13 +3388,13 @@
               <w:lang w:eastAsia="en-GB"/>
             </w:rPr>
           </w:pPr>
-          <w:hyperlink w:anchor="_Toc240979477" w:history="1">
+          <w:hyperlink w:anchor="_Toc240983621" w:history="1">
             <w:r>
               <w:rPr>
                 <w:rStyle w:val="Hyperlink"/>
                 <w:noProof/>
               </w:rPr>
-              <w:t>3.5 Data collection, logging and task classification</w:t>
+              <w:t>5.5 Reflection</w:t>
             </w:r>
             <w:r>
               <w:rPr>
@@ -2477,7 +3415,7 @@
                 <w:noProof/>
                 <w:webHidden/>
               </w:rPr>
-              <w:instrText xml:space="preserve"> PAGEREF _Toc240979477 \h </w:instrText>
+              <w:instrText xml:space="preserve"> PAGEREF _Toc240983621 \h </w:instrText>
             </w:r>
             <w:r>
               <w:rPr>
@@ -2497,7 +3435,81 @@
                 <w:noProof/>
                 <w:webHidden/>
               </w:rPr>
-              <w:t>10</w:t>
+              <w:t>14</w:t>
+            </w:r>
+            <w:r>
+              <w:rPr>
+                <w:noProof/>
+                <w:webHidden/>
+              </w:rPr>
+              <w:fldChar w:fldCharType="end"/>
+            </w:r>
+          </w:hyperlink>
+        </w:p>
+        <w:p>
+          <w:pPr>
+            <w:pStyle w:val="TOC2"/>
+            <w:tabs>
+              <w:tab w:val="right" w:leader="dot" w:pos="9016"/>
+            </w:tabs>
+            <w:rPr>
+              <w:rFonts w:eastAsiaTheme="minorEastAsia"/>
+              <w:noProof/>
+              <w:sz w:val="24"/>
+              <w:szCs w:val="24"/>
+              <w:lang w:eastAsia="en-GB"/>
+            </w:rPr>
+          </w:pPr>
+          <w:hyperlink w:anchor="_Toc240983622" w:history="1">
+            <w:r>
+              <w:rPr>
+                <w:rStyle w:val="Hyperlink"/>
+                <w:b/>
+                <w:bCs/>
+                <w:noProof/>
+              </w:rPr>
+              <w:t>6 Discussion</w:t>
+            </w:r>
+            <w:r>
+              <w:rPr>
+                <w:noProof/>
+                <w:webHidden/>
+              </w:rPr>
+              <w:tab/>
+            </w:r>
+            <w:r>
+              <w:rPr>
+                <w:noProof/>
+                <w:webHidden/>
+              </w:rPr>
+              <w:fldChar w:fldCharType="begin"/>
+            </w:r>
+            <w:r>
+              <w:rPr>
+                <w:noProof/>
+                <w:webHidden/>
+              </w:rPr>
+              <w:instrText xml:space="preserve"> PAGEREF _Toc240983622 \h </w:instrText>
+            </w:r>
+            <w:r>
+              <w:rPr>
+                <w:noProof/>
+                <w:webHidden/>
+              </w:rPr>
+            </w:r>
+            <w:r>
+              <w:rPr>
+                <w:noProof/>
+                <w:webHidden/>
+              </w:rPr>
+              <w:fldChar w:fldCharType="separate"/>
+            </w:r>
+            <w:r>
+              <w:rPr>
+                <w:noProof/>
+                <w:webHidden/>
+              </w:rPr>
+              <w:t>15</w:t>
             </w:r>
             <w:r>
               <w:rPr>
@@ -2522,13 +3534,13 @@
               <w:lang w:eastAsia="en-GB"/>
             </w:rPr>
           </w:pPr>
-          <w:hyperlink w:anchor="_Toc240979478" w:history="1">
+          <w:hyperlink w:anchor="_Toc240983623" w:history="1">
             <w:r>
               <w:rPr>
                 <w:rStyle w:val="Hyperlink"/>
                 <w:noProof/>
               </w:rPr>
-              <w:t>3.6 Verification and validation</w:t>
+              <w:t>6.1 The cost of orchestration</w:t>
             </w:r>
             <w:r>
               <w:rPr>
@@ -2549,7 +3561,7 @@
                 <w:noProof/>
                 <w:webHidden/>
               </w:rPr>
-              <w:instrText xml:space="preserve"> PAGEREF _Toc240979478 \h </w:instrText>
+              <w:instrText xml:space="preserve"> PAGEREF _Toc240983623 \h </w:instrText>
             </w:r>
             <w:r>
               <w:rPr>
@@ -2569,7 +3581,7 @@
                 <w:noProof/>
                 <w:webHidden/>
               </w:rPr>
-              <w:t>10</w:t>
+              <w:t>15</w:t>
             </w:r>
             <w:r>
               <w:rPr>
@@ -2594,13 +3606,13 @@
               <w:lang w:eastAsia="en-GB"/>
             </w:rPr>
           </w:pPr>
-          <w:hyperlink w:anchor="_Toc240979479" w:history="1">
+          <w:hyperlink w:anchor="_Toc240983624" w:history="1">
             <w:r>
               <w:rPr>
                 <w:rStyle w:val="Hyperlink"/>
                 <w:noProof/>
               </w:rPr>
-              <w:t>3.7 Ethics, legal, social and professional issues</w:t>
+              <w:t>6.2 What review is worth in a fixed pipeline</w:t>
             </w:r>
             <w:r>
               <w:rPr>
@@ -2621,7 +3633,7 @@
                 <w:noProof/>
                 <w:webHidden/>
               </w:rPr>
-              <w:instrText xml:space="preserve"> PAGEREF _Toc240979479 \h </w:instrText>
+              <w:instrText xml:space="preserve"> PAGEREF _Toc240983624 \h </w:instrText>
             </w:r>
             <w:r>
               <w:rPr>
@@ -2641,7 +3653,223 @@
                 <w:noProof/>
                 <w:webHidden/>
               </w:rPr>
-              <w:t>10</w:t>
+              <w:t>15</w:t>
+            </w:r>
+            <w:r>
+              <w:rPr>
+                <w:noProof/>
+                <w:webHidden/>
+              </w:rPr>
+              <w:fldChar w:fldCharType="end"/>
+            </w:r>
+          </w:hyperlink>
+        </w:p>
+        <w:p>
+          <w:pPr>
+            <w:pStyle w:val="TOC3"/>
+            <w:tabs>
+              <w:tab w:val="right" w:leader="dot" w:pos="9016"/>
+            </w:tabs>
+            <w:rPr>
+              <w:rFonts w:eastAsiaTheme="minorEastAsia"/>
+              <w:noProof/>
+              <w:sz w:val="24"/>
+              <w:szCs w:val="24"/>
+              <w:lang w:eastAsia="en-GB"/>
+            </w:rPr>
+          </w:pPr>
+          <w:hyperlink w:anchor="_Toc240983625" w:history="1">
+            <w:r>
+              <w:rPr>
+                <w:rStyle w:val="Hyperlink"/>
+                <w:noProof/>
+              </w:rPr>
+              <w:t>6.3 Learned routing against the alternatives</w:t>
+            </w:r>
+            <w:r>
+              <w:rPr>
+                <w:noProof/>
+                <w:webHidden/>
+              </w:rPr>
+              <w:tab/>
+            </w:r>
+            <w:r>
+              <w:rPr>
+                <w:noProof/>
+                <w:webHidden/>
+              </w:rPr>
+              <w:fldChar w:fldCharType="begin"/>
+            </w:r>
+            <w:r>
+              <w:rPr>
+                <w:noProof/>
+                <w:webHidden/>
+              </w:rPr>
+              <w:instrText xml:space="preserve"> PAGEREF _Toc240983625 \h </w:instrText>
+            </w:r>
+            <w:r>
+              <w:rPr>
+                <w:noProof/>
+                <w:webHidden/>
+              </w:rPr>
+            </w:r>
+            <w:r>
+              <w:rPr>
+                <w:noProof/>
+                <w:webHidden/>
+              </w:rPr>
+              <w:fldChar w:fldCharType="separate"/>
+            </w:r>
+            <w:r>
+              <w:rPr>
+                <w:noProof/>
+                <w:webHidden/>
+              </w:rPr>
+              <w:t>15</w:t>
+            </w:r>
+            <w:r>
+              <w:rPr>
+                <w:noProof/>
+                <w:webHidden/>
+              </w:rPr>
+              <w:fldChar w:fldCharType="end"/>
+            </w:r>
+          </w:hyperlink>
+        </w:p>
+        <w:p>
+          <w:pPr>
+            <w:pStyle w:val="TOC3"/>
+            <w:tabs>
+              <w:tab w:val="right" w:leader="dot" w:pos="9016"/>
+            </w:tabs>
+            <w:rPr>
+              <w:rFonts w:eastAsiaTheme="minorEastAsia"/>
+              <w:noProof/>
+              <w:sz w:val="24"/>
+              <w:szCs w:val="24"/>
+              <w:lang w:eastAsia="en-GB"/>
+            </w:rPr>
+          </w:pPr>
+          <w:hyperlink w:anchor="_Toc240983626" w:history="1">
+            <w:r>
+              <w:rPr>
+                <w:rStyle w:val="Hyperlink"/>
+                <w:noProof/>
+              </w:rPr>
+              <w:t>6.4 Confidence, validity and generalisability</w:t>
+            </w:r>
+            <w:r>
+              <w:rPr>
+                <w:noProof/>
+                <w:webHidden/>
+              </w:rPr>
+              <w:tab/>
+            </w:r>
+            <w:r>
+              <w:rPr>
+                <w:noProof/>
+                <w:webHidden/>
+              </w:rPr>
+              <w:fldChar w:fldCharType="begin"/>
+            </w:r>
+            <w:r>
+              <w:rPr>
+                <w:noProof/>
+                <w:webHidden/>
+              </w:rPr>
+              <w:instrText xml:space="preserve"> PAGEREF _Toc240983626 \h </w:instrText>
+            </w:r>
+            <w:r>
+              <w:rPr>
+                <w:noProof/>
+                <w:webHidden/>
+              </w:rPr>
+            </w:r>
+            <w:r>
+              <w:rPr>
+                <w:noProof/>
+                <w:webHidden/>
+              </w:rPr>
+              <w:fldChar w:fldCharType="separate"/>
+            </w:r>
+            <w:r>
+              <w:rPr>
+                <w:noProof/>
+                <w:webHidden/>
+              </w:rPr>
+              <w:t>15</w:t>
+            </w:r>
+            <w:r>
+              <w:rPr>
+                <w:noProof/>
+                <w:webHidden/>
+              </w:rPr>
+              <w:fldChar w:fldCharType="end"/>
+            </w:r>
+          </w:hyperlink>
+        </w:p>
+        <w:p>
+          <w:pPr>
+            <w:pStyle w:val="TOC3"/>
+            <w:tabs>
+              <w:tab w:val="right" w:leader="dot" w:pos="9016"/>
+            </w:tabs>
+            <w:rPr>
+              <w:rFonts w:eastAsiaTheme="minorEastAsia"/>
+              <w:noProof/>
+              <w:sz w:val="24"/>
+              <w:szCs w:val="24"/>
+              <w:lang w:eastAsia="en-GB"/>
+            </w:rPr>
+          </w:pPr>
+          <w:hyperlink w:anchor="_Toc240983627" w:history="1">
+            <w:r>
+              <w:rPr>
+                <w:rStyle w:val="Hyperlink"/>
+                <w:noProof/>
+              </w:rPr>
+              <w:t>6.5 Implications and recommendations</w:t>
+            </w:r>
+            <w:r>
+              <w:rPr>
+                <w:noProof/>
+                <w:webHidden/>
+              </w:rPr>
+              <w:tab/>
+            </w:r>
+            <w:r>
+              <w:rPr>
+                <w:noProof/>
+                <w:webHidden/>
+              </w:rPr>
+              <w:fldChar w:fldCharType="begin"/>
+            </w:r>
+            <w:r>
+              <w:rPr>
+                <w:noProof/>
+                <w:webHidden/>
+              </w:rPr>
+              <w:instrText xml:space="preserve"> PAGEREF _Toc240983627 \h </w:instrText>
+            </w:r>
+            <w:r>
+              <w:rPr>
+                <w:noProof/>
+                <w:webHidden/>
+              </w:rPr>
+            </w:r>
+            <w:r>
+              <w:rPr>
+                <w:noProof/>
+                <w:webHidden/>
+              </w:rPr>
+              <w:fldChar w:fldCharType="separate"/>
+            </w:r>
+            <w:r>
+              <w:rPr>
+                <w:noProof/>
+                <w:webHidden/>
+              </w:rPr>
+              <w:t>15</w:t>
             </w:r>
             <w:r>
               <w:rPr>
@@ -2666,7 +3894,7 @@
               <w:lang w:eastAsia="en-GB"/>
             </w:rPr>
           </w:pPr>
-          <w:hyperlink w:anchor="_Toc240979480" w:history="1">
+          <w:hyperlink w:anchor="_Toc240983628" w:history="1">
             <w:r>
               <w:rPr>
                 <w:rStyle w:val="Hyperlink"/>
@@ -2674,7 +3902,7 @@
                 <w:bCs/>
                 <w:noProof/>
               </w:rPr>
-              <w:t>4 Results</w:t>
+              <w:t>7 Evaluation, Reflections and Conclusions</w:t>
             </w:r>
             <w:r>
               <w:rPr>
@@ -2695,7 +3923,7 @@
                 <w:noProof/>
                 <w:webHidden/>
               </w:rPr>
-              <w:instrText xml:space="preserve"> PAGEREF _Toc240979480 \h </w:instrText>
+              <w:instrText xml:space="preserve"> PAGEREF _Toc240983628 \h </w:instrText>
             </w:r>
             <w:r>
               <w:rPr>
@@ -2715,7 +3943,7 @@
                 <w:noProof/>
                 <w:webHidden/>
               </w:rPr>
-              <w:t>11</w:t>
+              <w:t>16</w:t>
             </w:r>
             <w:r>
               <w:rPr>
@@ -2740,13 +3968,13 @@
               <w:lang w:eastAsia="en-GB"/>
             </w:rPr>
           </w:pPr>
-          <w:hyperlink w:anchor="_Toc240979481" w:history="1">
+          <w:hyperlink w:anchor="_Toc240983629" w:history="1">
             <w:r>
               <w:rPr>
                 <w:rStyle w:val="Hyperlink"/>
                 <w:noProof/>
               </w:rPr>
-              <w:t>4.1 What was produced</w:t>
+              <w:t>7.1 Evaluations against the objectives</w:t>
             </w:r>
             <w:r>
               <w:rPr>
@@ -2767,7 +3995,7 @@
                 <w:noProof/>
                 <w:webHidden/>
               </w:rPr>
-              <w:instrText xml:space="preserve"> PAGEREF _Toc240979481 \h </w:instrText>
+              <w:instrText xml:space="preserve"> PAGEREF _Toc240983629 \h </w:instrText>
             </w:r>
             <w:r>
               <w:rPr>
@@ -2787,7 +4015,7 @@
                 <w:noProof/>
                 <w:webHidden/>
               </w:rPr>
-              <w:t>11</w:t>
+              <w:t>16</w:t>
             </w:r>
             <w:r>
               <w:rPr>
@@ -2812,13 +4040,13 @@
               <w:lang w:eastAsia="en-GB"/>
             </w:rPr>
           </w:pPr>
-          <w:hyperlink w:anchor="_Toc240979482" w:history="1">
+          <w:hyperlink w:anchor="_Toc240983630" w:history="1">
             <w:r>
               <w:rPr>
                 <w:rStyle w:val="Hyperlink"/>
                 <w:noProof/>
               </w:rPr>
-              <w:t>4.2 The collected dataset</w:t>
+              <w:t>7.2 Evaluation of the methods and the plan</w:t>
             </w:r>
             <w:r>
               <w:rPr>
@@ -2839,7 +4067,7 @@
                 <w:noProof/>
                 <w:webHidden/>
               </w:rPr>
-              <w:instrText xml:space="preserve"> PAGEREF _Toc240979482 \h </w:instrText>
+              <w:instrText xml:space="preserve"> PAGEREF _Toc240983630 \h </w:instrText>
             </w:r>
             <w:r>
               <w:rPr>
@@ -2859,7 +4087,7 @@
                 <w:noProof/>
                 <w:webHidden/>
               </w:rPr>
-              <w:t>11</w:t>
+              <w:t>16</w:t>
             </w:r>
             <w:r>
               <w:rPr>
@@ -2884,13 +4112,13 @@
               <w:lang w:eastAsia="en-GB"/>
             </w:rPr>
           </w:pPr>
-          <w:hyperlink w:anchor="_Toc240979483" w:history="1">
+          <w:hyperlink w:anchor="_Toc240983631" w:history="1">
             <w:r>
               <w:rPr>
                 <w:rStyle w:val="Hyperlink"/>
                 <w:noProof/>
               </w:rPr>
-              <w:t>4.3 RQ1 – Success and cost against token budget</w:t>
+              <w:t>7.3 Reflections on the project process</w:t>
             </w:r>
             <w:r>
               <w:rPr>
@@ -2911,7 +4139,7 @@
                 <w:noProof/>
                 <w:webHidden/>
               </w:rPr>
-              <w:instrText xml:space="preserve"> PAGEREF _Toc240979483 \h </w:instrText>
+              <w:instrText xml:space="preserve"> PAGEREF _Toc240983631 \h </w:instrText>
             </w:r>
             <w:r>
               <w:rPr>
@@ -2931,7 +4159,7 @@
                 <w:noProof/>
                 <w:webHidden/>
               </w:rPr>
-              <w:t>11</w:t>
+              <w:t>16</w:t>
             </w:r>
             <w:r>
               <w:rPr>
@@ -2956,13 +4184,13 @@
               <w:lang w:eastAsia="en-GB"/>
             </w:rPr>
           </w:pPr>
-          <w:hyperlink w:anchor="_Toc240979484" w:history="1">
+          <w:hyperlink w:anchor="_Toc240983632" w:history="1">
             <w:r>
               <w:rPr>
                 <w:rStyle w:val="Hyperlink"/>
                 <w:noProof/>
               </w:rPr>
-              <w:t>4.4 RQ2 – Sensitivity to task difficulty</w:t>
+              <w:t>7.4 Contributions</w:t>
             </w:r>
             <w:r>
               <w:rPr>
@@ -2983,7 +4211,7 @@
                 <w:noProof/>
                 <w:webHidden/>
               </w:rPr>
-              <w:instrText xml:space="preserve"> PAGEREF _Toc240979484 \h </w:instrText>
+              <w:instrText xml:space="preserve"> PAGEREF _Toc240983632 \h </w:instrText>
             </w:r>
             <w:r>
               <w:rPr>
@@ -3003,7 +4231,7 @@
                 <w:noProof/>
                 <w:webHidden/>
               </w:rPr>
-              <w:t>12</w:t>
+              <w:t>16</w:t>
             </w:r>
             <w:r>
               <w:rPr>
@@ -3028,13 +4256,13 @@
               <w:lang w:eastAsia="en-GB"/>
             </w:rPr>
           </w:pPr>
-          <w:hyperlink w:anchor="_Toc240979485" w:history="1">
+          <w:hyperlink w:anchor="_Toc240983633" w:history="1">
             <w:r>
               <w:rPr>
                 <w:rStyle w:val="Hyperlink"/>
                 <w:noProof/>
               </w:rPr>
-              <w:t>4.5 Critic behaviour in Strategy B</w:t>
+              <w:t>7.5 Further work</w:t>
             </w:r>
             <w:r>
               <w:rPr>
@@ -3055,7 +4283,7 @@
                 <w:noProof/>
                 <w:webHidden/>
               </w:rPr>
-              <w:instrText xml:space="preserve"> PAGEREF _Toc240979485 \h </w:instrText>
+              <w:instrText xml:space="preserve"> PAGEREF _Toc240983633 \h </w:instrText>
             </w:r>
             <w:r>
               <w:rPr>
@@ -3075,7 +4303,155 @@
                 <w:noProof/>
                 <w:webHidden/>
               </w:rPr>
-              <w:t>12</w:t>
+              <w:t>16</w:t>
+            </w:r>
+            <w:r>
+              <w:rPr>
+                <w:noProof/>
+                <w:webHidden/>
+              </w:rPr>
+              <w:fldChar w:fldCharType="end"/>
+            </w:r>
+          </w:hyperlink>
+        </w:p>
+        <w:p>
+          <w:pPr>
+            <w:pStyle w:val="TOC2"/>
+            <w:tabs>
+              <w:tab w:val="right" w:leader="dot" w:pos="9016"/>
+            </w:tabs>
+            <w:rPr>
+              <w:rFonts w:eastAsiaTheme="minorEastAsia"/>
+              <w:noProof/>
+              <w:sz w:val="24"/>
+              <w:szCs w:val="24"/>
+              <w:lang w:eastAsia="en-GB"/>
+            </w:rPr>
+          </w:pPr>
+          <w:hyperlink w:anchor="_Toc240983634" w:history="1">
+            <w:r>
+              <w:rPr>
+                <w:rStyle w:val="Hyperlink"/>
+                <w:b/>
+                <w:bCs/>
+                <w:noProof/>
+              </w:rPr>
+              <w:t>References</w:t>
+            </w:r>
+            <w:r>
+              <w:rPr>
+                <w:noProof/>
+                <w:webHidden/>
+              </w:rPr>
+              <w:tab/>
+            </w:r>
+            <w:r>
+              <w:rPr>
+                <w:noProof/>
+                <w:webHidden/>
+              </w:rPr>
+              <w:fldChar w:fldCharType="begin"/>
+            </w:r>
+            <w:r>
+              <w:rPr>
+                <w:noProof/>
+                <w:webHidden/>
+              </w:rPr>
+              <w:instrText xml:space="preserve"> PAGEREF _Toc240983634 \h </w:instrText>
+            </w:r>
+            <w:r>
+              <w:rPr>
+                <w:noProof/>
+                <w:webHidden/>
+              </w:rPr>
+            </w:r>
+            <w:r>
+              <w:rPr>
+                <w:noProof/>
+                <w:webHidden/>
+              </w:rPr>
+              <w:fldChar w:fldCharType="separate"/>
+            </w:r>
+            <w:r>
+              <w:rPr>
+                <w:noProof/>
+                <w:webHidden/>
+              </w:rPr>
+              <w:t>17</w:t>
+            </w:r>
+            <w:r>
+              <w:rPr>
+                <w:noProof/>
+                <w:webHidden/>
+              </w:rPr>
+              <w:fldChar w:fldCharType="end"/>
+            </w:r>
+          </w:hyperlink>
+        </w:p>
+        <w:p>
+          <w:pPr>
+            <w:pStyle w:val="TOC2"/>
+            <w:tabs>
+              <w:tab w:val="right" w:leader="dot" w:pos="9016"/>
+            </w:tabs>
+            <w:rPr>
+              <w:rFonts w:eastAsiaTheme="minorEastAsia"/>
+              <w:noProof/>
+              <w:sz w:val="24"/>
+              <w:szCs w:val="24"/>
+              <w:lang w:eastAsia="en-GB"/>
+            </w:rPr>
+          </w:pPr>
+          <w:hyperlink w:anchor="_Toc240983635" w:history="1">
+            <w:r>
+              <w:rPr>
+                <w:rStyle w:val="Hyperlink"/>
+                <w:b/>
+                <w:bCs/>
+                <w:noProof/>
+              </w:rPr>
+              <w:t>Appendix A – Full Results Tables</w:t>
+            </w:r>
+            <w:r>
+              <w:rPr>
+                <w:noProof/>
+                <w:webHidden/>
+              </w:rPr>
+              <w:tab/>
+            </w:r>
+            <w:r>
+              <w:rPr>
+                <w:noProof/>
+                <w:webHidden/>
+              </w:rPr>
+              <w:fldChar w:fldCharType="begin"/>
+            </w:r>
+            <w:r>
+              <w:rPr>
+                <w:noProof/>
+                <w:webHidden/>
+              </w:rPr>
+              <w:instrText xml:space="preserve"> PAGEREF _Toc240983635 \h </w:instrText>
+            </w:r>
+            <w:r>
+              <w:rPr>
+                <w:noProof/>
+                <w:webHidden/>
+              </w:rPr>
+            </w:r>
+            <w:r>
+              <w:rPr>
+                <w:noProof/>
+                <w:webHidden/>
+              </w:rPr>
+              <w:fldChar w:fldCharType="separate"/>
+            </w:r>
+            <w:r>
+              <w:rPr>
+                <w:noProof/>
+                <w:webHidden/>
+              </w:rPr>
+              <w:t>18</w:t>
             </w:r>
             <w:r>
               <w:rPr>
@@ -3100,13 +4476,13 @@
               <w:lang w:eastAsia="en-GB"/>
             </w:rPr>
           </w:pPr>
-          <w:hyperlink w:anchor="_Toc240979486" w:history="1">
+          <w:hyperlink w:anchor="_Toc240983636" w:history="1">
             <w:r>
               <w:rPr>
                 <w:rStyle w:val="Hyperlink"/>
                 <w:noProof/>
               </w:rPr>
-              <w:t>4.6 RQ3 – Intra-episode allocation</w:t>
+              <w:t>A.1 Strategy A – Complete per-budget, per-site and per-tier breakdowns</w:t>
             </w:r>
             <w:r>
               <w:rPr>
@@ -3127,7 +4503,7 @@
                 <w:noProof/>
                 <w:webHidden/>
               </w:rPr>
-              <w:instrText xml:space="preserve"> PAGEREF _Toc240979486 \h </w:instrText>
+              <w:instrText xml:space="preserve"> PAGEREF _Toc240983636 \h </w:instrText>
             </w:r>
             <w:r>
               <w:rPr>
@@ -3147,7 +4523,7 @@
                 <w:noProof/>
                 <w:webHidden/>
               </w:rPr>
-              <w:t>12</w:t>
+              <w:t>18</w:t>
             </w:r>
             <w:r>
               <w:rPr>
@@ -3172,13 +4548,13 @@
               <w:lang w:eastAsia="en-GB"/>
             </w:rPr>
           </w:pPr>
-          <w:hyperlink w:anchor="_Toc240979487" w:history="1">
+          <w:hyperlink w:anchor="_Toc240983637" w:history="1">
             <w:r>
               <w:rPr>
                 <w:rStyle w:val="Hyperlink"/>
                 <w:noProof/>
               </w:rPr>
-              <w:t>4.7 Summary of results</w:t>
+              <w:t>A.2 Strategy B – Complete per-budget, per-site and per-tier breakdowns</w:t>
             </w:r>
             <w:r>
               <w:rPr>
@@ -3199,7 +4575,7 @@
                 <w:noProof/>
                 <w:webHidden/>
               </w:rPr>
-              <w:instrText xml:space="preserve"> PAGEREF _Toc240979487 \h </w:instrText>
+              <w:instrText xml:space="preserve"> PAGEREF _Toc240983637 \h </w:instrText>
             </w:r>
             <w:r>
               <w:rPr>
@@ -3219,7 +4595,79 @@
                 <w:noProof/>
                 <w:webHidden/>
               </w:rPr>
-              <w:t>12</w:t>
+              <w:t>18</w:t>
+            </w:r>
+            <w:r>
+              <w:rPr>
+                <w:noProof/>
+                <w:webHidden/>
+              </w:rPr>
+              <w:fldChar w:fldCharType="end"/>
+            </w:r>
+          </w:hyperlink>
+        </w:p>
+        <w:p>
+          <w:pPr>
+            <w:pStyle w:val="TOC3"/>
+            <w:tabs>
+              <w:tab w:val="right" w:leader="dot" w:pos="9016"/>
+            </w:tabs>
+            <w:rPr>
+              <w:rFonts w:eastAsiaTheme="minorEastAsia"/>
+              <w:noProof/>
+              <w:sz w:val="24"/>
+              <w:szCs w:val="24"/>
+              <w:lang w:eastAsia="en-GB"/>
+            </w:rPr>
+          </w:pPr>
+          <w:hyperlink w:anchor="_Toc240983638" w:history="1">
+            <w:r>
+              <w:rPr>
+                <w:rStyle w:val="Hyperlink"/>
+                <w:noProof/>
+              </w:rPr>
+              <w:t>A.3 Strategy C - Complete per-budget, per-site and per-tier breakdowns</w:t>
+            </w:r>
+            <w:r>
+              <w:rPr>
+                <w:noProof/>
+                <w:webHidden/>
+              </w:rPr>
+              <w:tab/>
+            </w:r>
+            <w:r>
+              <w:rPr>
+                <w:noProof/>
+                <w:webHidden/>
+              </w:rPr>
+              <w:fldChar w:fldCharType="begin"/>
+            </w:r>
+            <w:r>
+              <w:rPr>
+                <w:noProof/>
+                <w:webHidden/>
+              </w:rPr>
+              <w:instrText xml:space="preserve"> PAGEREF _Toc240983638 \h </w:instrText>
+            </w:r>
+            <w:r>
+              <w:rPr>
+                <w:noProof/>
+                <w:webHidden/>
+              </w:rPr>
+            </w:r>
+            <w:r>
+              <w:rPr>
+                <w:noProof/>
+                <w:webHidden/>
+              </w:rPr>
+              <w:fldChar w:fldCharType="separate"/>
+            </w:r>
+            <w:r>
+              <w:rPr>
+                <w:noProof/>
+                <w:webHidden/>
+              </w:rPr>
+              <w:t>18</w:t>
             </w:r>
             <w:r>
               <w:rPr>
@@ -3244,7 +4692,7 @@
               <w:lang w:eastAsia="en-GB"/>
             </w:rPr>
           </w:pPr>
-          <w:hyperlink w:anchor="_Toc240979488" w:history="1">
+          <w:hyperlink w:anchor="_Toc240983639" w:history="1">
             <w:r>
               <w:rPr>
                 <w:rStyle w:val="Hyperlink"/>
@@ -3252,7 +4700,7 @@
                 <w:bCs/>
                 <w:noProof/>
               </w:rPr>
-              <w:t>5 Use of Generative AI</w:t>
+              <w:t>Appendix B – Source Code</w:t>
             </w:r>
             <w:r>
               <w:rPr>
@@ -3273,7 +4721,7 @@
                 <w:noProof/>
                 <w:webHidden/>
               </w:rPr>
-              <w:instrText xml:space="preserve"> PAGEREF _Toc240979488 \h </w:instrText>
+              <w:instrText xml:space="preserve"> PAGEREF _Toc240983639 \h </w:instrText>
             </w:r>
             <w:r>
               <w:rPr>
@@ -3293,7 +4741,7 @@
                 <w:noProof/>
                 <w:webHidden/>
               </w:rPr>
-              <w:t>13</w:t>
+              <w:t>19</w:t>
             </w:r>
             <w:r>
               <w:rPr>
@@ -3318,13 +4766,13 @@
               <w:lang w:eastAsia="en-GB"/>
             </w:rPr>
           </w:pPr>
-          <w:hyperlink w:anchor="_Toc240979489" w:history="1">
+          <w:hyperlink w:anchor="_Toc240983640" w:history="1">
             <w:r>
               <w:rPr>
                 <w:rStyle w:val="Hyperlink"/>
                 <w:noProof/>
               </w:rPr>
-              <w:t>5.1 Declaration of use</w:t>
+              <w:t>B.1 Repository</w:t>
             </w:r>
             <w:r>
               <w:rPr>
@@ -3345,7 +4793,7 @@
                 <w:noProof/>
                 <w:webHidden/>
               </w:rPr>
-              <w:instrText xml:space="preserve"> PAGEREF _Toc240979489 \h </w:instrText>
+              <w:instrText xml:space="preserve"> PAGEREF _Toc240983640 \h </w:instrText>
             </w:r>
             <w:r>
               <w:rPr>
@@ -3365,7 +4813,7 @@
                 <w:noProof/>
                 <w:webHidden/>
               </w:rPr>
-              <w:t>13</w:t>
+              <w:t>19</w:t>
             </w:r>
             <w:r>
               <w:rPr>
@@ -3390,13 +4838,13 @@
               <w:lang w:eastAsia="en-GB"/>
             </w:rPr>
           </w:pPr>
-          <w:hyperlink w:anchor="_Toc240979490" w:history="1">
+          <w:hyperlink w:anchor="_Toc240983641" w:history="1">
             <w:r>
               <w:rPr>
                 <w:rStyle w:val="Hyperlink"/>
                 <w:noProof/>
               </w:rPr>
-              <w:t>5.2 How AI was used in code development</w:t>
+              <w:t>B.2 Repository structure and file inventory</w:t>
             </w:r>
             <w:r>
               <w:rPr>
@@ -3417,7 +4865,7 @@
                 <w:noProof/>
                 <w:webHidden/>
               </w:rPr>
-              <w:instrText xml:space="preserve"> PAGEREF _Toc240979490 \h </w:instrText>
+              <w:instrText xml:space="preserve"> PAGEREF _Toc240983641 \h </w:instrText>
             </w:r>
             <w:r>
               <w:rPr>
@@ -3437,7 +4885,7 @@
                 <w:noProof/>
                 <w:webHidden/>
               </w:rPr>
-              <w:t>13</w:t>
+              <w:t>19</w:t>
             </w:r>
             <w:r>
               <w:rPr>
@@ -3462,13 +4910,13 @@
               <w:lang w:eastAsia="en-GB"/>
             </w:rPr>
           </w:pPr>
-          <w:hyperlink w:anchor="_Toc240979491" w:history="1">
+          <w:hyperlink w:anchor="_Toc240983642" w:history="1">
             <w:r>
               <w:rPr>
                 <w:rStyle w:val="Hyperlink"/>
                 <w:noProof/>
               </w:rPr>
-              <w:t>5.3 How outputs were evaluated before integration</w:t>
+              <w:t>B.3 Installation and reproduction guide</w:t>
             </w:r>
             <w:r>
               <w:rPr>
@@ -3489,7 +4937,7 @@
                 <w:noProof/>
                 <w:webHidden/>
               </w:rPr>
-              <w:instrText xml:space="preserve"> PAGEREF _Toc240979491 \h </w:instrText>
+              <w:instrText xml:space="preserve"> PAGEREF _Toc240983642 \h </w:instrText>
             </w:r>
             <w:r>
               <w:rPr>
@@ -3509,7 +4957,7 @@
                 <w:noProof/>
                 <w:webHidden/>
               </w:rPr>
-              <w:t>13</w:t>
+              <w:t>19</w:t>
             </w:r>
             <w:r>
               <w:rPr>
@@ -3534,13 +4982,13 @@
               <w:lang w:eastAsia="en-GB"/>
             </w:rPr>
           </w:pPr>
-          <w:hyperlink w:anchor="_Toc240979492" w:history="1">
+          <w:hyperlink w:anchor="_Toc240983643" w:history="1">
             <w:r>
               <w:rPr>
                 <w:rStyle w:val="Hyperlink"/>
                 <w:noProof/>
               </w:rPr>
-              <w:t>5.4 Where AI was wrong</w:t>
+              <w:t>B.4 Code Listing</w:t>
             </w:r>
             <w:r>
               <w:rPr>
@@ -3561,7 +5009,7 @@
                 <w:noProof/>
                 <w:webHidden/>
               </w:rPr>
-              <w:instrText xml:space="preserve"> PAGEREF _Toc240979492 \h </w:instrText>
+              <w:instrText xml:space="preserve"> PAGEREF _Toc240983643 \h </w:instrText>
             </w:r>
             <w:r>
               <w:rPr>
@@ -3581,7 +5029,81 @@
                 <w:noProof/>
                 <w:webHidden/>
               </w:rPr>
-              <w:t>13</w:t>
+              <w:t>19</w:t>
+            </w:r>
+            <w:r>
+              <w:rPr>
+                <w:noProof/>
+                <w:webHidden/>
+              </w:rPr>
+              <w:fldChar w:fldCharType="end"/>
+            </w:r>
+          </w:hyperlink>
+        </w:p>
+        <w:p>
+          <w:pPr>
+            <w:pStyle w:val="TOC2"/>
+            <w:tabs>
+              <w:tab w:val="right" w:leader="dot" w:pos="9016"/>
+            </w:tabs>
+            <w:rPr>
+              <w:rFonts w:eastAsiaTheme="minorEastAsia"/>
+              <w:noProof/>
+              <w:sz w:val="24"/>
+              <w:szCs w:val="24"/>
+              <w:lang w:eastAsia="en-GB"/>
+            </w:rPr>
+          </w:pPr>
+          <w:hyperlink w:anchor="_Toc240983644" w:history="1">
+            <w:r>
+              <w:rPr>
+                <w:rStyle w:val="Hyperlink"/>
+                <w:b/>
+                <w:bCs/>
+                <w:noProof/>
+              </w:rPr>
+              <w:t>Appendix C – Dataset</w:t>
+            </w:r>
+            <w:r>
+              <w:rPr>
+                <w:noProof/>
+                <w:webHidden/>
+              </w:rPr>
+              <w:tab/>
+            </w:r>
+            <w:r>
+              <w:rPr>
+                <w:noProof/>
+                <w:webHidden/>
+              </w:rPr>
+              <w:fldChar w:fldCharType="begin"/>
+            </w:r>
+            <w:r>
+              <w:rPr>
+                <w:noProof/>
+                <w:webHidden/>
+              </w:rPr>
+              <w:instrText xml:space="preserve"> PAGEREF _Toc240983644 \h </w:instrText>
+            </w:r>
+            <w:r>
+              <w:rPr>
+                <w:noProof/>
+                <w:webHidden/>
+              </w:rPr>
+            </w:r>
+            <w:r>
+              <w:rPr>
+                <w:noProof/>
+                <w:webHidden/>
+              </w:rPr>
+              <w:fldChar w:fldCharType="separate"/>
+            </w:r>
+            <w:r>
+              <w:rPr>
+                <w:noProof/>
+                <w:webHidden/>
+              </w:rPr>
+              <w:t>20</w:t>
             </w:r>
             <w:r>
               <w:rPr>
@@ -3606,13 +5128,13 @@
               <w:lang w:eastAsia="en-GB"/>
             </w:rPr>
           </w:pPr>
-          <w:hyperlink w:anchor="_Toc240979493" w:history="1">
+          <w:hyperlink w:anchor="_Toc240983645" w:history="1">
             <w:r>
               <w:rPr>
                 <w:rStyle w:val="Hyperlink"/>
                 <w:noProof/>
               </w:rPr>
-              <w:t>5.5 Reflection</w:t>
+              <w:t>C.1 Episode JSONL Schema</w:t>
             </w:r>
             <w:r>
               <w:rPr>
@@ -3633,7 +5155,7 @@
                 <w:noProof/>
                 <w:webHidden/>
               </w:rPr>
-              <w:instrText xml:space="preserve"> PAGEREF _Toc240979493 \h </w:instrText>
+              <w:instrText xml:space="preserve"> PAGEREF _Toc240983645 \h </w:instrText>
             </w:r>
             <w:r>
               <w:rPr>
@@ -3653,7 +5175,223 @@
                 <w:noProof/>
                 <w:webHidden/>
               </w:rPr>
-              <w:t>13</w:t>
+              <w:t>20</w:t>
+            </w:r>
+            <w:r>
+              <w:rPr>
+                <w:noProof/>
+                <w:webHidden/>
+              </w:rPr>
+              <w:fldChar w:fldCharType="end"/>
+            </w:r>
+          </w:hyperlink>
+        </w:p>
+        <w:p>
+          <w:pPr>
+            <w:pStyle w:val="TOC3"/>
+            <w:tabs>
+              <w:tab w:val="right" w:leader="dot" w:pos="9016"/>
+            </w:tabs>
+            <w:rPr>
+              <w:rFonts w:eastAsiaTheme="minorEastAsia"/>
+              <w:noProof/>
+              <w:sz w:val="24"/>
+              <w:szCs w:val="24"/>
+              <w:lang w:eastAsia="en-GB"/>
+            </w:rPr>
+          </w:pPr>
+          <w:hyperlink w:anchor="_Toc240983646" w:history="1">
+            <w:r>
+              <w:rPr>
+                <w:rStyle w:val="Hyperlink"/>
+                <w:noProof/>
+              </w:rPr>
+              <w:t>C.2 Datasets inventory</w:t>
+            </w:r>
+            <w:r>
+              <w:rPr>
+                <w:noProof/>
+                <w:webHidden/>
+              </w:rPr>
+              <w:tab/>
+            </w:r>
+            <w:r>
+              <w:rPr>
+                <w:noProof/>
+                <w:webHidden/>
+              </w:rPr>
+              <w:fldChar w:fldCharType="begin"/>
+            </w:r>
+            <w:r>
+              <w:rPr>
+                <w:noProof/>
+                <w:webHidden/>
+              </w:rPr>
+              <w:instrText xml:space="preserve"> PAGEREF _Toc240983646 \h </w:instrText>
+            </w:r>
+            <w:r>
+              <w:rPr>
+                <w:noProof/>
+                <w:webHidden/>
+              </w:rPr>
+            </w:r>
+            <w:r>
+              <w:rPr>
+                <w:noProof/>
+                <w:webHidden/>
+              </w:rPr>
+              <w:fldChar w:fldCharType="separate"/>
+            </w:r>
+            <w:r>
+              <w:rPr>
+                <w:noProof/>
+                <w:webHidden/>
+              </w:rPr>
+              <w:t>21</w:t>
+            </w:r>
+            <w:r>
+              <w:rPr>
+                <w:noProof/>
+                <w:webHidden/>
+              </w:rPr>
+              <w:fldChar w:fldCharType="end"/>
+            </w:r>
+          </w:hyperlink>
+        </w:p>
+        <w:p>
+          <w:pPr>
+            <w:pStyle w:val="TOC3"/>
+            <w:tabs>
+              <w:tab w:val="right" w:leader="dot" w:pos="9016"/>
+            </w:tabs>
+            <w:rPr>
+              <w:rFonts w:eastAsiaTheme="minorEastAsia"/>
+              <w:noProof/>
+              <w:sz w:val="24"/>
+              <w:szCs w:val="24"/>
+              <w:lang w:eastAsia="en-GB"/>
+            </w:rPr>
+          </w:pPr>
+          <w:hyperlink w:anchor="_Toc240983647" w:history="1">
+            <w:r>
+              <w:rPr>
+                <w:rStyle w:val="Hyperlink"/>
+                <w:noProof/>
+              </w:rPr>
+              <w:t>C.3 Task classification listing</w:t>
+            </w:r>
+            <w:r>
+              <w:rPr>
+                <w:noProof/>
+                <w:webHidden/>
+              </w:rPr>
+              <w:tab/>
+            </w:r>
+            <w:r>
+              <w:rPr>
+                <w:noProof/>
+                <w:webHidden/>
+              </w:rPr>
+              <w:fldChar w:fldCharType="begin"/>
+            </w:r>
+            <w:r>
+              <w:rPr>
+                <w:noProof/>
+                <w:webHidden/>
+              </w:rPr>
+              <w:instrText xml:space="preserve"> PAGEREF _Toc240983647 \h </w:instrText>
+            </w:r>
+            <w:r>
+              <w:rPr>
+                <w:noProof/>
+                <w:webHidden/>
+              </w:rPr>
+            </w:r>
+            <w:r>
+              <w:rPr>
+                <w:noProof/>
+                <w:webHidden/>
+              </w:rPr>
+              <w:fldChar w:fldCharType="separate"/>
+            </w:r>
+            <w:r>
+              <w:rPr>
+                <w:noProof/>
+                <w:webHidden/>
+              </w:rPr>
+              <w:t>21</w:t>
+            </w:r>
+            <w:r>
+              <w:rPr>
+                <w:noProof/>
+                <w:webHidden/>
+              </w:rPr>
+              <w:fldChar w:fldCharType="end"/>
+            </w:r>
+          </w:hyperlink>
+        </w:p>
+        <w:p>
+          <w:pPr>
+            <w:pStyle w:val="TOC3"/>
+            <w:tabs>
+              <w:tab w:val="right" w:leader="dot" w:pos="9016"/>
+            </w:tabs>
+            <w:rPr>
+              <w:rFonts w:eastAsiaTheme="minorEastAsia"/>
+              <w:noProof/>
+              <w:sz w:val="24"/>
+              <w:szCs w:val="24"/>
+              <w:lang w:eastAsia="en-GB"/>
+            </w:rPr>
+          </w:pPr>
+          <w:hyperlink w:anchor="_Toc240983648" w:history="1">
+            <w:r>
+              <w:rPr>
+                <w:rStyle w:val="Hyperlink"/>
+                <w:noProof/>
+              </w:rPr>
+              <w:t>C.5 Access/Location</w:t>
+            </w:r>
+            <w:r>
+              <w:rPr>
+                <w:noProof/>
+                <w:webHidden/>
+              </w:rPr>
+              <w:tab/>
+            </w:r>
+            <w:r>
+              <w:rPr>
+                <w:noProof/>
+                <w:webHidden/>
+              </w:rPr>
+              <w:fldChar w:fldCharType="begin"/>
+            </w:r>
+            <w:r>
+              <w:rPr>
+                <w:noProof/>
+                <w:webHidden/>
+              </w:rPr>
+              <w:instrText xml:space="preserve"> PAGEREF _Toc240983648 \h </w:instrText>
+            </w:r>
+            <w:r>
+              <w:rPr>
+                <w:noProof/>
+                <w:webHidden/>
+              </w:rPr>
+            </w:r>
+            <w:r>
+              <w:rPr>
+                <w:noProof/>
+                <w:webHidden/>
+              </w:rPr>
+              <w:fldChar w:fldCharType="separate"/>
+            </w:r>
+            <w:r>
+              <w:rPr>
+                <w:noProof/>
+                <w:webHidden/>
+              </w:rPr>
+              <w:t>21</w:t>
             </w:r>
             <w:r>
               <w:rPr>
@@ -3678,7 +5416,7 @@
               <w:lang w:eastAsia="en-GB"/>
             </w:rPr>
           </w:pPr>
-          <w:hyperlink w:anchor="_Toc240979494" w:history="1">
+          <w:hyperlink w:anchor="_Toc240983649" w:history="1">
             <w:r>
               <w:rPr>
                 <w:rStyle w:val="Hyperlink"/>
@@ -3686,7 +5424,7 @@
                 <w:bCs/>
                 <w:noProof/>
               </w:rPr>
-              <w:t>6 Discussion</w:t>
+              <w:t>Appendix D – Generative AI Use: Evidence</w:t>
             </w:r>
             <w:r>
               <w:rPr>
@@ -3707,7 +5445,7 @@
                 <w:noProof/>
                 <w:webHidden/>
               </w:rPr>
-              <w:instrText xml:space="preserve"> PAGEREF _Toc240979494 \h </w:instrText>
+              <w:instrText xml:space="preserve"> PAGEREF _Toc240983649 \h </w:instrText>
             </w:r>
             <w:r>
               <w:rPr>
@@ -3727,7 +5465,7 @@
                 <w:noProof/>
                 <w:webHidden/>
               </w:rPr>
-              <w:t>14</w:t>
+              <w:t>22</w:t>
             </w:r>
             <w:r>
               <w:rPr>
@@ -3752,13 +5490,13 @@
               <w:lang w:eastAsia="en-GB"/>
             </w:rPr>
           </w:pPr>
-          <w:hyperlink w:anchor="_Toc240979495" w:history="1">
+          <w:hyperlink w:anchor="_Toc240983650" w:history="1">
             <w:r>
               <w:rPr>
                 <w:rStyle w:val="Hyperlink"/>
                 <w:noProof/>
               </w:rPr>
-              <w:t>6.1 The cost of orchestration</w:t>
+              <w:t>D.1 Code generation – Prompt log</w:t>
             </w:r>
             <w:r>
               <w:rPr>
@@ -3779,7 +5517,7 @@
                 <w:noProof/>
                 <w:webHidden/>
               </w:rPr>
-              <w:instrText xml:space="preserve"> PAGEREF _Toc240979495 \h </w:instrText>
+              <w:instrText xml:space="preserve"> PAGEREF _Toc240983650 \h </w:instrText>
             </w:r>
             <w:r>
               <w:rPr>
@@ -3799,7 +5537,7 @@
                 <w:noProof/>
                 <w:webHidden/>
               </w:rPr>
-              <w:t>14</w:t>
+              <w:t>22</w:t>
             </w:r>
             <w:r>
               <w:rPr>
@@ -3824,13 +5562,13 @@
               <w:lang w:eastAsia="en-GB"/>
             </w:rPr>
           </w:pPr>
-          <w:hyperlink w:anchor="_Toc240979496" w:history="1">
+          <w:hyperlink w:anchor="_Toc240983651" w:history="1">
             <w:r>
               <w:rPr>
                 <w:rStyle w:val="Hyperlink"/>
                 <w:noProof/>
               </w:rPr>
-              <w:t>6.2 What review is worth in a fixed pipeline</w:t>
+              <w:t>D.2 Debugging – Prompt log</w:t>
             </w:r>
             <w:r>
               <w:rPr>
@@ -3851,7 +5589,7 @@
                 <w:noProof/>
                 <w:webHidden/>
               </w:rPr>
-              <w:instrText xml:space="preserve"> PAGEREF _Toc240979496 \h </w:instrText>
+              <w:instrText xml:space="preserve"> PAGEREF _Toc240983651 \h </w:instrText>
             </w:r>
             <w:r>
               <w:rPr>
@@ -3871,7 +5609,7 @@
                 <w:noProof/>
                 <w:webHidden/>
               </w:rPr>
-              <w:t>14</w:t>
+              <w:t>22</w:t>
             </w:r>
             <w:r>
               <w:rPr>
@@ -3896,13 +5634,13 @@
               <w:lang w:eastAsia="en-GB"/>
             </w:rPr>
           </w:pPr>
-          <w:hyperlink w:anchor="_Toc240979497" w:history="1">
+          <w:hyperlink w:anchor="_Toc240983652" w:history="1">
             <w:r>
               <w:rPr>
                 <w:rStyle w:val="Hyperlink"/>
                 <w:noProof/>
               </w:rPr>
-              <w:t>6.3 Learned routing against the alternatives</w:t>
+              <w:t>D.3 Diagram generation</w:t>
             </w:r>
             <w:r>
               <w:rPr>
@@ -3923,7 +5661,7 @@
                 <w:noProof/>
                 <w:webHidden/>
               </w:rPr>
-              <w:instrText xml:space="preserve"> PAGEREF _Toc240979497 \h </w:instrText>
+              <w:instrText xml:space="preserve"> PAGEREF _Toc240983652 \h </w:instrText>
             </w:r>
             <w:r>
               <w:rPr>
@@ -3943,7 +5681,7 @@
                 <w:noProof/>
                 <w:webHidden/>
               </w:rPr>
-              <w:t>14</w:t>
+              <w:t>22</w:t>
             </w:r>
             <w:r>
               <w:rPr>
@@ -3968,13 +5706,13 @@
               <w:lang w:eastAsia="en-GB"/>
             </w:rPr>
           </w:pPr>
-          <w:hyperlink w:anchor="_Toc240979498" w:history="1">
+          <w:hyperlink w:anchor="_Toc240983653" w:history="1">
             <w:r>
               <w:rPr>
                 <w:rStyle w:val="Hyperlink"/>
                 <w:noProof/>
               </w:rPr>
-              <w:t>6.4 Confidence, validity and generalisability</w:t>
+              <w:t>D.4 Documented failure cases</w:t>
             </w:r>
             <w:r>
               <w:rPr>
@@ -3995,7 +5733,7 @@
                 <w:noProof/>
                 <w:webHidden/>
               </w:rPr>
-              <w:instrText xml:space="preserve"> PAGEREF _Toc240979498 \h </w:instrText>
+              <w:instrText xml:space="preserve"> PAGEREF _Toc240983653 \h </w:instrText>
             </w:r>
             <w:r>
               <w:rPr>
@@ -4015,7 +5753,81 @@
                 <w:noProof/>
                 <w:webHidden/>
               </w:rPr>
-              <w:t>14</w:t>
+              <w:t>22</w:t>
+            </w:r>
+            <w:r>
+              <w:rPr>
+                <w:noProof/>
+                <w:webHidden/>
+              </w:rPr>
+              <w:fldChar w:fldCharType="end"/>
+            </w:r>
+          </w:hyperlink>
+        </w:p>
+        <w:p>
+          <w:pPr>
+            <w:pStyle w:val="TOC2"/>
+            <w:tabs>
+              <w:tab w:val="right" w:leader="dot" w:pos="9016"/>
+            </w:tabs>
+            <w:rPr>
+              <w:rFonts w:eastAsiaTheme="minorEastAsia"/>
+              <w:noProof/>
+              <w:sz w:val="24"/>
+              <w:szCs w:val="24"/>
+              <w:lang w:eastAsia="en-GB"/>
+            </w:rPr>
+          </w:pPr>
+          <w:hyperlink w:anchor="_Toc240983654" w:history="1">
+            <w:r>
+              <w:rPr>
+                <w:rStyle w:val="Hyperlink"/>
+                <w:b/>
+                <w:bCs/>
+                <w:noProof/>
+              </w:rPr>
+              <w:t>Appendix E – Project Management and Ethics</w:t>
+            </w:r>
+            <w:r>
+              <w:rPr>
+                <w:noProof/>
+                <w:webHidden/>
+              </w:rPr>
+              <w:tab/>
+            </w:r>
+            <w:r>
+              <w:rPr>
+                <w:noProof/>
+                <w:webHidden/>
+              </w:rPr>
+              <w:fldChar w:fldCharType="begin"/>
+            </w:r>
+            <w:r>
+              <w:rPr>
+                <w:noProof/>
+                <w:webHidden/>
+              </w:rPr>
+              <w:instrText xml:space="preserve"> PAGEREF _Toc240983654 \h </w:instrText>
+            </w:r>
+            <w:r>
+              <w:rPr>
+                <w:noProof/>
+                <w:webHidden/>
+              </w:rPr>
+            </w:r>
+            <w:r>
+              <w:rPr>
+                <w:noProof/>
+                <w:webHidden/>
+              </w:rPr>
+              <w:fldChar w:fldCharType="separate"/>
+            </w:r>
+            <w:r>
+              <w:rPr>
+                <w:noProof/>
+                <w:webHidden/>
+              </w:rPr>
+              <w:t>22</w:t>
             </w:r>
             <w:r>
               <w:rPr>
@@ -4040,13 +5852,13 @@
               <w:lang w:eastAsia="en-GB"/>
             </w:rPr>
           </w:pPr>
-          <w:hyperlink w:anchor="_Toc240979499" w:history="1">
+          <w:hyperlink w:anchor="_Toc240983655" w:history="1">
             <w:r>
               <w:rPr>
                 <w:rStyle w:val="Hyperlink"/>
                 <w:noProof/>
               </w:rPr>
-              <w:t>6.5 Implications and recommendations</w:t>
+              <w:t>E.1 Research Ethics Review Form (CSREC)</w:t>
             </w:r>
             <w:r>
               <w:rPr>
@@ -4067,7 +5879,7 @@
                 <w:noProof/>
                 <w:webHidden/>
               </w:rPr>
-              <w:instrText xml:space="preserve"> PAGEREF _Toc240979499 \h </w:instrText>
+              <w:instrText xml:space="preserve"> PAGEREF _Toc240983655 \h </w:instrText>
             </w:r>
             <w:r>
               <w:rPr>
@@ -4087,79 +5899,7 @@
                 <w:noProof/>
                 <w:webHidden/>
               </w:rPr>
-              <w:t>14</w:t>
-            </w:r>
-            <w:r>
-              <w:rPr>
-                <w:noProof/>
-                <w:webHidden/>
-              </w:rPr>
-              <w:fldChar w:fldCharType="end"/>
-            </w:r>
-          </w:hyperlink>
-        </w:p>
-        <w:p>
-          <w:pPr>
-            <w:pStyle w:val="TOC2"/>
-            <w:tabs>
-              <w:tab w:val="right" w:leader="dot" w:pos="9016"/>
-            </w:tabs>
-            <w:rPr>
-              <w:rFonts w:eastAsiaTheme="minorEastAsia"/>
-              <w:noProof/>
-              <w:sz w:val="24"/>
-              <w:szCs w:val="24"/>
-              <w:lang w:eastAsia="en-GB"/>
-            </w:rPr>
-          </w:pPr>
-          <w:hyperlink w:anchor="_Toc240979500" w:history="1">
-            <w:r>
-              <w:rPr>
-                <w:rStyle w:val="Hyperlink"/>
-                <w:noProof/>
-              </w:rPr>
-              <w:t>7 Evaluation, Reflections and Conclusions</w:t>
-            </w:r>
-            <w:r>
-              <w:rPr>
-                <w:noProof/>
-                <w:webHidden/>
-              </w:rPr>
-              <w:tab/>
-            </w:r>
-            <w:r>
-              <w:rPr>
-                <w:noProof/>
-                <w:webHidden/>
-              </w:rPr>
-              <w:fldChar w:fldCharType="begin"/>
-            </w:r>
-            <w:r>
-              <w:rPr>
-                <w:noProof/>
-                <w:webHidden/>
-              </w:rPr>
-              <w:instrText xml:space="preserve"> PAGEREF _Toc240979500 \h </w:instrText>
-            </w:r>
-            <w:r>
-              <w:rPr>
-                <w:noProof/>
-                <w:webHidden/>
-              </w:rPr>
-            </w:r>
-            <w:r>
-              <w:rPr>
-                <w:noProof/>
-                <w:webHidden/>
-              </w:rPr>
-              <w:fldChar w:fldCharType="separate"/>
-            </w:r>
-            <w:r>
-              <w:rPr>
-                <w:noProof/>
-                <w:webHidden/>
-              </w:rPr>
-              <w:t>15</w:t>
+              <w:t>22</w:t>
             </w:r>
             <w:r>
               <w:rPr>
@@ -4184,13 +5924,13 @@
               <w:lang w:eastAsia="en-GB"/>
             </w:rPr>
           </w:pPr>
-          <w:hyperlink w:anchor="_Toc240979501" w:history="1">
+          <w:hyperlink w:anchor="_Toc240983656" w:history="1">
             <w:r>
               <w:rPr>
                 <w:rStyle w:val="Hyperlink"/>
                 <w:noProof/>
               </w:rPr>
-              <w:t>7.1 Evaluations against the objectives</w:t>
+              <w:t>E.2 Work plan: planned against actual</w:t>
             </w:r>
             <w:r>
               <w:rPr>
@@ -4211,7 +5951,7 @@
                 <w:noProof/>
                 <w:webHidden/>
               </w:rPr>
-              <w:instrText xml:space="preserve"> PAGEREF _Toc240979501 \h </w:instrText>
+              <w:instrText xml:space="preserve"> PAGEREF _Toc240983656 \h </w:instrText>
             </w:r>
             <w:r>
               <w:rPr>
@@ -4231,7 +5971,7 @@
                 <w:noProof/>
                 <w:webHidden/>
               </w:rPr>
-              <w:t>15</w:t>
+              <w:t>23</w:t>
             </w:r>
             <w:r>
               <w:rPr>
@@ -4256,13 +5996,13 @@
               <w:lang w:eastAsia="en-GB"/>
             </w:rPr>
           </w:pPr>
-          <w:hyperlink w:anchor="_Toc240979502" w:history="1">
+          <w:hyperlink w:anchor="_Toc240983657" w:history="1">
             <w:r>
               <w:rPr>
                 <w:rStyle w:val="Hyperlink"/>
                 <w:noProof/>
               </w:rPr>
-              <w:t>7.2 Evaluation of the methods and the plan</w:t>
+              <w:t>E.3 Risk register review</w:t>
             </w:r>
             <w:r>
               <w:rPr>
@@ -4283,7 +6023,7 @@
                 <w:noProof/>
                 <w:webHidden/>
               </w:rPr>
-              <w:instrText xml:space="preserve"> PAGEREF _Toc240979502 \h </w:instrText>
+              <w:instrText xml:space="preserve"> PAGEREF _Toc240983657 \h </w:instrText>
             </w:r>
             <w:r>
               <w:rPr>
@@ -4303,7 +6043,7 @@
                 <w:noProof/>
                 <w:webHidden/>
               </w:rPr>
-              <w:t>15</w:t>
+              <w:t>23</w:t>
             </w:r>
             <w:r>
               <w:rPr>
@@ -4328,13 +6068,13 @@
               <w:lang w:eastAsia="en-GB"/>
             </w:rPr>
           </w:pPr>
-          <w:hyperlink w:anchor="_Toc240979503" w:history="1">
+          <w:hyperlink w:anchor="_Toc240983658" w:history="1">
             <w:r>
               <w:rPr>
                 <w:rStyle w:val="Hyperlink"/>
                 <w:noProof/>
               </w:rPr>
-              <w:t>7.3 Reflections on the project process</w:t>
+              <w:t>E.4 Record of supervisory contact</w:t>
             </w:r>
             <w:r>
               <w:rPr>
@@ -4355,7 +6095,7 @@
                 <w:noProof/>
                 <w:webHidden/>
               </w:rPr>
-              <w:instrText xml:space="preserve"> PAGEREF _Toc240979503 \h </w:instrText>
+              <w:instrText xml:space="preserve"> PAGEREF _Toc240983658 \h </w:instrText>
             </w:r>
             <w:r>
               <w:rPr>
@@ -4375,7 +6115,7 @@
                 <w:noProof/>
                 <w:webHidden/>
               </w:rPr>
-              <w:t>15</w:t>
+              <w:t>23</w:t>
             </w:r>
             <w:r>
               <w:rPr>
@@ -4400,13 +6140,13 @@
               <w:lang w:eastAsia="en-GB"/>
             </w:rPr>
           </w:pPr>
-          <w:hyperlink w:anchor="_Toc240979504" w:history="1">
+          <w:hyperlink w:anchor="_Toc240983659" w:history="1">
             <w:r>
               <w:rPr>
                 <w:rStyle w:val="Hyperlink"/>
                 <w:noProof/>
               </w:rPr>
-              <w:t>7.4 Contributions</w:t>
+              <w:t>E.5 Project Journal</w:t>
             </w:r>
             <w:r>
               <w:rPr>
@@ -4427,7 +6167,7 @@
                 <w:noProof/>
                 <w:webHidden/>
               </w:rPr>
-              <w:instrText xml:space="preserve"> PAGEREF _Toc240979504 \h </w:instrText>
+              <w:instrText xml:space="preserve"> PAGEREF _Toc240983659 \h </w:instrText>
             </w:r>
             <w:r>
               <w:rPr>
@@ -4447,151 +6187,7 @@
                 <w:noProof/>
                 <w:webHidden/>
               </w:rPr>
-              <w:t>15</w:t>
-            </w:r>
-            <w:r>
-              <w:rPr>
-                <w:noProof/>
-                <w:webHidden/>
-              </w:rPr>
-              <w:fldChar w:fldCharType="end"/>
-            </w:r>
-          </w:hyperlink>
-        </w:p>
-        <w:p>
-          <w:pPr>
-            <w:pStyle w:val="TOC3"/>
-            <w:tabs>
-              <w:tab w:val="right" w:leader="dot" w:pos="9016"/>
-            </w:tabs>
-            <w:rPr>
-              <w:rFonts w:eastAsiaTheme="minorEastAsia"/>
-              <w:noProof/>
-              <w:sz w:val="24"/>
-              <w:szCs w:val="24"/>
-              <w:lang w:eastAsia="en-GB"/>
-            </w:rPr>
-          </w:pPr>
-          <w:hyperlink w:anchor="_Toc240979505" w:history="1">
-            <w:r>
-              <w:rPr>
-                <w:rStyle w:val="Hyperlink"/>
-                <w:noProof/>
-              </w:rPr>
-              <w:t>7.5 Further work</w:t>
-            </w:r>
-            <w:r>
-              <w:rPr>
-                <w:noProof/>
-                <w:webHidden/>
-              </w:rPr>
-              <w:tab/>
-            </w:r>
-            <w:r>
-              <w:rPr>
-                <w:noProof/>
-                <w:webHidden/>
-              </w:rPr>
-              <w:fldChar w:fldCharType="begin"/>
-            </w:r>
-            <w:r>
-              <w:rPr>
-                <w:noProof/>
-                <w:webHidden/>
-              </w:rPr>
-              <w:instrText xml:space="preserve"> PAGEREF _Toc240979505 \h </w:instrText>
-            </w:r>
-            <w:r>
-              <w:rPr>
-                <w:noProof/>
-                <w:webHidden/>
-              </w:rPr>
-            </w:r>
-            <w:r>
-              <w:rPr>
-                <w:noProof/>
-                <w:webHidden/>
-              </w:rPr>
-              <w:fldChar w:fldCharType="separate"/>
-            </w:r>
-            <w:r>
-              <w:rPr>
-                <w:noProof/>
-                <w:webHidden/>
-              </w:rPr>
-              <w:t>15</w:t>
-            </w:r>
-            <w:r>
-              <w:rPr>
-                <w:noProof/>
-                <w:webHidden/>
-              </w:rPr>
-              <w:fldChar w:fldCharType="end"/>
-            </w:r>
-          </w:hyperlink>
-        </w:p>
-        <w:p>
-          <w:pPr>
-            <w:pStyle w:val="TOC2"/>
-            <w:tabs>
-              <w:tab w:val="right" w:leader="dot" w:pos="9016"/>
-            </w:tabs>
-            <w:rPr>
-              <w:rFonts w:eastAsiaTheme="minorEastAsia"/>
-              <w:noProof/>
-              <w:sz w:val="24"/>
-              <w:szCs w:val="24"/>
-              <w:lang w:eastAsia="en-GB"/>
-            </w:rPr>
-          </w:pPr>
-          <w:hyperlink w:anchor="_Toc240979506" w:history="1">
-            <w:r>
-              <w:rPr>
-                <w:rStyle w:val="Hyperlink"/>
-                <w:noProof/>
-              </w:rPr>
-              <w:t>References</w:t>
-            </w:r>
-            <w:r>
-              <w:rPr>
-                <w:noProof/>
-                <w:webHidden/>
-              </w:rPr>
-              <w:tab/>
-            </w:r>
-            <w:r>
-              <w:rPr>
-                <w:noProof/>
-                <w:webHidden/>
-              </w:rPr>
-              <w:fldChar w:fldCharType="begin"/>
-            </w:r>
-            <w:r>
-              <w:rPr>
-                <w:noProof/>
-                <w:webHidden/>
-              </w:rPr>
-              <w:instrText xml:space="preserve"> PAGEREF _Toc240979506 \h </w:instrText>
-            </w:r>
-            <w:r>
-              <w:rPr>
-                <w:noProof/>
-                <w:webHidden/>
-              </w:rPr>
-            </w:r>
-            <w:r>
-              <w:rPr>
-                <w:noProof/>
-                <w:webHidden/>
-              </w:rPr>
-              <w:fldChar w:fldCharType="separate"/>
-            </w:r>
-            <w:r>
-              <w:rPr>
-                <w:noProof/>
-                <w:webHidden/>
-              </w:rPr>
-              <w:t>16</w:t>
+              <w:t>23</w:t>
             </w:r>
             <w:r>
               <w:rPr>
@@ -4622,6 +6218,20 @@
     <w:p/>
     <w:p/>
     <w:p/>
+    <w:p/>
+    <w:p/>
+    <w:p/>
+    <w:p/>
+    <w:p/>
+    <w:p/>
+    <w:p/>
+    <w:p/>
+    <w:p/>
+    <w:p/>
+    <w:p/>
+    <w:p/>
+    <w:p/>
+    <w:p/>
     <w:p>
       <w:pPr>
         <w:pStyle w:val="Heading2"/>
@@ -4629,82 +6239,7 @@
           <w:color w:val="auto"/>
         </w:rPr>
       </w:pPr>
-      <w:bookmarkStart w:id="3" w:name="_Toc240979454"/>
-      <w:r>
-        <w:rPr>
-          <w:color w:val="auto"/>
-        </w:rPr>
-        <w:lastRenderedPageBreak/>
-        <w:t>List of Figures and Tables</w:t>
-      </w:r>
-      <w:bookmarkEnd w:id="3"/>
-    </w:p>
-    <w:p>
-      <w:pPr>
-        <w:pStyle w:val="Heading3"/>
-        <w:rPr>
-          <w:color w:val="auto"/>
-        </w:rPr>
-      </w:pPr>
-      <w:bookmarkStart w:id="4" w:name="_Toc240979455"/>
-      <w:r>
-        <w:rPr>
-          <w:color w:val="auto"/>
-        </w:rPr>
-        <w:t>Figures</w:t>
-      </w:r>
-      <w:bookmarkEnd w:id="4"/>
-    </w:p>
-    <w:p/>
-    <w:p>
-      <w:pPr>
-        <w:pStyle w:val="Heading3"/>
-        <w:rPr>
-          <w:color w:val="auto"/>
-        </w:rPr>
-      </w:pPr>
-      <w:bookmarkStart w:id="5" w:name="_Toc240979456"/>
-      <w:r>
-        <w:rPr>
-          <w:color w:val="auto"/>
-        </w:rPr>
-        <w:t>Tables</w:t>
-      </w:r>
-      <w:bookmarkEnd w:id="5"/>
-    </w:p>
-    <w:p/>
-    <w:p/>
-    <w:p/>
-    <w:p/>
-    <w:p/>
-    <w:p/>
-    <w:p/>
-    <w:p/>
-    <w:p/>
-    <w:p/>
-    <w:p/>
-    <w:p/>
-    <w:p/>
-    <w:p/>
-    <w:p/>
-    <w:p/>
-    <w:p/>
-    <w:p/>
-    <w:p/>
-    <w:p/>
-    <w:p/>
-    <w:p/>
-    <w:p/>
-    <w:p/>
-    <w:p/>
-    <w:p>
-      <w:pPr>
-        <w:pStyle w:val="Heading2"/>
-        <w:rPr>
-          <w:color w:val="auto"/>
-        </w:rPr>
-      </w:pPr>
-      <w:bookmarkStart w:id="6" w:name="_Toc240979457"/>
+      <w:bookmarkStart w:id="3" w:name="_Toc240983585"/>
       <w:r>
         <w:rPr>
           <w:color w:val="auto"/>
@@ -4712,7 +6247,7 @@
         <w:lastRenderedPageBreak/>
         <w:t>Glossary</w:t>
       </w:r>
-      <w:bookmarkEnd w:id="6"/>
+      <w:bookmarkEnd w:id="3"/>
     </w:p>
     <w:tbl>
       <w:tblPr>
@@ -4872,7 +6407,7 @@
           <w:color w:val="auto"/>
         </w:rPr>
       </w:pPr>
-      <w:bookmarkStart w:id="7" w:name="_Toc240979458"/>
+      <w:bookmarkStart w:id="4" w:name="_Toc240983586"/>
       <w:r>
         <w:rPr>
           <w:b/>
@@ -4882,8 +6417,98 @@
         <w:lastRenderedPageBreak/>
         <w:t>1 Introduction and Objectives</w:t>
       </w:r>
+      <w:bookmarkEnd w:id="4"/>
+    </w:p>
+    <w:p>
+      <w:pPr>
+        <w:pStyle w:val="Heading3"/>
+        <w:rPr>
+          <w:color w:val="auto"/>
+          <w:sz w:val="24"/>
+          <w:szCs w:val="24"/>
+        </w:rPr>
+      </w:pPr>
+      <w:bookmarkStart w:id="5" w:name="_Toc240983587"/>
+      <w:r>
+        <w:rPr>
+          <w:color w:val="auto"/>
+          <w:sz w:val="24"/>
+          <w:szCs w:val="24"/>
+        </w:rPr>
+        <w:t xml:space="preserve">1.1 </w:t>
+      </w:r>
+      <w:r>
+        <w:rPr>
+          <w:color w:val="auto"/>
+          <w:sz w:val="24"/>
+          <w:szCs w:val="24"/>
+        </w:rPr>
+        <w:t>Background and Motivation</w:t>
+      </w:r>
+      <w:bookmarkEnd w:id="5"/>
+    </w:p>
+    <w:p/>
+    <w:p/>
+    <w:p>
+      <w:pPr>
+        <w:pStyle w:val="Heading3"/>
+        <w:rPr>
+          <w:color w:val="auto"/>
+          <w:sz w:val="24"/>
+          <w:szCs w:val="24"/>
+        </w:rPr>
+      </w:pPr>
+      <w:bookmarkStart w:id="6" w:name="_Toc240983588"/>
+      <w:r>
+        <w:rPr>
+          <w:color w:val="auto"/>
+          <w:sz w:val="24"/>
+          <w:szCs w:val="24"/>
+        </w:rPr>
+        <w:t xml:space="preserve">1.2 </w:t>
+      </w:r>
+      <w:r>
+        <w:rPr>
+          <w:color w:val="auto"/>
+          <w:sz w:val="24"/>
+          <w:szCs w:val="24"/>
+        </w:rPr>
+        <w:t>Problem statement and research questions</w:t>
+      </w:r>
+      <w:bookmarkEnd w:id="6"/>
+    </w:p>
+    <w:p/>
+    <w:p/>
+    <w:p>
+      <w:pPr>
+        <w:pStyle w:val="Heading3"/>
+        <w:rPr>
+          <w:color w:val="auto"/>
+          <w:sz w:val="24"/>
+          <w:szCs w:val="24"/>
+        </w:rPr>
+      </w:pPr>
+      <w:bookmarkStart w:id="7" w:name="_Toc240983589"/>
+      <w:r>
+        <w:rPr>
+          <w:color w:val="auto"/>
+          <w:sz w:val="24"/>
+          <w:szCs w:val="24"/>
+        </w:rPr>
+        <w:t xml:space="preserve">1.3 </w:t>
+      </w:r>
+      <w:r>
+        <w:rPr>
+          <w:color w:val="auto"/>
+          <w:sz w:val="24"/>
+          <w:szCs w:val="24"/>
+        </w:rPr>
+        <w:t>Objectives and success tests</w:t>
+      </w:r>
       <w:bookmarkEnd w:id="7"/>
     </w:p>
+    <w:p/>
+    <w:p/>
     <w:p>
       <w:pPr>
         <w:pStyle w:val="Heading3"/>
@@ -4893,22 +6518,14 @@
           <w:szCs w:val="24"/>
         </w:rPr>
       </w:pPr>
-      <w:bookmarkStart w:id="8" w:name="_Toc240979459"/>
-      <w:r>
-        <w:rPr>
-          <w:color w:val="auto"/>
-          <w:sz w:val="24"/>
-          <w:szCs w:val="24"/>
-        </w:rPr>
-        <w:t xml:space="preserve">1.1 </w:t>
-      </w:r>
-      <w:r>
-        <w:rPr>
-          <w:color w:val="auto"/>
-          <w:sz w:val="24"/>
-          <w:szCs w:val="24"/>
-        </w:rPr>
-        <w:t>Background and Motivation</w:t>
+      <w:bookmarkStart w:id="8" w:name="_Toc240983590"/>
+      <w:r>
+        <w:rPr>
+          <w:color w:val="auto"/>
+          <w:sz w:val="24"/>
+          <w:szCs w:val="24"/>
+        </w:rPr>
+        <w:t>1.4 Beneficiaries</w:t>
       </w:r>
       <w:bookmarkEnd w:id="8"/>
     </w:p>
@@ -4923,22 +6540,14 @@
           <w:szCs w:val="24"/>
         </w:rPr>
       </w:pPr>
-      <w:bookmarkStart w:id="9" w:name="_Toc240979460"/>
-      <w:r>
-        <w:rPr>
-          <w:color w:val="auto"/>
-          <w:sz w:val="24"/>
-          <w:szCs w:val="24"/>
-        </w:rPr>
-        <w:t xml:space="preserve">1.2 </w:t>
-      </w:r>
-      <w:r>
-        <w:rPr>
-          <w:color w:val="auto"/>
-          <w:sz w:val="24"/>
-          <w:szCs w:val="24"/>
-        </w:rPr>
-        <w:t>Problem statement and research questions</w:t>
+      <w:bookmarkStart w:id="9" w:name="_Toc240983591"/>
+      <w:r>
+        <w:rPr>
+          <w:color w:val="auto"/>
+          <w:sz w:val="24"/>
+          <w:szCs w:val="24"/>
+        </w:rPr>
+        <w:t>1.5 Change of goals and methods during the project</w:t>
       </w:r>
       <w:bookmarkEnd w:id="9"/>
     </w:p>
@@ -4953,90 +6562,16 @@
           <w:szCs w:val="24"/>
         </w:rPr>
       </w:pPr>
-      <w:bookmarkStart w:id="10" w:name="_Toc240979461"/>
-      <w:r>
-        <w:rPr>
-          <w:color w:val="auto"/>
-          <w:sz w:val="24"/>
-          <w:szCs w:val="24"/>
-        </w:rPr>
-        <w:t xml:space="preserve">1.3 </w:t>
-      </w:r>
-      <w:r>
-        <w:rPr>
-          <w:color w:val="auto"/>
-          <w:sz w:val="24"/>
-          <w:szCs w:val="24"/>
-        </w:rPr>
-        <w:t>Objectives and success tests</w:t>
+      <w:bookmarkStart w:id="10" w:name="_Toc240983592"/>
+      <w:r>
+        <w:rPr>
+          <w:color w:val="auto"/>
+          <w:sz w:val="24"/>
+          <w:szCs w:val="24"/>
+        </w:rPr>
+        <w:t>1.6 Structure of the report</w:t>
       </w:r>
       <w:bookmarkEnd w:id="10"/>
-    </w:p>
-    <w:p/>
-    <w:p/>
-    <w:p>
-      <w:pPr>
-        <w:pStyle w:val="Heading3"/>
-        <w:rPr>
-          <w:color w:val="auto"/>
-          <w:sz w:val="24"/>
-          <w:szCs w:val="24"/>
-        </w:rPr>
-      </w:pPr>
-      <w:bookmarkStart w:id="11" w:name="_Toc240979462"/>
-      <w:r>
-        <w:rPr>
-          <w:color w:val="auto"/>
-          <w:sz w:val="24"/>
-          <w:szCs w:val="24"/>
-        </w:rPr>
-        <w:t>1.4 Beneficiaries</w:t>
-      </w:r>
-      <w:bookmarkEnd w:id="11"/>
-    </w:p>
-    <w:p/>
-    <w:p/>
-    <w:p>
-      <w:pPr>
-        <w:pStyle w:val="Heading3"/>
-        <w:rPr>
-          <w:color w:val="auto"/>
-          <w:sz w:val="24"/>
-          <w:szCs w:val="24"/>
-        </w:rPr>
-      </w:pPr>
-      <w:bookmarkStart w:id="12" w:name="_Toc240979463"/>
-      <w:r>
-        <w:rPr>
-          <w:color w:val="auto"/>
-          <w:sz w:val="24"/>
-          <w:szCs w:val="24"/>
-        </w:rPr>
-        <w:t>1.5 Change of goals and methods during the project</w:t>
-      </w:r>
-      <w:bookmarkEnd w:id="12"/>
-    </w:p>
-    <w:p/>
-    <w:p/>
-    <w:p>
-      <w:pPr>
-        <w:pStyle w:val="Heading3"/>
-        <w:rPr>
-          <w:color w:val="auto"/>
-          <w:sz w:val="24"/>
-          <w:szCs w:val="24"/>
-        </w:rPr>
-      </w:pPr>
-      <w:bookmarkStart w:id="13" w:name="_Toc240979464"/>
-      <w:r>
-        <w:rPr>
-          <w:color w:val="auto"/>
-          <w:sz w:val="24"/>
-          <w:szCs w:val="24"/>
-        </w:rPr>
-        <w:t>1.6 Structure of the report</w:t>
-      </w:r>
-      <w:bookmarkEnd w:id="13"/>
     </w:p>
     <w:p/>
     <w:p/>
@@ -5059,7 +6594,7 @@
           <w:color w:val="auto"/>
         </w:rPr>
       </w:pPr>
-      <w:bookmarkStart w:id="14" w:name="_Toc240979465"/>
+      <w:bookmarkStart w:id="11" w:name="_Toc240983593"/>
       <w:r>
         <w:rPr>
           <w:b/>
@@ -5069,8 +6604,100 @@
         <w:lastRenderedPageBreak/>
         <w:t>2 Context</w:t>
       </w:r>
+      <w:bookmarkEnd w:id="11"/>
+    </w:p>
+    <w:p>
+      <w:pPr>
+        <w:pStyle w:val="Heading3"/>
+        <w:rPr>
+          <w:color w:val="auto"/>
+          <w:sz w:val="24"/>
+          <w:szCs w:val="24"/>
+        </w:rPr>
+      </w:pPr>
+      <w:bookmarkStart w:id="12" w:name="_Toc240983594"/>
+      <w:r>
+        <w:rPr>
+          <w:color w:val="auto"/>
+          <w:sz w:val="24"/>
+          <w:szCs w:val="24"/>
+        </w:rPr>
+        <w:t xml:space="preserve">2.1 Web agents and the </w:t>
+      </w:r>
+      <w:proofErr w:type="spellStart"/>
+      <w:r>
+        <w:rPr>
+          <w:color w:val="auto"/>
+          <w:sz w:val="24"/>
+          <w:szCs w:val="24"/>
+        </w:rPr>
+        <w:t>WebArena</w:t>
+      </w:r>
+      <w:proofErr w:type="spellEnd"/>
+      <w:r>
+        <w:rPr>
+          <w:color w:val="auto"/>
+          <w:sz w:val="24"/>
+          <w:szCs w:val="24"/>
+        </w:rPr>
+        <w:t xml:space="preserve"> benchmark</w:t>
+      </w:r>
+      <w:bookmarkEnd w:id="12"/>
+    </w:p>
+    <w:p/>
+    <w:p/>
+    <w:p>
+      <w:pPr>
+        <w:pStyle w:val="Heading3"/>
+        <w:rPr>
+          <w:color w:val="auto"/>
+          <w:sz w:val="24"/>
+          <w:szCs w:val="24"/>
+        </w:rPr>
+      </w:pPr>
+      <w:bookmarkStart w:id="13" w:name="_Toc240983595"/>
+      <w:r>
+        <w:rPr>
+          <w:color w:val="auto"/>
+          <w:sz w:val="24"/>
+          <w:szCs w:val="24"/>
+        </w:rPr>
+        <w:t xml:space="preserve">2.2 </w:t>
+      </w:r>
+      <w:r>
+        <w:rPr>
+          <w:color w:val="auto"/>
+          <w:sz w:val="24"/>
+          <w:szCs w:val="24"/>
+        </w:rPr>
+        <w:t>Multi-agent orchestration and the fixed pipeline</w:t>
+      </w:r>
+      <w:bookmarkEnd w:id="13"/>
+    </w:p>
+    <w:p/>
+    <w:p/>
+    <w:p>
+      <w:pPr>
+        <w:pStyle w:val="Heading3"/>
+        <w:rPr>
+          <w:color w:val="auto"/>
+          <w:sz w:val="24"/>
+          <w:szCs w:val="24"/>
+        </w:rPr>
+      </w:pPr>
+      <w:bookmarkStart w:id="14" w:name="_Toc240983596"/>
+      <w:r>
+        <w:rPr>
+          <w:color w:val="auto"/>
+          <w:sz w:val="24"/>
+          <w:szCs w:val="24"/>
+        </w:rPr>
+        <w:t>2.3 Token cost as a structural constraint</w:t>
+      </w:r>
       <w:bookmarkEnd w:id="14"/>
     </w:p>
+    <w:p/>
+    <w:p/>
     <w:p>
       <w:pPr>
         <w:pStyle w:val="Heading3"/>
@@ -5080,32 +6707,14 @@
           <w:szCs w:val="24"/>
         </w:rPr>
       </w:pPr>
-      <w:bookmarkStart w:id="15" w:name="_Toc240979466"/>
-      <w:r>
-        <w:rPr>
-          <w:color w:val="auto"/>
-          <w:sz w:val="24"/>
-          <w:szCs w:val="24"/>
-        </w:rPr>
-        <w:t xml:space="preserve">2.1 Web agents and the </w:t>
-      </w:r>
-      <w:proofErr w:type="spellStart"/>
-      <w:r>
-        <w:rPr>
-          <w:color w:val="auto"/>
-          <w:sz w:val="24"/>
-          <w:szCs w:val="24"/>
-        </w:rPr>
-        <w:t>WebArena</w:t>
-      </w:r>
-      <w:proofErr w:type="spellEnd"/>
-      <w:r>
-        <w:rPr>
-          <w:color w:val="auto"/>
-          <w:sz w:val="24"/>
-          <w:szCs w:val="24"/>
-        </w:rPr>
-        <w:t xml:space="preserve"> benchmark</w:t>
+      <w:bookmarkStart w:id="15" w:name="_Toc240983597"/>
+      <w:r>
+        <w:rPr>
+          <w:color w:val="auto"/>
+          <w:sz w:val="24"/>
+          <w:szCs w:val="24"/>
+        </w:rPr>
+        <w:t>2.4 Budget aware orchestration and learned routing</w:t>
       </w:r>
       <w:bookmarkEnd w:id="15"/>
     </w:p>
@@ -5120,22 +6729,14 @@
           <w:szCs w:val="24"/>
         </w:rPr>
       </w:pPr>
-      <w:bookmarkStart w:id="16" w:name="_Toc240979467"/>
-      <w:r>
-        <w:rPr>
-          <w:color w:val="auto"/>
-          <w:sz w:val="24"/>
-          <w:szCs w:val="24"/>
-        </w:rPr>
-        <w:t xml:space="preserve">2.2 </w:t>
-      </w:r>
-      <w:r>
-        <w:rPr>
-          <w:color w:val="auto"/>
-          <w:sz w:val="24"/>
-          <w:szCs w:val="24"/>
-        </w:rPr>
-        <w:t>Multi-agent orchestration and the fixed pipeline</w:t>
+      <w:bookmarkStart w:id="16" w:name="_Toc240983598"/>
+      <w:r>
+        <w:rPr>
+          <w:color w:val="auto"/>
+          <w:sz w:val="24"/>
+          <w:szCs w:val="24"/>
+        </w:rPr>
+        <w:t>2.5 Evaluation practice in agent research</w:t>
       </w:r>
       <w:bookmarkEnd w:id="16"/>
     </w:p>
@@ -5150,82 +6751,16 @@
           <w:szCs w:val="24"/>
         </w:rPr>
       </w:pPr>
-      <w:bookmarkStart w:id="17" w:name="_Toc240979468"/>
-      <w:r>
-        <w:rPr>
-          <w:color w:val="auto"/>
-          <w:sz w:val="24"/>
-          <w:szCs w:val="24"/>
-        </w:rPr>
-        <w:t>2.3 Token cost as a structural constraint</w:t>
+      <w:bookmarkStart w:id="17" w:name="_Toc240983599"/>
+      <w:r>
+        <w:rPr>
+          <w:color w:val="auto"/>
+          <w:sz w:val="24"/>
+          <w:szCs w:val="24"/>
+        </w:rPr>
+        <w:t>2.6 Summary and the gap addressed</w:t>
       </w:r>
       <w:bookmarkEnd w:id="17"/>
-    </w:p>
-    <w:p/>
-    <w:p/>
-    <w:p>
-      <w:pPr>
-        <w:pStyle w:val="Heading3"/>
-        <w:rPr>
-          <w:color w:val="auto"/>
-          <w:sz w:val="24"/>
-          <w:szCs w:val="24"/>
-        </w:rPr>
-      </w:pPr>
-      <w:bookmarkStart w:id="18" w:name="_Toc240979469"/>
-      <w:r>
-        <w:rPr>
-          <w:color w:val="auto"/>
-          <w:sz w:val="24"/>
-          <w:szCs w:val="24"/>
-        </w:rPr>
-        <w:t>2.4 Budget aware orchestration and learned routing</w:t>
-      </w:r>
-      <w:bookmarkEnd w:id="18"/>
-    </w:p>
-    <w:p/>
-    <w:p/>
-    <w:p>
-      <w:pPr>
-        <w:pStyle w:val="Heading3"/>
-        <w:rPr>
-          <w:color w:val="auto"/>
-          <w:sz w:val="24"/>
-          <w:szCs w:val="24"/>
-        </w:rPr>
-      </w:pPr>
-      <w:bookmarkStart w:id="19" w:name="_Toc240979470"/>
-      <w:r>
-        <w:rPr>
-          <w:color w:val="auto"/>
-          <w:sz w:val="24"/>
-          <w:szCs w:val="24"/>
-        </w:rPr>
-        <w:t>2.5 Evaluation practice in agent research</w:t>
-      </w:r>
-      <w:bookmarkEnd w:id="19"/>
-    </w:p>
-    <w:p/>
-    <w:p/>
-    <w:p>
-      <w:pPr>
-        <w:pStyle w:val="Heading3"/>
-        <w:rPr>
-          <w:color w:val="auto"/>
-          <w:sz w:val="24"/>
-          <w:szCs w:val="24"/>
-        </w:rPr>
-      </w:pPr>
-      <w:bookmarkStart w:id="20" w:name="_Toc240979471"/>
-      <w:r>
-        <w:rPr>
-          <w:color w:val="auto"/>
-          <w:sz w:val="24"/>
-          <w:szCs w:val="24"/>
-        </w:rPr>
-        <w:t>2.6 Summary and the gap addressed</w:t>
-      </w:r>
-      <w:bookmarkEnd w:id="20"/>
     </w:p>
     <w:p/>
     <w:p/>
@@ -5250,7 +6785,7 @@
           <w:color w:val="auto"/>
         </w:rPr>
       </w:pPr>
-      <w:bookmarkStart w:id="21" w:name="_Toc240979472"/>
+      <w:bookmarkStart w:id="18" w:name="_Toc240983600"/>
       <w:r>
         <w:rPr>
           <w:b/>
@@ -5260,8 +6795,98 @@
         <w:lastRenderedPageBreak/>
         <w:t>3 Methods</w:t>
       </w:r>
+      <w:bookmarkEnd w:id="18"/>
+    </w:p>
+    <w:p>
+      <w:pPr>
+        <w:pStyle w:val="Heading3"/>
+        <w:rPr>
+          <w:color w:val="auto"/>
+          <w:sz w:val="24"/>
+          <w:szCs w:val="24"/>
+        </w:rPr>
+      </w:pPr>
+      <w:bookmarkStart w:id="19" w:name="_Toc240983601"/>
+      <w:r>
+        <w:rPr>
+          <w:color w:val="auto"/>
+          <w:sz w:val="24"/>
+          <w:szCs w:val="24"/>
+        </w:rPr>
+        <w:t xml:space="preserve">3.1 </w:t>
+      </w:r>
+      <w:r>
+        <w:rPr>
+          <w:color w:val="auto"/>
+          <w:sz w:val="24"/>
+          <w:szCs w:val="24"/>
+        </w:rPr>
+        <w:t>Experimental design</w:t>
+      </w:r>
+      <w:bookmarkEnd w:id="19"/>
+    </w:p>
+    <w:p/>
+    <w:p/>
+    <w:p>
+      <w:pPr>
+        <w:pStyle w:val="Heading3"/>
+        <w:rPr>
+          <w:color w:val="auto"/>
+          <w:sz w:val="24"/>
+          <w:szCs w:val="24"/>
+        </w:rPr>
+      </w:pPr>
+      <w:bookmarkStart w:id="20" w:name="_Toc240983602"/>
+      <w:r>
+        <w:rPr>
+          <w:color w:val="auto"/>
+          <w:sz w:val="24"/>
+          <w:szCs w:val="24"/>
+        </w:rPr>
+        <w:t xml:space="preserve">3.2 </w:t>
+      </w:r>
+      <w:r>
+        <w:rPr>
+          <w:color w:val="auto"/>
+          <w:sz w:val="24"/>
+          <w:szCs w:val="24"/>
+        </w:rPr>
+        <w:t>Environment and infrastructure</w:t>
+      </w:r>
+      <w:bookmarkEnd w:id="20"/>
+    </w:p>
+    <w:p/>
+    <w:p/>
+    <w:p>
+      <w:pPr>
+        <w:pStyle w:val="Heading3"/>
+        <w:rPr>
+          <w:color w:val="auto"/>
+          <w:sz w:val="24"/>
+          <w:szCs w:val="24"/>
+        </w:rPr>
+      </w:pPr>
+      <w:bookmarkStart w:id="21" w:name="_Toc240983603"/>
+      <w:r>
+        <w:rPr>
+          <w:color w:val="auto"/>
+          <w:sz w:val="24"/>
+          <w:szCs w:val="24"/>
+        </w:rPr>
+        <w:t xml:space="preserve">3.3 </w:t>
+      </w:r>
+      <w:r>
+        <w:rPr>
+          <w:color w:val="auto"/>
+          <w:sz w:val="24"/>
+          <w:szCs w:val="24"/>
+        </w:rPr>
+        <w:t>Token accounting and budget enforcement</w:t>
+      </w:r>
       <w:bookmarkEnd w:id="21"/>
     </w:p>
+    <w:p/>
+    <w:p/>
     <w:p>
       <w:pPr>
         <w:pStyle w:val="Heading3"/>
@@ -5271,114 +6896,24 @@
           <w:szCs w:val="24"/>
         </w:rPr>
       </w:pPr>
-      <w:bookmarkStart w:id="22" w:name="_Toc240979473"/>
-      <w:r>
-        <w:rPr>
-          <w:color w:val="auto"/>
-          <w:sz w:val="24"/>
-          <w:szCs w:val="24"/>
-        </w:rPr>
-        <w:t xml:space="preserve">3.1 </w:t>
-      </w:r>
-      <w:r>
-        <w:rPr>
-          <w:color w:val="auto"/>
-          <w:sz w:val="24"/>
-          <w:szCs w:val="24"/>
-        </w:rPr>
-        <w:t>Experimental design</w:t>
+      <w:bookmarkStart w:id="22" w:name="_Toc240983604"/>
+      <w:r>
+        <w:rPr>
+          <w:color w:val="auto"/>
+          <w:sz w:val="24"/>
+          <w:szCs w:val="24"/>
+        </w:rPr>
+        <w:t xml:space="preserve">3.4 </w:t>
+      </w:r>
+      <w:r>
+        <w:rPr>
+          <w:color w:val="auto"/>
+          <w:sz w:val="24"/>
+          <w:szCs w:val="24"/>
+        </w:rPr>
+        <w:t>Strategy implementations</w:t>
       </w:r>
       <w:bookmarkEnd w:id="22"/>
-    </w:p>
-    <w:p/>
-    <w:p/>
-    <w:p>
-      <w:pPr>
-        <w:pStyle w:val="Heading3"/>
-        <w:rPr>
-          <w:color w:val="auto"/>
-          <w:sz w:val="24"/>
-          <w:szCs w:val="24"/>
-        </w:rPr>
-      </w:pPr>
-      <w:bookmarkStart w:id="23" w:name="_Toc240979474"/>
-      <w:r>
-        <w:rPr>
-          <w:color w:val="auto"/>
-          <w:sz w:val="24"/>
-          <w:szCs w:val="24"/>
-        </w:rPr>
-        <w:t xml:space="preserve">3.2 </w:t>
-      </w:r>
-      <w:r>
-        <w:rPr>
-          <w:color w:val="auto"/>
-          <w:sz w:val="24"/>
-          <w:szCs w:val="24"/>
-        </w:rPr>
-        <w:t>Environment and infrastructure</w:t>
-      </w:r>
-      <w:bookmarkEnd w:id="23"/>
-    </w:p>
-    <w:p/>
-    <w:p/>
-    <w:p>
-      <w:pPr>
-        <w:pStyle w:val="Heading3"/>
-        <w:rPr>
-          <w:color w:val="auto"/>
-          <w:sz w:val="24"/>
-          <w:szCs w:val="24"/>
-        </w:rPr>
-      </w:pPr>
-      <w:bookmarkStart w:id="24" w:name="_Toc240979475"/>
-      <w:r>
-        <w:rPr>
-          <w:color w:val="auto"/>
-          <w:sz w:val="24"/>
-          <w:szCs w:val="24"/>
-        </w:rPr>
-        <w:t xml:space="preserve">3.3 </w:t>
-      </w:r>
-      <w:r>
-        <w:rPr>
-          <w:color w:val="auto"/>
-          <w:sz w:val="24"/>
-          <w:szCs w:val="24"/>
-        </w:rPr>
-        <w:t>Token accounting and budget enforcement</w:t>
-      </w:r>
-      <w:bookmarkEnd w:id="24"/>
-    </w:p>
-    <w:p/>
-    <w:p/>
-    <w:p>
-      <w:pPr>
-        <w:pStyle w:val="Heading3"/>
-        <w:rPr>
-          <w:color w:val="auto"/>
-          <w:sz w:val="24"/>
-          <w:szCs w:val="24"/>
-        </w:rPr>
-      </w:pPr>
-      <w:bookmarkStart w:id="25" w:name="_Toc240979476"/>
-      <w:r>
-        <w:rPr>
-          <w:color w:val="auto"/>
-          <w:sz w:val="24"/>
-          <w:szCs w:val="24"/>
-        </w:rPr>
-        <w:t xml:space="preserve">3.4 </w:t>
-      </w:r>
-      <w:r>
-        <w:rPr>
-          <w:color w:val="auto"/>
-          <w:sz w:val="24"/>
-          <w:szCs w:val="24"/>
-        </w:rPr>
-        <w:t>Strategy implementations</w:t>
-      </w:r>
-      <w:bookmarkEnd w:id="25"/>
     </w:p>
     <w:p>
       <w:pPr>
@@ -5481,7 +7016,7 @@
           <w:szCs w:val="24"/>
         </w:rPr>
       </w:pPr>
-      <w:bookmarkStart w:id="26" w:name="_Toc240979477"/>
+      <w:bookmarkStart w:id="23" w:name="_Toc240983605"/>
       <w:r>
         <w:rPr>
           <w:color w:val="auto"/>
@@ -5490,7 +7025,7 @@
         </w:rPr>
         <w:t>3.5 Data collection, logging and task classification</w:t>
       </w:r>
-      <w:bookmarkEnd w:id="26"/>
+      <w:bookmarkEnd w:id="23"/>
     </w:p>
     <w:p>
       <w:pPr>
@@ -5563,7 +7098,7 @@
           <w:szCs w:val="24"/>
         </w:rPr>
       </w:pPr>
-      <w:bookmarkStart w:id="27" w:name="_Toc240979478"/>
+      <w:bookmarkStart w:id="24" w:name="_Toc240983606"/>
       <w:r>
         <w:rPr>
           <w:color w:val="auto"/>
@@ -5573,7 +7108,7 @@
         <w:lastRenderedPageBreak/>
         <w:t>3.6 Verification and validation</w:t>
       </w:r>
-      <w:bookmarkEnd w:id="27"/>
+      <w:bookmarkEnd w:id="24"/>
     </w:p>
     <w:p/>
     <w:p/>
@@ -5586,7 +7121,7 @@
           <w:szCs w:val="24"/>
         </w:rPr>
       </w:pPr>
-      <w:bookmarkStart w:id="28" w:name="_Toc240979479"/>
+      <w:bookmarkStart w:id="25" w:name="_Toc240983607"/>
       <w:r>
         <w:rPr>
           <w:color w:val="auto"/>
@@ -5595,7 +7130,7 @@
         </w:rPr>
         <w:t>3.7 Ethics, legal, social and professional issues</w:t>
       </w:r>
-      <w:bookmarkEnd w:id="28"/>
+      <w:bookmarkEnd w:id="25"/>
     </w:p>
     <w:p/>
     <w:p/>
@@ -5633,7 +7168,7 @@
           <w:color w:val="auto"/>
         </w:rPr>
       </w:pPr>
-      <w:bookmarkStart w:id="29" w:name="_Toc240979480"/>
+      <w:bookmarkStart w:id="26" w:name="_Toc240983608"/>
       <w:r>
         <w:rPr>
           <w:b/>
@@ -5643,71 +7178,71 @@
         <w:lastRenderedPageBreak/>
         <w:t>4 Results</w:t>
       </w:r>
+      <w:bookmarkEnd w:id="26"/>
+    </w:p>
+    <w:p>
+      <w:pPr>
+        <w:pStyle w:val="Heading3"/>
+        <w:rPr>
+          <w:color w:val="auto"/>
+          <w:sz w:val="24"/>
+          <w:szCs w:val="24"/>
+        </w:rPr>
+      </w:pPr>
+      <w:bookmarkStart w:id="27" w:name="_Toc240983609"/>
+      <w:r>
+        <w:rPr>
+          <w:color w:val="auto"/>
+          <w:sz w:val="24"/>
+          <w:szCs w:val="24"/>
+        </w:rPr>
+        <w:t>4.1 What was produced</w:t>
+      </w:r>
+      <w:bookmarkEnd w:id="27"/>
+    </w:p>
+    <w:p/>
+    <w:p/>
+    <w:p>
+      <w:pPr>
+        <w:pStyle w:val="Heading3"/>
+        <w:rPr>
+          <w:color w:val="auto"/>
+          <w:sz w:val="24"/>
+          <w:szCs w:val="24"/>
+        </w:rPr>
+      </w:pPr>
+      <w:bookmarkStart w:id="28" w:name="_Toc240983610"/>
+      <w:r>
+        <w:rPr>
+          <w:color w:val="auto"/>
+          <w:sz w:val="24"/>
+          <w:szCs w:val="24"/>
+        </w:rPr>
+        <w:t>4.2 The collected dataset</w:t>
+      </w:r>
+      <w:bookmarkEnd w:id="28"/>
+    </w:p>
+    <w:p/>
+    <w:p/>
+    <w:p>
+      <w:pPr>
+        <w:pStyle w:val="Heading3"/>
+        <w:rPr>
+          <w:color w:val="auto"/>
+          <w:sz w:val="24"/>
+          <w:szCs w:val="24"/>
+        </w:rPr>
+      </w:pPr>
+      <w:bookmarkStart w:id="29" w:name="_Toc240983611"/>
+      <w:r>
+        <w:rPr>
+          <w:color w:val="auto"/>
+          <w:sz w:val="24"/>
+          <w:szCs w:val="24"/>
+        </w:rPr>
+        <w:t>4.3 RQ1 – Success and cost against token budget</w:t>
+      </w:r>
       <w:bookmarkEnd w:id="29"/>
-    </w:p>
-    <w:p>
-      <w:pPr>
-        <w:pStyle w:val="Heading3"/>
-        <w:rPr>
-          <w:color w:val="auto"/>
-          <w:sz w:val="24"/>
-          <w:szCs w:val="24"/>
-        </w:rPr>
-      </w:pPr>
-      <w:bookmarkStart w:id="30" w:name="_Toc240979481"/>
-      <w:r>
-        <w:rPr>
-          <w:color w:val="auto"/>
-          <w:sz w:val="24"/>
-          <w:szCs w:val="24"/>
-        </w:rPr>
-        <w:t>4.1 What was produced</w:t>
-      </w:r>
-      <w:bookmarkEnd w:id="30"/>
-    </w:p>
-    <w:p/>
-    <w:p/>
-    <w:p>
-      <w:pPr>
-        <w:pStyle w:val="Heading3"/>
-        <w:rPr>
-          <w:color w:val="auto"/>
-          <w:sz w:val="24"/>
-          <w:szCs w:val="24"/>
-        </w:rPr>
-      </w:pPr>
-      <w:bookmarkStart w:id="31" w:name="_Toc240979482"/>
-      <w:r>
-        <w:rPr>
-          <w:color w:val="auto"/>
-          <w:sz w:val="24"/>
-          <w:szCs w:val="24"/>
-        </w:rPr>
-        <w:t>4.2 The collected dataset</w:t>
-      </w:r>
-      <w:bookmarkEnd w:id="31"/>
-    </w:p>
-    <w:p/>
-    <w:p/>
-    <w:p>
-      <w:pPr>
-        <w:pStyle w:val="Heading3"/>
-        <w:rPr>
-          <w:color w:val="auto"/>
-          <w:sz w:val="24"/>
-          <w:szCs w:val="24"/>
-        </w:rPr>
-      </w:pPr>
-      <w:bookmarkStart w:id="32" w:name="_Toc240979483"/>
-      <w:r>
-        <w:rPr>
-          <w:color w:val="auto"/>
-          <w:sz w:val="24"/>
-          <w:szCs w:val="24"/>
-        </w:rPr>
-        <w:t>4.3 RQ1 – Success and cost against token budget</w:t>
-      </w:r>
-      <w:bookmarkEnd w:id="32"/>
     </w:p>
     <w:p>
       <w:pPr>
@@ -5818,7 +7353,7 @@
           <w:szCs w:val="24"/>
         </w:rPr>
       </w:pPr>
-      <w:bookmarkStart w:id="33" w:name="_Toc240979484"/>
+      <w:bookmarkStart w:id="30" w:name="_Toc240983612"/>
       <w:r>
         <w:rPr>
           <w:color w:val="auto"/>
@@ -5827,7 +7362,7 @@
         </w:rPr>
         <w:t>4.4 RQ2 – Sensitivity to task difficulty</w:t>
       </w:r>
-      <w:bookmarkEnd w:id="33"/>
+      <w:bookmarkEnd w:id="30"/>
     </w:p>
     <w:p>
       <w:pPr>
@@ -5878,7 +7413,7 @@
           <w:szCs w:val="24"/>
         </w:rPr>
       </w:pPr>
-      <w:bookmarkStart w:id="34" w:name="_Toc240979485"/>
+      <w:bookmarkStart w:id="31" w:name="_Toc240983613"/>
       <w:r>
         <w:rPr>
           <w:color w:val="auto"/>
@@ -5903,7 +7438,7 @@
         </w:rPr>
         <w:t xml:space="preserve"> in Strategy B</w:t>
       </w:r>
-      <w:bookmarkEnd w:id="34"/>
+      <w:bookmarkEnd w:id="31"/>
     </w:p>
     <w:p/>
     <w:p/>
@@ -5916,7 +7451,7 @@
           <w:szCs w:val="24"/>
         </w:rPr>
       </w:pPr>
-      <w:bookmarkStart w:id="35" w:name="_Toc240979486"/>
+      <w:bookmarkStart w:id="32" w:name="_Toc240983614"/>
       <w:r>
         <w:rPr>
           <w:color w:val="auto"/>
@@ -5934,7 +7469,7 @@
         </w:rPr>
         <w:t>– Intra-episode allocation</w:t>
       </w:r>
-      <w:bookmarkEnd w:id="35"/>
+      <w:bookmarkEnd w:id="32"/>
     </w:p>
     <w:p/>
     <w:p/>
@@ -5947,7 +7482,7 @@
           <w:szCs w:val="24"/>
         </w:rPr>
       </w:pPr>
-      <w:bookmarkStart w:id="36" w:name="_Toc240979487"/>
+      <w:bookmarkStart w:id="33" w:name="_Toc240983615"/>
       <w:r>
         <w:rPr>
           <w:color w:val="auto"/>
@@ -5956,7 +7491,7 @@
         </w:rPr>
         <w:t>4.7 Summary of results</w:t>
       </w:r>
-      <w:bookmarkEnd w:id="36"/>
+      <w:bookmarkEnd w:id="33"/>
     </w:p>
     <w:p/>
     <w:p/>
@@ -5994,7 +7529,7 @@
           <w:color w:val="auto"/>
         </w:rPr>
       </w:pPr>
-      <w:bookmarkStart w:id="37" w:name="_Toc240979488"/>
+      <w:bookmarkStart w:id="34" w:name="_Toc240983616"/>
       <w:r>
         <w:rPr>
           <w:b/>
@@ -6004,8 +7539,74 @@
         <w:lastRenderedPageBreak/>
         <w:t>5 Use of Generative AI</w:t>
       </w:r>
+      <w:bookmarkEnd w:id="34"/>
+    </w:p>
+    <w:p>
+      <w:pPr>
+        <w:pStyle w:val="Heading3"/>
+        <w:rPr>
+          <w:color w:val="auto"/>
+          <w:sz w:val="24"/>
+          <w:szCs w:val="24"/>
+        </w:rPr>
+      </w:pPr>
+      <w:bookmarkStart w:id="35" w:name="_Toc240983617"/>
+      <w:r>
+        <w:rPr>
+          <w:color w:val="auto"/>
+          <w:sz w:val="24"/>
+          <w:szCs w:val="24"/>
+        </w:rPr>
+        <w:t>5.1 Declaration of use</w:t>
+      </w:r>
+      <w:bookmarkEnd w:id="35"/>
+    </w:p>
+    <w:p/>
+    <w:p/>
+    <w:p>
+      <w:pPr>
+        <w:pStyle w:val="Heading3"/>
+        <w:rPr>
+          <w:color w:val="auto"/>
+          <w:sz w:val="24"/>
+          <w:szCs w:val="24"/>
+        </w:rPr>
+      </w:pPr>
+      <w:bookmarkStart w:id="36" w:name="_Toc240983618"/>
+      <w:r>
+        <w:rPr>
+          <w:color w:val="auto"/>
+          <w:sz w:val="24"/>
+          <w:szCs w:val="24"/>
+        </w:rPr>
+        <w:t>5.2 How AI was used in code development</w:t>
+      </w:r>
+      <w:bookmarkEnd w:id="36"/>
+    </w:p>
+    <w:p/>
+    <w:p/>
+    <w:p>
+      <w:pPr>
+        <w:pStyle w:val="Heading3"/>
+        <w:rPr>
+          <w:color w:val="auto"/>
+          <w:sz w:val="24"/>
+          <w:szCs w:val="24"/>
+        </w:rPr>
+      </w:pPr>
+      <w:bookmarkStart w:id="37" w:name="_Toc240983619"/>
+      <w:r>
+        <w:rPr>
+          <w:color w:val="auto"/>
+          <w:sz w:val="24"/>
+          <w:szCs w:val="24"/>
+        </w:rPr>
+        <w:t>5.3 How outputs were evaluated before integration</w:t>
+      </w:r>
       <w:bookmarkEnd w:id="37"/>
     </w:p>
+    <w:p/>
+    <w:p/>
     <w:p>
       <w:pPr>
         <w:pStyle w:val="Heading3"/>
@@ -6015,14 +7616,14 @@
           <w:szCs w:val="24"/>
         </w:rPr>
       </w:pPr>
-      <w:bookmarkStart w:id="38" w:name="_Toc240979489"/>
-      <w:r>
-        <w:rPr>
-          <w:color w:val="auto"/>
-          <w:sz w:val="24"/>
-          <w:szCs w:val="24"/>
-        </w:rPr>
-        <w:t>5.1 Declaration of use</w:t>
+      <w:bookmarkStart w:id="38" w:name="_Toc240983620"/>
+      <w:r>
+        <w:rPr>
+          <w:color w:val="auto"/>
+          <w:sz w:val="24"/>
+          <w:szCs w:val="24"/>
+        </w:rPr>
+        <w:t>5.4 Where AI was wrong</w:t>
       </w:r>
       <w:bookmarkEnd w:id="38"/>
     </w:p>
@@ -6037,82 +7638,16 @@
           <w:szCs w:val="24"/>
         </w:rPr>
       </w:pPr>
-      <w:bookmarkStart w:id="39" w:name="_Toc240979490"/>
-      <w:r>
-        <w:rPr>
-          <w:color w:val="auto"/>
-          <w:sz w:val="24"/>
-          <w:szCs w:val="24"/>
-        </w:rPr>
-        <w:t>5.2 How AI was used in code development</w:t>
+      <w:bookmarkStart w:id="39" w:name="_Toc240983621"/>
+      <w:r>
+        <w:rPr>
+          <w:color w:val="auto"/>
+          <w:sz w:val="24"/>
+          <w:szCs w:val="24"/>
+        </w:rPr>
+        <w:t>5.5 Reflection</w:t>
       </w:r>
       <w:bookmarkEnd w:id="39"/>
-    </w:p>
-    <w:p/>
-    <w:p/>
-    <w:p>
-      <w:pPr>
-        <w:pStyle w:val="Heading3"/>
-        <w:rPr>
-          <w:color w:val="auto"/>
-          <w:sz w:val="24"/>
-          <w:szCs w:val="24"/>
-        </w:rPr>
-      </w:pPr>
-      <w:bookmarkStart w:id="40" w:name="_Toc240979491"/>
-      <w:r>
-        <w:rPr>
-          <w:color w:val="auto"/>
-          <w:sz w:val="24"/>
-          <w:szCs w:val="24"/>
-        </w:rPr>
-        <w:t>5.3 How outputs were evaluated before integration</w:t>
-      </w:r>
-      <w:bookmarkEnd w:id="40"/>
-    </w:p>
-    <w:p/>
-    <w:p/>
-    <w:p>
-      <w:pPr>
-        <w:pStyle w:val="Heading3"/>
-        <w:rPr>
-          <w:color w:val="auto"/>
-          <w:sz w:val="24"/>
-          <w:szCs w:val="24"/>
-        </w:rPr>
-      </w:pPr>
-      <w:bookmarkStart w:id="41" w:name="_Toc240979492"/>
-      <w:r>
-        <w:rPr>
-          <w:color w:val="auto"/>
-          <w:sz w:val="24"/>
-          <w:szCs w:val="24"/>
-        </w:rPr>
-        <w:t>5.4 Where AI was wrong</w:t>
-      </w:r>
-      <w:bookmarkEnd w:id="41"/>
-    </w:p>
-    <w:p/>
-    <w:p/>
-    <w:p>
-      <w:pPr>
-        <w:pStyle w:val="Heading3"/>
-        <w:rPr>
-          <w:color w:val="auto"/>
-          <w:sz w:val="24"/>
-          <w:szCs w:val="24"/>
-        </w:rPr>
-      </w:pPr>
-      <w:bookmarkStart w:id="42" w:name="_Toc240979493"/>
-      <w:r>
-        <w:rPr>
-          <w:color w:val="auto"/>
-          <w:sz w:val="24"/>
-          <w:szCs w:val="24"/>
-        </w:rPr>
-        <w:t>5.5 Reflection</w:t>
-      </w:r>
-      <w:bookmarkEnd w:id="42"/>
     </w:p>
     <w:p/>
     <w:p/>
@@ -6138,7 +7673,7 @@
           <w:color w:val="auto"/>
         </w:rPr>
       </w:pPr>
-      <w:bookmarkStart w:id="43" w:name="_Toc240979494"/>
+      <w:bookmarkStart w:id="40" w:name="_Toc240983622"/>
       <w:r>
         <w:rPr>
           <w:b/>
@@ -6148,8 +7683,74 @@
         <w:lastRenderedPageBreak/>
         <w:t>6 Discussion</w:t>
       </w:r>
+      <w:bookmarkEnd w:id="40"/>
+    </w:p>
+    <w:p>
+      <w:pPr>
+        <w:pStyle w:val="Heading3"/>
+        <w:rPr>
+          <w:color w:val="auto"/>
+          <w:sz w:val="24"/>
+          <w:szCs w:val="24"/>
+        </w:rPr>
+      </w:pPr>
+      <w:bookmarkStart w:id="41" w:name="_Toc240983623"/>
+      <w:r>
+        <w:rPr>
+          <w:color w:val="auto"/>
+          <w:sz w:val="24"/>
+          <w:szCs w:val="24"/>
+        </w:rPr>
+        <w:t>6.1 The cost of orchestration</w:t>
+      </w:r>
+      <w:bookmarkEnd w:id="41"/>
+    </w:p>
+    <w:p/>
+    <w:p/>
+    <w:p>
+      <w:pPr>
+        <w:pStyle w:val="Heading3"/>
+        <w:rPr>
+          <w:color w:val="auto"/>
+          <w:sz w:val="24"/>
+          <w:szCs w:val="24"/>
+        </w:rPr>
+      </w:pPr>
+      <w:bookmarkStart w:id="42" w:name="_Toc240983624"/>
+      <w:r>
+        <w:rPr>
+          <w:color w:val="auto"/>
+          <w:sz w:val="24"/>
+          <w:szCs w:val="24"/>
+        </w:rPr>
+        <w:t>6.2 What review is worth in a fixed pipeline</w:t>
+      </w:r>
+      <w:bookmarkEnd w:id="42"/>
+    </w:p>
+    <w:p/>
+    <w:p/>
+    <w:p>
+      <w:pPr>
+        <w:pStyle w:val="Heading3"/>
+        <w:rPr>
+          <w:color w:val="auto"/>
+          <w:sz w:val="24"/>
+          <w:szCs w:val="24"/>
+        </w:rPr>
+      </w:pPr>
+      <w:bookmarkStart w:id="43" w:name="_Toc240983625"/>
+      <w:r>
+        <w:rPr>
+          <w:color w:val="auto"/>
+          <w:sz w:val="24"/>
+          <w:szCs w:val="24"/>
+        </w:rPr>
+        <w:t>6.3 Learned routing against the alternatives</w:t>
+      </w:r>
       <w:bookmarkEnd w:id="43"/>
     </w:p>
+    <w:p/>
+    <w:p/>
     <w:p>
       <w:pPr>
         <w:pStyle w:val="Heading3"/>
@@ -6159,14 +7760,14 @@
           <w:szCs w:val="24"/>
         </w:rPr>
       </w:pPr>
-      <w:bookmarkStart w:id="44" w:name="_Toc240979495"/>
-      <w:r>
-        <w:rPr>
-          <w:color w:val="auto"/>
-          <w:sz w:val="24"/>
-          <w:szCs w:val="24"/>
-        </w:rPr>
-        <w:t>6.1 The cost of orchestration</w:t>
+      <w:bookmarkStart w:id="44" w:name="_Toc240983626"/>
+      <w:r>
+        <w:rPr>
+          <w:color w:val="auto"/>
+          <w:sz w:val="24"/>
+          <w:szCs w:val="24"/>
+        </w:rPr>
+        <w:t>6.4 Confidence, validity and generalisability</w:t>
       </w:r>
       <w:bookmarkEnd w:id="44"/>
     </w:p>
@@ -6181,85 +7782,19 @@
           <w:szCs w:val="24"/>
         </w:rPr>
       </w:pPr>
-      <w:bookmarkStart w:id="45" w:name="_Toc240979496"/>
-      <w:r>
-        <w:rPr>
-          <w:color w:val="auto"/>
-          <w:sz w:val="24"/>
-          <w:szCs w:val="24"/>
-        </w:rPr>
-        <w:t>6.2 What review is worth in a fixed pipeline</w:t>
+      <w:bookmarkStart w:id="45" w:name="_Toc240983627"/>
+      <w:r>
+        <w:rPr>
+          <w:color w:val="auto"/>
+          <w:sz w:val="24"/>
+          <w:szCs w:val="24"/>
+        </w:rPr>
+        <w:t>6.5 Implications and recommendations</w:t>
       </w:r>
       <w:bookmarkEnd w:id="45"/>
     </w:p>
     <w:p/>
     <w:p/>
-    <w:p>
-      <w:pPr>
-        <w:pStyle w:val="Heading3"/>
-        <w:rPr>
-          <w:color w:val="auto"/>
-          <w:sz w:val="24"/>
-          <w:szCs w:val="24"/>
-        </w:rPr>
-      </w:pPr>
-      <w:bookmarkStart w:id="46" w:name="_Toc240979497"/>
-      <w:r>
-        <w:rPr>
-          <w:color w:val="auto"/>
-          <w:sz w:val="24"/>
-          <w:szCs w:val="24"/>
-        </w:rPr>
-        <w:t>6.3 Learned routing against the alternatives</w:t>
-      </w:r>
-      <w:bookmarkEnd w:id="46"/>
-    </w:p>
-    <w:p/>
-    <w:p/>
-    <w:p>
-      <w:pPr>
-        <w:pStyle w:val="Heading3"/>
-        <w:rPr>
-          <w:color w:val="auto"/>
-          <w:sz w:val="24"/>
-          <w:szCs w:val="24"/>
-        </w:rPr>
-      </w:pPr>
-      <w:bookmarkStart w:id="47" w:name="_Toc240979498"/>
-      <w:r>
-        <w:rPr>
-          <w:color w:val="auto"/>
-          <w:sz w:val="24"/>
-          <w:szCs w:val="24"/>
-        </w:rPr>
-        <w:t>6.4 Confidence, validity and generalisability</w:t>
-      </w:r>
-      <w:bookmarkEnd w:id="47"/>
-    </w:p>
-    <w:p/>
-    <w:p/>
-    <w:p>
-      <w:pPr>
-        <w:pStyle w:val="Heading3"/>
-        <w:rPr>
-          <w:color w:val="auto"/>
-          <w:sz w:val="24"/>
-          <w:szCs w:val="24"/>
-        </w:rPr>
-      </w:pPr>
-      <w:bookmarkStart w:id="48" w:name="_Toc240979499"/>
-      <w:r>
-        <w:rPr>
-          <w:color w:val="auto"/>
-          <w:sz w:val="24"/>
-          <w:szCs w:val="24"/>
-        </w:rPr>
-        <w:t>6.5 Implications and recommendations</w:t>
-      </w:r>
-      <w:bookmarkEnd w:id="48"/>
-    </w:p>
-    <w:p/>
-    <w:p/>
     <w:p/>
     <w:p/>
     <w:p/>
@@ -6279,19 +7814,89 @@
       <w:pPr>
         <w:pStyle w:val="Heading2"/>
         <w:rPr>
-          <w:color w:val="auto"/>
-        </w:rPr>
-      </w:pPr>
-      <w:bookmarkStart w:id="49" w:name="_Toc240979500"/>
-      <w:r>
-        <w:rPr>
+          <w:b/>
+          <w:bCs/>
+          <w:color w:val="auto"/>
+        </w:rPr>
+      </w:pPr>
+      <w:bookmarkStart w:id="46" w:name="_Toc240983628"/>
+      <w:r>
+        <w:rPr>
+          <w:b/>
+          <w:bCs/>
           <w:color w:val="auto"/>
         </w:rPr>
         <w:lastRenderedPageBreak/>
         <w:t>7 Evaluation, Reflections and Conclusions</w:t>
       </w:r>
+      <w:bookmarkEnd w:id="46"/>
+    </w:p>
+    <w:p>
+      <w:pPr>
+        <w:pStyle w:val="Heading3"/>
+        <w:rPr>
+          <w:color w:val="auto"/>
+          <w:sz w:val="24"/>
+          <w:szCs w:val="24"/>
+        </w:rPr>
+      </w:pPr>
+      <w:bookmarkStart w:id="47" w:name="_Toc240983629"/>
+      <w:r>
+        <w:rPr>
+          <w:color w:val="auto"/>
+          <w:sz w:val="24"/>
+          <w:szCs w:val="24"/>
+        </w:rPr>
+        <w:t>7.1 Evaluations against the objectives</w:t>
+      </w:r>
+      <w:bookmarkEnd w:id="47"/>
+    </w:p>
+    <w:p/>
+    <w:p/>
+    <w:p>
+      <w:pPr>
+        <w:pStyle w:val="Heading3"/>
+        <w:rPr>
+          <w:color w:val="auto"/>
+          <w:sz w:val="24"/>
+          <w:szCs w:val="24"/>
+        </w:rPr>
+      </w:pPr>
+      <w:bookmarkStart w:id="48" w:name="_Toc240983630"/>
+      <w:r>
+        <w:rPr>
+          <w:color w:val="auto"/>
+          <w:sz w:val="24"/>
+          <w:szCs w:val="24"/>
+        </w:rPr>
+        <w:t>7.2 Evaluation of the methods and the plan</w:t>
+      </w:r>
+      <w:bookmarkEnd w:id="48"/>
+    </w:p>
+    <w:p/>
+    <w:p/>
+    <w:p>
+      <w:pPr>
+        <w:pStyle w:val="Heading3"/>
+        <w:rPr>
+          <w:color w:val="auto"/>
+          <w:sz w:val="24"/>
+          <w:szCs w:val="24"/>
+        </w:rPr>
+      </w:pPr>
+      <w:bookmarkStart w:id="49" w:name="_Toc240983631"/>
+      <w:r>
+        <w:rPr>
+          <w:color w:val="auto"/>
+          <w:sz w:val="24"/>
+          <w:szCs w:val="24"/>
+        </w:rPr>
+        <w:t>7.3 Reflections on the project process</w:t>
+      </w:r>
       <w:bookmarkEnd w:id="49"/>
     </w:p>
+    <w:p/>
+    <w:p/>
     <w:p>
       <w:pPr>
         <w:pStyle w:val="Heading3"/>
@@ -6301,14 +7906,14 @@
           <w:szCs w:val="24"/>
         </w:rPr>
       </w:pPr>
-      <w:bookmarkStart w:id="50" w:name="_Toc240979501"/>
-      <w:r>
-        <w:rPr>
-          <w:color w:val="auto"/>
-          <w:sz w:val="24"/>
-          <w:szCs w:val="24"/>
-        </w:rPr>
-        <w:t>7.1 Evaluations against the objectives</w:t>
+      <w:bookmarkStart w:id="50" w:name="_Toc240983632"/>
+      <w:r>
+        <w:rPr>
+          <w:color w:val="auto"/>
+          <w:sz w:val="24"/>
+          <w:szCs w:val="24"/>
+        </w:rPr>
+        <w:t>7.4 Contributions</w:t>
       </w:r>
       <w:bookmarkEnd w:id="50"/>
     </w:p>
@@ -6323,86 +7928,20 @@
           <w:szCs w:val="24"/>
         </w:rPr>
       </w:pPr>
-      <w:bookmarkStart w:id="51" w:name="_Toc240979502"/>
-      <w:r>
-        <w:rPr>
-          <w:color w:val="auto"/>
-          <w:sz w:val="24"/>
-          <w:szCs w:val="24"/>
-        </w:rPr>
-        <w:t>7.2 Evaluation of the methods and the plan</w:t>
+      <w:bookmarkStart w:id="51" w:name="_Toc240983633"/>
+      <w:r>
+        <w:rPr>
+          <w:color w:val="auto"/>
+          <w:sz w:val="24"/>
+          <w:szCs w:val="24"/>
+        </w:rPr>
+        <w:t>7.5 Further work</w:t>
       </w:r>
       <w:bookmarkEnd w:id="51"/>
     </w:p>
     <w:p/>
     <w:p/>
     <w:p>
-      <w:pPr>
-        <w:pStyle w:val="Heading3"/>
-        <w:rPr>
-          <w:color w:val="auto"/>
-          <w:sz w:val="24"/>
-          <w:szCs w:val="24"/>
-        </w:rPr>
-      </w:pPr>
-      <w:bookmarkStart w:id="52" w:name="_Toc240979503"/>
-      <w:r>
-        <w:rPr>
-          <w:color w:val="auto"/>
-          <w:sz w:val="24"/>
-          <w:szCs w:val="24"/>
-        </w:rPr>
-        <w:t>7.3 Reflections on the project process</w:t>
-      </w:r>
-      <w:bookmarkEnd w:id="52"/>
-    </w:p>
-    <w:p/>
-    <w:p/>
-    <w:p>
-      <w:pPr>
-        <w:pStyle w:val="Heading3"/>
-        <w:rPr>
-          <w:color w:val="auto"/>
-          <w:sz w:val="24"/>
-          <w:szCs w:val="24"/>
-        </w:rPr>
-      </w:pPr>
-      <w:bookmarkStart w:id="53" w:name="_Toc240979504"/>
-      <w:r>
-        <w:rPr>
-          <w:color w:val="auto"/>
-          <w:sz w:val="24"/>
-          <w:szCs w:val="24"/>
-        </w:rPr>
-        <w:t>7.4 Contributions</w:t>
-      </w:r>
-      <w:bookmarkEnd w:id="53"/>
-    </w:p>
-    <w:p/>
-    <w:p/>
-    <w:p>
-      <w:pPr>
-        <w:pStyle w:val="Heading3"/>
-        <w:rPr>
-          <w:color w:val="auto"/>
-          <w:sz w:val="24"/>
-          <w:szCs w:val="24"/>
-        </w:rPr>
-      </w:pPr>
-      <w:bookmarkStart w:id="54" w:name="_Toc240979505"/>
-      <w:r>
-        <w:rPr>
-          <w:color w:val="auto"/>
-          <w:sz w:val="24"/>
-          <w:szCs w:val="24"/>
-        </w:rPr>
-        <w:t>7.5 Further work</w:t>
-      </w:r>
-      <w:bookmarkEnd w:id="54"/>
-    </w:p>
-    <w:p/>
-    <w:p/>
-    <w:p>
       <w:r>
         <w:t>7.6 Conclusions</w:t>
       </w:r>
@@ -6425,18 +7964,800 @@
       <w:pPr>
         <w:pStyle w:val="Heading2"/>
         <w:rPr>
-          <w:color w:val="auto"/>
-        </w:rPr>
-      </w:pPr>
-      <w:bookmarkStart w:id="55" w:name="_Toc240979506"/>
-      <w:r>
-        <w:rPr>
+          <w:b/>
+          <w:bCs/>
+          <w:color w:val="auto"/>
+        </w:rPr>
+      </w:pPr>
+      <w:bookmarkStart w:id="52" w:name="_Toc240983634"/>
+      <w:r>
+        <w:rPr>
+          <w:b/>
+          <w:bCs/>
           <w:color w:val="auto"/>
         </w:rPr>
         <w:lastRenderedPageBreak/>
         <w:t>References</w:t>
       </w:r>
+      <w:bookmarkEnd w:id="52"/>
+    </w:p>
+    <w:p/>
+    <w:p/>
+    <w:p/>
+    <w:p/>
+    <w:p/>
+    <w:p/>
+    <w:p/>
+    <w:p/>
+    <w:p/>
+    <w:p/>
+    <w:p/>
+    <w:p/>
+    <w:p/>
+    <w:p/>
+    <w:p/>
+    <w:p/>
+    <w:p/>
+    <w:p/>
+    <w:p/>
+    <w:p/>
+    <w:p/>
+    <w:p/>
+    <w:p/>
+    <w:p/>
+    <w:p/>
+    <w:p/>
+    <w:p/>
+    <w:p/>
+    <w:p/>
+    <w:p/>
+    <w:p>
+      <w:pPr>
+        <w:pStyle w:val="Heading2"/>
+        <w:rPr>
+          <w:b/>
+          <w:bCs/>
+          <w:color w:val="auto"/>
+        </w:rPr>
+      </w:pPr>
+      <w:bookmarkStart w:id="53" w:name="_Toc240983635"/>
+      <w:r>
+        <w:rPr>
+          <w:b/>
+          <w:bCs/>
+          <w:color w:val="auto"/>
+        </w:rPr>
+        <w:lastRenderedPageBreak/>
+        <w:t xml:space="preserve">Appendix A – </w:t>
+      </w:r>
+      <w:r>
+        <w:rPr>
+          <w:b/>
+          <w:bCs/>
+          <w:color w:val="auto"/>
+        </w:rPr>
+        <w:t>Full Results Table</w:t>
+      </w:r>
+      <w:r>
+        <w:rPr>
+          <w:b/>
+          <w:bCs/>
+          <w:color w:val="auto"/>
+        </w:rPr>
+        <w:t>s</w:t>
+      </w:r>
+      <w:bookmarkEnd w:id="53"/>
+    </w:p>
+    <w:p>
+      <w:pPr>
+        <w:pStyle w:val="Heading3"/>
+        <w:rPr>
+          <w:color w:val="auto"/>
+          <w:sz w:val="24"/>
+          <w:szCs w:val="24"/>
+        </w:rPr>
+      </w:pPr>
+      <w:bookmarkStart w:id="54" w:name="_Toc240983636"/>
+      <w:r>
+        <w:rPr>
+          <w:color w:val="auto"/>
+          <w:sz w:val="24"/>
+          <w:szCs w:val="24"/>
+        </w:rPr>
+        <w:t>A.1 Strategy A – Complete per-budget, per-site and per-tier breakdowns</w:t>
+      </w:r>
+      <w:bookmarkEnd w:id="54"/>
+    </w:p>
+    <w:p/>
+    <w:p>
+      <w:pPr>
+        <w:pStyle w:val="Heading3"/>
+        <w:rPr>
+          <w:color w:val="auto"/>
+          <w:sz w:val="24"/>
+          <w:szCs w:val="24"/>
+        </w:rPr>
+      </w:pPr>
+      <w:bookmarkStart w:id="55" w:name="_Toc240983637"/>
+      <w:r>
+        <w:rPr>
+          <w:color w:val="auto"/>
+          <w:sz w:val="24"/>
+          <w:szCs w:val="24"/>
+        </w:rPr>
+        <w:t>A.2 Strategy B – Complete per-budget, per-site and per-tier breakdowns</w:t>
+      </w:r>
       <w:bookmarkEnd w:id="55"/>
+    </w:p>
+    <w:p/>
+    <w:p>
+      <w:pPr>
+        <w:pStyle w:val="Heading3"/>
+        <w:rPr>
+          <w:color w:val="auto"/>
+          <w:sz w:val="24"/>
+          <w:szCs w:val="24"/>
+        </w:rPr>
+      </w:pPr>
+      <w:bookmarkStart w:id="56" w:name="_Toc240983638"/>
+      <w:r>
+        <w:rPr>
+          <w:color w:val="auto"/>
+          <w:sz w:val="24"/>
+          <w:szCs w:val="24"/>
+        </w:rPr>
+        <w:t>A.3 Strategy C - Complete per-budget, per-site and per-tier breakdowns</w:t>
+      </w:r>
+      <w:bookmarkEnd w:id="56"/>
+    </w:p>
+    <w:p/>
+    <w:p/>
+    <w:p/>
+    <w:p/>
+    <w:p/>
+    <w:p/>
+    <w:p/>
+    <w:p/>
+    <w:p/>
+    <w:p/>
+    <w:p/>
+    <w:p/>
+    <w:p/>
+    <w:p/>
+    <w:p/>
+    <w:p/>
+    <w:p/>
+    <w:p/>
+    <w:p/>
+    <w:p/>
+    <w:p/>
+    <w:p/>
+    <w:p/>
+    <w:p/>
+    <w:p/>
+    <w:p>
+      <w:pPr>
+        <w:pStyle w:val="Heading2"/>
+        <w:rPr>
+          <w:b/>
+          <w:bCs/>
+          <w:color w:val="auto"/>
+        </w:rPr>
+      </w:pPr>
+      <w:bookmarkStart w:id="57" w:name="_Toc240983639"/>
+      <w:r>
+        <w:rPr>
+          <w:b/>
+          <w:bCs/>
+          <w:color w:val="auto"/>
+        </w:rPr>
+        <w:lastRenderedPageBreak/>
+        <w:t>Appendix B – Source Code</w:t>
+      </w:r>
+      <w:bookmarkEnd w:id="57"/>
+    </w:p>
+    <w:p>
+      <w:pPr>
+        <w:pStyle w:val="Heading3"/>
+        <w:rPr>
+          <w:color w:val="auto"/>
+          <w:sz w:val="24"/>
+          <w:szCs w:val="24"/>
+        </w:rPr>
+      </w:pPr>
+      <w:bookmarkStart w:id="58" w:name="_Toc240983640"/>
+      <w:r>
+        <w:rPr>
+          <w:color w:val="auto"/>
+          <w:sz w:val="24"/>
+          <w:szCs w:val="24"/>
+        </w:rPr>
+        <w:t>B.1 Repository</w:t>
+      </w:r>
+      <w:bookmarkEnd w:id="58"/>
+    </w:p>
+    <w:p/>
+    <w:p>
+      <w:pPr>
+        <w:pStyle w:val="Heading3"/>
+        <w:rPr>
+          <w:color w:val="auto"/>
+          <w:sz w:val="24"/>
+          <w:szCs w:val="24"/>
+        </w:rPr>
+      </w:pPr>
+      <w:bookmarkStart w:id="59" w:name="_Toc240983641"/>
+      <w:r>
+        <w:rPr>
+          <w:color w:val="auto"/>
+          <w:sz w:val="24"/>
+          <w:szCs w:val="24"/>
+        </w:rPr>
+        <w:t>B.2 Repository structure and file inventory</w:t>
+      </w:r>
+      <w:bookmarkEnd w:id="59"/>
+    </w:p>
+    <w:p/>
+    <w:p/>
+    <w:p>
+      <w:pPr>
+        <w:pStyle w:val="Heading3"/>
+        <w:rPr>
+          <w:color w:val="auto"/>
+          <w:sz w:val="24"/>
+          <w:szCs w:val="24"/>
+        </w:rPr>
+      </w:pPr>
+      <w:bookmarkStart w:id="60" w:name="_Toc240983642"/>
+      <w:r>
+        <w:rPr>
+          <w:color w:val="auto"/>
+          <w:sz w:val="24"/>
+          <w:szCs w:val="24"/>
+        </w:rPr>
+        <w:t>B.3 Installation and reproduction guide</w:t>
+      </w:r>
+      <w:bookmarkEnd w:id="60"/>
+    </w:p>
+    <w:p/>
+    <w:p/>
+    <w:p>
+      <w:pPr>
+        <w:pStyle w:val="Heading3"/>
+        <w:rPr>
+          <w:color w:val="auto"/>
+          <w:sz w:val="24"/>
+          <w:szCs w:val="24"/>
+        </w:rPr>
+      </w:pPr>
+      <w:bookmarkStart w:id="61" w:name="_Toc240983643"/>
+      <w:r>
+        <w:rPr>
+          <w:color w:val="auto"/>
+          <w:sz w:val="24"/>
+          <w:szCs w:val="24"/>
+        </w:rPr>
+        <w:t>B.4 Code Listing</w:t>
+      </w:r>
+      <w:bookmarkEnd w:id="61"/>
+    </w:p>
+    <w:p/>
+    <w:p/>
+    <w:p/>
+    <w:p/>
+    <w:p/>
+    <w:p/>
+    <w:p/>
+    <w:p/>
+    <w:p/>
+    <w:p/>
+    <w:p/>
+    <w:p/>
+    <w:p/>
+    <w:p/>
+    <w:p/>
+    <w:p/>
+    <w:p/>
+    <w:p/>
+    <w:p/>
+    <w:p/>
+    <w:p>
+      <w:pPr>
+        <w:pStyle w:val="Heading2"/>
+        <w:rPr>
+          <w:b/>
+          <w:bCs/>
+          <w:color w:val="auto"/>
+        </w:rPr>
+      </w:pPr>
+      <w:bookmarkStart w:id="62" w:name="_Toc240983644"/>
+      <w:r>
+        <w:rPr>
+          <w:b/>
+          <w:bCs/>
+          <w:color w:val="auto"/>
+        </w:rPr>
+        <w:lastRenderedPageBreak/>
+        <w:t>Appendix C – Dataset</w:t>
+      </w:r>
+      <w:bookmarkEnd w:id="62"/>
+    </w:p>
+    <w:p>
+      <w:pPr>
+        <w:pStyle w:val="Heading3"/>
+        <w:rPr>
+          <w:color w:val="auto"/>
+          <w:sz w:val="24"/>
+          <w:szCs w:val="24"/>
+        </w:rPr>
+      </w:pPr>
+      <w:bookmarkStart w:id="63" w:name="_Toc240983645"/>
+      <w:r>
+        <w:rPr>
+          <w:color w:val="auto"/>
+          <w:sz w:val="24"/>
+          <w:szCs w:val="24"/>
+        </w:rPr>
+        <w:t>C.1 Episode JSONL Schema</w:t>
+      </w:r>
+      <w:bookmarkEnd w:id="63"/>
+    </w:p>
+    <w:p>
+      <w:pPr>
+        <w:rPr>
+          <w:sz w:val="20"/>
+          <w:szCs w:val="20"/>
+        </w:rPr>
+      </w:pPr>
+    </w:p>
+    <w:p>
+      <w:pPr>
+        <w:pStyle w:val="Heading3"/>
+        <w:rPr>
+          <w:color w:val="auto"/>
+          <w:sz w:val="24"/>
+          <w:szCs w:val="24"/>
+        </w:rPr>
+      </w:pPr>
+      <w:bookmarkStart w:id="64" w:name="_Toc240983646"/>
+      <w:r>
+        <w:rPr>
+          <w:color w:val="auto"/>
+          <w:sz w:val="24"/>
+          <w:szCs w:val="24"/>
+        </w:rPr>
+        <w:t>C.2 Dataset</w:t>
+      </w:r>
+      <w:r>
+        <w:rPr>
+          <w:color w:val="auto"/>
+          <w:sz w:val="24"/>
+          <w:szCs w:val="24"/>
+        </w:rPr>
+        <w:t>s</w:t>
+      </w:r>
+      <w:r>
+        <w:rPr>
+          <w:color w:val="auto"/>
+          <w:sz w:val="24"/>
+          <w:szCs w:val="24"/>
+        </w:rPr>
+        <w:t xml:space="preserve"> </w:t>
+      </w:r>
+      <w:r>
+        <w:rPr>
+          <w:color w:val="auto"/>
+          <w:sz w:val="24"/>
+          <w:szCs w:val="24"/>
+        </w:rPr>
+        <w:t>inventory</w:t>
+      </w:r>
+      <w:bookmarkEnd w:id="64"/>
+    </w:p>
+    <w:p>
+      <w:pPr>
+        <w:rPr>
+          <w:sz w:val="20"/>
+          <w:szCs w:val="20"/>
+        </w:rPr>
+      </w:pPr>
+    </w:p>
+    <w:p>
+      <w:pPr>
+        <w:pStyle w:val="Heading3"/>
+        <w:rPr>
+          <w:color w:val="auto"/>
+          <w:sz w:val="24"/>
+          <w:szCs w:val="24"/>
+        </w:rPr>
+      </w:pPr>
+      <w:bookmarkStart w:id="65" w:name="_Toc240983647"/>
+      <w:r>
+        <w:rPr>
+          <w:color w:val="auto"/>
+          <w:sz w:val="24"/>
+          <w:szCs w:val="24"/>
+        </w:rPr>
+        <w:t>C.3 Task classification listing</w:t>
+      </w:r>
+      <w:bookmarkEnd w:id="65"/>
+      <w:r>
+        <w:rPr>
+          <w:color w:val="auto"/>
+          <w:sz w:val="24"/>
+          <w:szCs w:val="24"/>
+        </w:rPr>
+        <w:t xml:space="preserve"> </w:t>
+      </w:r>
+    </w:p>
+    <w:p>
+      <w:pPr>
+        <w:rPr>
+          <w:sz w:val="20"/>
+          <w:szCs w:val="20"/>
+        </w:rPr>
+      </w:pPr>
+    </w:p>
+    <w:p>
+      <w:pPr>
+        <w:pStyle w:val="Heading3"/>
+        <w:rPr>
+          <w:color w:val="auto"/>
+          <w:sz w:val="24"/>
+          <w:szCs w:val="24"/>
+        </w:rPr>
+      </w:pPr>
+      <w:bookmarkStart w:id="66" w:name="_Toc240983648"/>
+      <w:r>
+        <w:rPr>
+          <w:color w:val="auto"/>
+          <w:sz w:val="24"/>
+          <w:szCs w:val="24"/>
+        </w:rPr>
+        <w:t>C.5 Access/Location</w:t>
+      </w:r>
+      <w:bookmarkEnd w:id="66"/>
+    </w:p>
+    <w:p/>
+    <w:p/>
+    <w:p/>
+    <w:p/>
+    <w:p/>
+    <w:p/>
+    <w:p/>
+    <w:p/>
+    <w:p/>
+    <w:p/>
+    <w:p/>
+    <w:p/>
+    <w:p/>
+    <w:p/>
+    <w:p/>
+    <w:p/>
+    <w:p/>
+    <w:p/>
+    <w:p/>
+    <w:p/>
+    <w:p/>
+    <w:p/>
+    <w:p/>
+    <w:p>
+      <w:pPr>
+        <w:pStyle w:val="Heading2"/>
+        <w:rPr>
+          <w:b/>
+          <w:bCs/>
+          <w:color w:val="auto"/>
+        </w:rPr>
+      </w:pPr>
+      <w:bookmarkStart w:id="67" w:name="_Toc240983649"/>
+      <w:r>
+        <w:rPr>
+          <w:b/>
+          <w:bCs/>
+          <w:color w:val="auto"/>
+        </w:rPr>
+        <w:lastRenderedPageBreak/>
+        <w:t>Appendix D – Generative AI Use: Evidence</w:t>
+      </w:r>
+      <w:bookmarkEnd w:id="67"/>
+    </w:p>
+    <w:p>
+      <w:pPr>
+        <w:pStyle w:val="Heading3"/>
+        <w:rPr>
+          <w:color w:val="auto"/>
+          <w:sz w:val="24"/>
+          <w:szCs w:val="24"/>
+        </w:rPr>
+      </w:pPr>
+      <w:bookmarkStart w:id="68" w:name="_Toc240983650"/>
+      <w:r>
+        <w:rPr>
+          <w:color w:val="auto"/>
+          <w:sz w:val="24"/>
+          <w:szCs w:val="24"/>
+        </w:rPr>
+        <w:t xml:space="preserve">D.1 Code generation – Prompt </w:t>
+      </w:r>
+      <w:r>
+        <w:rPr>
+          <w:color w:val="auto"/>
+          <w:sz w:val="24"/>
+          <w:szCs w:val="24"/>
+        </w:rPr>
+        <w:t>l</w:t>
+      </w:r>
+      <w:r>
+        <w:rPr>
+          <w:color w:val="auto"/>
+          <w:sz w:val="24"/>
+          <w:szCs w:val="24"/>
+        </w:rPr>
+        <w:t>og</w:t>
+      </w:r>
+      <w:bookmarkEnd w:id="68"/>
+    </w:p>
+    <w:p/>
+    <w:p>
+      <w:pPr>
+        <w:pStyle w:val="Heading3"/>
+        <w:rPr>
+          <w:color w:val="auto"/>
+          <w:sz w:val="24"/>
+          <w:szCs w:val="24"/>
+        </w:rPr>
+      </w:pPr>
+      <w:bookmarkStart w:id="69" w:name="_Toc240983651"/>
+      <w:r>
+        <w:rPr>
+          <w:color w:val="auto"/>
+          <w:sz w:val="24"/>
+          <w:szCs w:val="24"/>
+        </w:rPr>
+        <w:t xml:space="preserve">D.2 Debugging – </w:t>
+      </w:r>
+      <w:r>
+        <w:rPr>
+          <w:color w:val="auto"/>
+          <w:sz w:val="24"/>
+          <w:szCs w:val="24"/>
+        </w:rPr>
+        <w:t>P</w:t>
+      </w:r>
+      <w:r>
+        <w:rPr>
+          <w:color w:val="auto"/>
+          <w:sz w:val="24"/>
+          <w:szCs w:val="24"/>
+        </w:rPr>
+        <w:t xml:space="preserve">rompt </w:t>
+      </w:r>
+      <w:r>
+        <w:rPr>
+          <w:color w:val="auto"/>
+          <w:sz w:val="24"/>
+          <w:szCs w:val="24"/>
+        </w:rPr>
+        <w:t>l</w:t>
+      </w:r>
+      <w:r>
+        <w:rPr>
+          <w:color w:val="auto"/>
+          <w:sz w:val="24"/>
+          <w:szCs w:val="24"/>
+        </w:rPr>
+        <w:t>og</w:t>
+      </w:r>
+      <w:bookmarkEnd w:id="69"/>
+    </w:p>
+    <w:p/>
+    <w:p>
+      <w:pPr>
+        <w:pStyle w:val="Heading3"/>
+        <w:rPr>
+          <w:color w:val="auto"/>
+          <w:sz w:val="24"/>
+          <w:szCs w:val="24"/>
+        </w:rPr>
+      </w:pPr>
+      <w:bookmarkStart w:id="70" w:name="_Toc240983652"/>
+      <w:r>
+        <w:rPr>
+          <w:color w:val="auto"/>
+          <w:sz w:val="24"/>
+          <w:szCs w:val="24"/>
+        </w:rPr>
+        <w:t xml:space="preserve">D.3 Diagram </w:t>
+      </w:r>
+      <w:r>
+        <w:rPr>
+          <w:color w:val="auto"/>
+          <w:sz w:val="24"/>
+          <w:szCs w:val="24"/>
+        </w:rPr>
+        <w:t>g</w:t>
+      </w:r>
+      <w:r>
+        <w:rPr>
+          <w:color w:val="auto"/>
+          <w:sz w:val="24"/>
+          <w:szCs w:val="24"/>
+        </w:rPr>
+        <w:t>eneration</w:t>
+      </w:r>
+      <w:bookmarkEnd w:id="70"/>
+    </w:p>
+    <w:p/>
+    <w:p>
+      <w:pPr>
+        <w:pStyle w:val="Heading3"/>
+        <w:rPr>
+          <w:color w:val="auto"/>
+          <w:sz w:val="24"/>
+          <w:szCs w:val="24"/>
+        </w:rPr>
+      </w:pPr>
+      <w:bookmarkStart w:id="71" w:name="_Toc240983653"/>
+      <w:r>
+        <w:rPr>
+          <w:color w:val="auto"/>
+          <w:sz w:val="24"/>
+          <w:szCs w:val="24"/>
+        </w:rPr>
+        <w:t>D.4 Documented failure cases</w:t>
+      </w:r>
+      <w:bookmarkEnd w:id="71"/>
+    </w:p>
+    <w:p/>
+    <w:p/>
+    <w:p/>
+    <w:p/>
+    <w:p/>
+    <w:p/>
+    <w:p/>
+    <w:p/>
+    <w:p/>
+    <w:p/>
+    <w:p/>
+    <w:p/>
+    <w:p/>
+    <w:p/>
+    <w:p/>
+    <w:p/>
+    <w:p/>
+    <w:p/>
+    <w:p/>
+    <w:p/>
+    <w:p/>
+    <w:p>
+      <w:pPr>
+        <w:pStyle w:val="Heading2"/>
+        <w:rPr>
+          <w:b/>
+          <w:bCs/>
+          <w:color w:val="auto"/>
+        </w:rPr>
+      </w:pPr>
+      <w:bookmarkStart w:id="72" w:name="_Toc240983654"/>
+      <w:r>
+        <w:rPr>
+          <w:b/>
+          <w:bCs/>
+          <w:color w:val="auto"/>
+        </w:rPr>
+        <w:lastRenderedPageBreak/>
+        <w:t>Appendix E – Project Management and Ethics</w:t>
+      </w:r>
+      <w:bookmarkEnd w:id="72"/>
+    </w:p>
+    <w:p>
+      <w:pPr>
+        <w:pStyle w:val="Heading3"/>
+        <w:rPr>
+          <w:color w:val="auto"/>
+          <w:sz w:val="24"/>
+          <w:szCs w:val="24"/>
+        </w:rPr>
+      </w:pPr>
+      <w:bookmarkStart w:id="73" w:name="_Toc240983655"/>
+      <w:r>
+        <w:rPr>
+          <w:color w:val="auto"/>
+          <w:sz w:val="24"/>
+          <w:szCs w:val="24"/>
+        </w:rPr>
+        <w:t>E.1 Research Ethics Review Form (CSREC)</w:t>
+      </w:r>
+      <w:bookmarkEnd w:id="73"/>
+    </w:p>
+    <w:p/>
+    <w:p/>
+    <w:p>
+      <w:pPr>
+        <w:pStyle w:val="Heading3"/>
+        <w:rPr>
+          <w:color w:val="auto"/>
+          <w:sz w:val="24"/>
+          <w:szCs w:val="24"/>
+        </w:rPr>
+      </w:pPr>
+      <w:bookmarkStart w:id="74" w:name="_Toc240983656"/>
+      <w:r>
+        <w:rPr>
+          <w:color w:val="auto"/>
+          <w:sz w:val="24"/>
+          <w:szCs w:val="24"/>
+        </w:rPr>
+        <w:t>E.2 Work plan: planned against actual</w:t>
+      </w:r>
+      <w:bookmarkEnd w:id="74"/>
+    </w:p>
+    <w:p/>
+    <w:p/>
+    <w:p>
+      <w:pPr>
+        <w:pStyle w:val="Heading3"/>
+        <w:rPr>
+          <w:color w:val="auto"/>
+          <w:sz w:val="24"/>
+          <w:szCs w:val="24"/>
+        </w:rPr>
+      </w:pPr>
+      <w:bookmarkStart w:id="75" w:name="_Toc240983657"/>
+      <w:r>
+        <w:rPr>
+          <w:color w:val="auto"/>
+          <w:sz w:val="24"/>
+          <w:szCs w:val="24"/>
+        </w:rPr>
+        <w:t>E.3 Risk register review</w:t>
+      </w:r>
+      <w:bookmarkEnd w:id="75"/>
+    </w:p>
+    <w:p/>
+    <w:p/>
+    <w:p>
+      <w:pPr>
+        <w:pStyle w:val="Heading3"/>
+        <w:rPr>
+          <w:color w:val="auto"/>
+          <w:sz w:val="24"/>
+          <w:szCs w:val="24"/>
+        </w:rPr>
+      </w:pPr>
+      <w:bookmarkStart w:id="76" w:name="_Toc240983658"/>
+      <w:r>
+        <w:rPr>
+          <w:color w:val="auto"/>
+          <w:sz w:val="24"/>
+          <w:szCs w:val="24"/>
+        </w:rPr>
+        <w:t>E.4 Record of supervisory contact</w:t>
+      </w:r>
+      <w:bookmarkEnd w:id="76"/>
+    </w:p>
+    <w:p/>
+    <w:p/>
+    <w:p>
+      <w:pPr>
+        <w:pStyle w:val="Heading3"/>
+        <w:rPr>
+          <w:color w:val="auto"/>
+          <w:sz w:val="24"/>
+          <w:szCs w:val="24"/>
+        </w:rPr>
+      </w:pPr>
+      <w:bookmarkStart w:id="77" w:name="_Toc240983659"/>
+      <w:r>
+        <w:rPr>
+          <w:color w:val="auto"/>
+          <w:sz w:val="24"/>
+          <w:szCs w:val="24"/>
+        </w:rPr>
+        <w:t>E.5 Project Journal</w:t>
+      </w:r>
+      <w:bookmarkEnd w:id="77"/>
     </w:p>
     <w:sectPr>
       <w:footerReference w:type="default" r:id="rId7"/>

--- a/docs/Report.docx
+++ b/docs/Report.docx
@@ -6622,25 +6622,7 @@
           <w:sz w:val="24"/>
           <w:szCs w:val="24"/>
         </w:rPr>
-        <w:t xml:space="preserve">2.1 Web agents and the </w:t>
-      </w:r>
-      <w:proofErr w:type="spellStart"/>
-      <w:r>
-        <w:rPr>
-          <w:color w:val="auto"/>
-          <w:sz w:val="24"/>
-          <w:szCs w:val="24"/>
-        </w:rPr>
-        <w:t>WebArena</w:t>
-      </w:r>
-      <w:proofErr w:type="spellEnd"/>
-      <w:r>
-        <w:rPr>
-          <w:color w:val="auto"/>
-          <w:sz w:val="24"/>
-          <w:szCs w:val="24"/>
-        </w:rPr>
-        <w:t xml:space="preserve"> benchmark</w:t>
+        <w:t>2.1 Web agents and the WebArena benchmark</w:t>
       </w:r>
       <w:bookmarkEnd w:id="12"/>
     </w:p>
@@ -8737,7 +8719,31 @@
       </w:r>
       <w:bookmarkEnd w:id="76"/>
     </w:p>
-    <w:p/>
+    <w:p>
+      <w:r>
+        <w:t xml:space="preserve">05/08/2026 – Email regarding </w:t>
+      </w:r>
+      <w:r>
+        <w:t>project methodology changes from preliminary proposal.</w:t>
+      </w:r>
+    </w:p>
+    <w:p>
+      <w:r>
+        <w:t xml:space="preserve">22/09/2026 </w:t>
+      </w:r>
+      <w:r>
+        <w:t>16:00 to 16:30 –</w:t>
+      </w:r>
+      <w:r>
+        <w:t xml:space="preserve"> </w:t>
+      </w:r>
+      <w:r>
+        <w:t>AI Usage meeting</w:t>
+      </w:r>
+      <w:r>
+        <w:t>.</w:t>
+      </w:r>
+    </w:p>
     <w:p/>
     <w:p>
       <w:pPr>

--- a/docs/Report.docx
+++ b/docs/Report.docx
@@ -6622,7 +6622,25 @@
           <w:sz w:val="24"/>
           <w:szCs w:val="24"/>
         </w:rPr>
-        <w:t>2.1 Web agents and the WebArena benchmark</w:t>
+        <w:t xml:space="preserve">2.1 Web agents and the </w:t>
+      </w:r>
+      <w:proofErr w:type="spellStart"/>
+      <w:r>
+        <w:rPr>
+          <w:color w:val="auto"/>
+          <w:sz w:val="24"/>
+          <w:szCs w:val="24"/>
+        </w:rPr>
+        <w:t>WebArena</w:t>
+      </w:r>
+      <w:proofErr w:type="spellEnd"/>
+      <w:r>
+        <w:rPr>
+          <w:color w:val="auto"/>
+          <w:sz w:val="24"/>
+          <w:szCs w:val="24"/>
+        </w:rPr>
+        <w:t xml:space="preserve"> benchmark</w:t>
       </w:r>
       <w:bookmarkEnd w:id="12"/>
     </w:p>
@@ -6646,13 +6664,23 @@
         </w:rPr>
         <w:t xml:space="preserve">2.2 </w:t>
       </w:r>
-      <w:r>
-        <w:rPr>
-          <w:color w:val="auto"/>
-          <w:sz w:val="24"/>
-          <w:szCs w:val="24"/>
-        </w:rPr>
-        <w:t>Multi-agent orchestration and the fixed pipeline</w:t>
+      <w:proofErr w:type="gramStart"/>
+      <w:r>
+        <w:rPr>
+          <w:color w:val="auto"/>
+          <w:sz w:val="24"/>
+          <w:szCs w:val="24"/>
+        </w:rPr>
+        <w:t>Multi-agent</w:t>
+      </w:r>
+      <w:proofErr w:type="gramEnd"/>
+      <w:r>
+        <w:rPr>
+          <w:color w:val="auto"/>
+          <w:sz w:val="24"/>
+          <w:szCs w:val="24"/>
+        </w:rPr>
+        <w:t xml:space="preserve"> orchestration and the fixed pipeline</w:t>
       </w:r>
       <w:bookmarkEnd w:id="13"/>
     </w:p>
@@ -8765,6 +8793,31 @@
       </w:r>
       <w:bookmarkEnd w:id="77"/>
     </w:p>
+    <w:p>
+      <w:pPr>
+        <w:rPr>
+          <w:b/>
+          <w:bCs/>
+        </w:rPr>
+      </w:pPr>
+      <w:r>
+        <w:t xml:space="preserve">This </w:t>
+      </w:r>
+      <w:r>
+        <w:t>is in</w:t>
+      </w:r>
+      <w:r>
+        <w:t xml:space="preserve"> the additional material directory </w:t>
+      </w:r>
+      <w:r>
+        <w:rPr>
+          <w:b/>
+          <w:bCs/>
+        </w:rPr>
+        <w:t>root/docs/Additional Material/Journal.docx</w:t>
+      </w:r>
+    </w:p>
+    <w:p/>
     <w:sectPr>
       <w:footerReference w:type="default" r:id="rId7"/>
       <w:pgSz w:w="11906" w:h="16838"/>

--- a/docs/Report.docx
+++ b/docs/Report.docx
@@ -341,21 +341,7 @@
           <w:i/>
           <w:iCs/>
         </w:rPr>
-        <w:t xml:space="preserve">that this work is entirely my own except those parts duly identified and referenced in my submission. It complies with any specified word limits and the requirements and regulations detailed in the assessment instructions and any other relevant programme and module documentation. In submitting this </w:t>
-      </w:r>
-      <w:r>
-        <w:rPr>
-          <w:i/>
-          <w:iCs/>
-        </w:rPr>
-        <w:t>work,</w:t>
-      </w:r>
-      <w:r>
-        <w:rPr>
-          <w:i/>
-          <w:iCs/>
-        </w:rPr>
-        <w:t xml:space="preserve"> I acknowledge that I have read and understood the regulations and code regarding academic misconduct, including that relating to plagiarism, as specified in the Programme Handbook. I also acknowledge that this work will be subject to a variety of checks for academic misconduct.</w:t>
+        <w:t>that this work is entirely my own except those parts duly identified and referenced in my submission. It complies with any specified word limits and the requirements and regulations detailed in the assessment instructions and any other relevant programme and module documentation. In submitting this work, I acknowledge that I have read and understood the regulations and code regarding academic misconduct, including that relating to plagiarism, as specified in the Programme Handbook. I also acknowledge that this work will be subject to a variety of checks for academic misconduct.</w:t>
       </w:r>
     </w:p>
     <w:p>
@@ -510,7 +496,13 @@
     <w:sdt>
       <w:sdtPr>
         <w:rPr>
-          <w:color w:val="auto"/>
+          <w:rFonts w:asciiTheme="minorHAnsi" w:eastAsiaTheme="minorHAnsi" w:hAnsiTheme="minorHAnsi" w:cstheme="minorBidi"/>
+          <w:color w:val="auto"/>
+          <w:kern w:val="2"/>
+          <w:sz w:val="22"/>
+          <w:szCs w:val="22"/>
+          <w:lang w:eastAsia="en-US"/>
+          <w14:ligatures w14:val="standardContextual"/>
         </w:rPr>
         <w:id w:val="1623345155"/>
         <w:docPartObj>
@@ -520,14 +512,8 @@
       </w:sdtPr>
       <w:sdtEndPr>
         <w:rPr>
-          <w:rFonts w:asciiTheme="minorHAnsi" w:eastAsiaTheme="minorHAnsi" w:hAnsiTheme="minorHAnsi" w:cstheme="minorBidi"/>
           <w:b/>
           <w:bCs/>
-          <w:kern w:val="2"/>
-          <w:sz w:val="22"/>
-          <w:szCs w:val="22"/>
-          <w:lang w:eastAsia="en-US"/>
-          <w14:ligatures w14:val="standardContextual"/>
         </w:rPr>
       </w:sdtEndPr>
       <w:sdtContent>
@@ -8817,7 +8803,6 @@
         <w:t>root/docs/Additional Material/Journal.docx</w:t>
       </w:r>
     </w:p>
-    <w:p/>
     <w:sectPr>
       <w:footerReference w:type="default" r:id="rId7"/>
       <w:pgSz w:w="11906" w:h="16838"/>
@@ -8864,6 +8849,7 @@
         <w:docPartUnique/>
       </w:docPartObj>
     </w:sdtPr>
+    <w:sdtEndPr/>
     <w:sdtContent>
       <w:p>
         <w:pPr>
